--- a/Requerimientos_del_Sistema_Turnos.docx
+++ b/Requerimientos_del_Sistema_Turnos.docx
@@ -1,17 +1,15 @@
 
 <file path=word/document.xml><?xml version="1.0" encoding="utf-8"?>
-<w:document xmlns:ve="http://schemas.openxmlformats.org/markup-compatibility/2006" xmlns:o="urn:schemas-microsoft-com:office:office" xmlns:r="http://schemas.openxmlformats.org/officeDocument/2006/relationships" xmlns:m="http://schemas.openxmlformats.org/officeDocument/2006/math" xmlns:v="urn:schemas-microsoft-com:vml" xmlns:wp="http://schemas.openxmlformats.org/drawingml/2006/wordprocessingDrawing" xmlns:w10="urn:schemas-microsoft-com:office:word" xmlns:w="http://schemas.openxmlformats.org/wordprocessingml/2006/main" xmlns:wne="http://schemas.microsoft.com/office/word/2006/wordml">
+<w:document xmlns:wpc="http://schemas.microsoft.com/office/word/2010/wordprocessingCanvas" xmlns:mo="http://schemas.microsoft.com/office/mac/office/2008/main" xmlns:mc="http://schemas.openxmlformats.org/markup-compatibility/2006" xmlns:mv="urn:schemas-microsoft-com:mac:vml" xmlns:o="urn:schemas-microsoft-com:office:office" xmlns:r="http://schemas.openxmlformats.org/officeDocument/2006/relationships" xmlns:m="http://schemas.openxmlformats.org/officeDocument/2006/math" xmlns:v="urn:schemas-microsoft-com:vml" xmlns:wp14="http://schemas.microsoft.com/office/word/2010/wordprocessingDrawing" xmlns:wp="http://schemas.openxmlformats.org/drawingml/2006/wordprocessingDrawing" xmlns:w10="urn:schemas-microsoft-com:office:word" xmlns:w="http://schemas.openxmlformats.org/wordprocessingml/2006/main" xmlns:w14="http://schemas.microsoft.com/office/word/2010/wordml" xmlns:wpg="http://schemas.microsoft.com/office/word/2010/wordprocessingGroup" xmlns:wpi="http://schemas.microsoft.com/office/word/2010/wordprocessingInk" xmlns:wne="http://schemas.microsoft.com/office/word/2006/wordml" xmlns:wps="http://schemas.microsoft.com/office/word/2010/wordprocessingShape" mc:Ignorable="w14 wp14">
   <w:body>
     <w:p>
       <w:pPr>
         <w:spacing w:before="320" w:after="40"/>
         <w:jc w:val="center"/>
-        <w:rPr>
-          <w:rFonts w:hint="eastAsia"/>
-        </w:rPr>
       </w:pPr>
       <w:r>
         <w:rPr>
+          <w:rFonts w:ascii="Segoe UI" w:hAnsi="Segoe UI"/>
           <w:b/>
           <w:color w:val="0F766E"/>
           <w:sz w:val="44"/>
@@ -23,12 +21,10 @@
       <w:pPr>
         <w:spacing w:after="320"/>
         <w:jc w:val="center"/>
-        <w:rPr>
-          <w:rFonts w:hint="eastAsia"/>
-        </w:rPr>
       </w:pPr>
       <w:r>
         <w:rPr>
+          <w:rFonts w:ascii="Segoe UI" w:hAnsi="Segoe UI"/>
           <w:color w:val="4B5563"/>
           <w:sz w:val="23"/>
         </w:rPr>
@@ -37,9 +33,10 @@
     </w:p>
     <w:tbl>
       <w:tblPr>
-        <w:tblStyle w:val="Tablaconcuadrcula"/>
-        <w:tblW w:w="0" w:type="auto"/>
+        <w:tblStyle w:val="TableGrid"/>
+        <w:tblW w:type="auto" w:w="0"/>
         <w:jc w:val="center"/>
+        <w:tblLook w:firstColumn="1" w:firstRow="1" w:lastColumn="0" w:lastRow="0" w:noHBand="0" w:noVBand="1" w:val="04A0"/>
         <w:tblBorders>
           <w:top w:val="single" w:sz="6" w:space="0" w:color="CBD5E1"/>
           <w:left w:val="single" w:sz="6" w:space="0" w:color="CBD5E1"/>
@@ -48,31 +45,27 @@
           <w:insideH w:val="single" w:sz="6" w:space="0" w:color="CBD5E1"/>
           <w:insideV w:val="single" w:sz="6" w:space="0" w:color="CBD5E1"/>
         </w:tblBorders>
-        <w:tblLook w:val="04A0"/>
       </w:tblPr>
       <w:tblGrid>
-        <w:gridCol w:w="2880"/>
-        <w:gridCol w:w="7200"/>
+        <w:gridCol w:w="5040"/>
+        <w:gridCol w:w="5040"/>
       </w:tblGrid>
       <w:tr>
-        <w:trPr>
-          <w:jc w:val="center"/>
-        </w:trPr>
         <w:tc>
           <w:tcPr>
-            <w:tcW w:w="2880" w:type="dxa"/>
-            <w:shd w:val="clear" w:color="auto" w:fill="0F766E"/>
+            <w:tcW w:type="dxa" w:w="3168"/>
             <w:vAlign w:val="center"/>
+            <w:shd w:fill="0F766E"/>
           </w:tcPr>
           <w:p>
             <w:pPr>
-              <w:spacing w:before="50" w:after="50" w:line="259" w:lineRule="auto"/>
-              <w:rPr>
-                <w:rFonts w:hint="eastAsia"/>
-              </w:rPr>
+              <w:spacing w:after="50" w:before="50" w:line="259" w:lineRule="auto"/>
+              <w:jc w:val="left"/>
             </w:pPr>
+            <w:r/>
             <w:r>
               <w:rPr>
+                <w:rFonts w:ascii="Segoe UI" w:hAnsi="Segoe UI"/>
                 <w:b/>
                 <w:color w:val="FFFFFF"/>
                 <w:sz w:val="19"/>
@@ -83,19 +76,21 @@
         </w:tc>
         <w:tc>
           <w:tcPr>
-            <w:tcW w:w="7200" w:type="dxa"/>
-            <w:shd w:val="clear" w:color="auto" w:fill="F8FAFC"/>
+            <w:tcW w:type="dxa" w:w="6912"/>
             <w:vAlign w:val="center"/>
+            <w:shd w:fill="F8FAFC"/>
           </w:tcPr>
           <w:p>
             <w:pPr>
-              <w:spacing w:before="50" w:after="50" w:line="259" w:lineRule="auto"/>
-              <w:rPr>
-                <w:rFonts w:hint="eastAsia"/>
-              </w:rPr>
+              <w:spacing w:after="50" w:before="50" w:line="259" w:lineRule="auto"/>
+              <w:jc w:val="left"/>
             </w:pPr>
+            <w:r/>
             <w:r>
               <w:rPr>
+                <w:rFonts w:ascii="Segoe UI" w:hAnsi="Segoe UI"/>
+                <w:b w:val="0"/>
+                <w:color w:val="1F2937"/>
                 <w:sz w:val="19"/>
               </w:rPr>
               <w:t>Sistema de Gestión de Turnos (TurnosApp)</w:t>
@@ -104,24 +99,21 @@
         </w:tc>
       </w:tr>
       <w:tr>
-        <w:trPr>
-          <w:jc w:val="center"/>
-        </w:trPr>
         <w:tc>
           <w:tcPr>
-            <w:tcW w:w="2880" w:type="dxa"/>
-            <w:shd w:val="clear" w:color="auto" w:fill="0F766E"/>
+            <w:tcW w:type="dxa" w:w="3168"/>
             <w:vAlign w:val="center"/>
+            <w:shd w:fill="0F766E"/>
           </w:tcPr>
           <w:p>
             <w:pPr>
-              <w:spacing w:before="50" w:after="50" w:line="259" w:lineRule="auto"/>
-              <w:rPr>
-                <w:rFonts w:hint="eastAsia"/>
-              </w:rPr>
+              <w:spacing w:after="50" w:before="50" w:line="259" w:lineRule="auto"/>
+              <w:jc w:val="left"/>
             </w:pPr>
+            <w:r/>
             <w:r>
               <w:rPr>
+                <w:rFonts w:ascii="Segoe UI" w:hAnsi="Segoe UI"/>
                 <w:b/>
                 <w:color w:val="FFFFFF"/>
                 <w:sz w:val="19"/>
@@ -132,45 +124,140 @@
         </w:tc>
         <w:tc>
           <w:tcPr>
-            <w:tcW w:w="7200" w:type="dxa"/>
-            <w:shd w:val="clear" w:color="auto" w:fill="F8FAFC"/>
+            <w:tcW w:type="dxa" w:w="6912"/>
             <w:vAlign w:val="center"/>
+            <w:shd w:fill="F8FAFC"/>
           </w:tcPr>
           <w:p>
             <w:pPr>
-              <w:spacing w:before="50" w:after="50" w:line="259" w:lineRule="auto"/>
-              <w:rPr>
-                <w:rFonts w:hint="eastAsia"/>
-              </w:rPr>
+              <w:spacing w:after="50" w:before="50" w:line="259" w:lineRule="auto"/>
+              <w:jc w:val="left"/>
             </w:pPr>
+            <w:r/>
             <w:r>
               <w:rPr>
+                <w:rFonts w:ascii="Segoe UI" w:hAnsi="Segoe UI"/>
+                <w:b w:val="0"/>
+                <w:color w:val="1F2937"/>
                 <w:sz w:val="19"/>
               </w:rPr>
-              <w:t>Programa de escritorio para computador (Windows)</w:t>
+              <w:t>Programa de escritorio autónomo para computador (Windows 10 / 11)</w:t>
             </w:r>
           </w:p>
         </w:tc>
       </w:tr>
       <w:tr>
-        <w:trPr>
-          <w:jc w:val="center"/>
-        </w:trPr>
         <w:tc>
           <w:tcPr>
-            <w:tcW w:w="2880" w:type="dxa"/>
-            <w:shd w:val="clear" w:color="auto" w:fill="0F766E"/>
+            <w:tcW w:type="dxa" w:w="3168"/>
             <w:vAlign w:val="center"/>
+            <w:shd w:fill="0F766E"/>
           </w:tcPr>
           <w:p>
             <w:pPr>
-              <w:spacing w:before="50" w:after="50" w:line="259" w:lineRule="auto"/>
-              <w:rPr>
-                <w:rFonts w:hint="eastAsia"/>
-              </w:rPr>
+              <w:spacing w:after="50" w:before="50" w:line="259" w:lineRule="auto"/>
+              <w:jc w:val="left"/>
             </w:pPr>
+            <w:r/>
             <w:r>
               <w:rPr>
+                <w:rFonts w:ascii="Segoe UI" w:hAnsi="Segoe UI"/>
+                <w:b/>
+                <w:color w:val="FFFFFF"/>
+                <w:sz w:val="19"/>
+              </w:rPr>
+              <w:t>Versión del Software</w:t>
+            </w:r>
+          </w:p>
+        </w:tc>
+        <w:tc>
+          <w:tcPr>
+            <w:tcW w:type="dxa" w:w="6912"/>
+            <w:vAlign w:val="center"/>
+            <w:shd w:fill="F8FAFC"/>
+          </w:tcPr>
+          <w:p>
+            <w:pPr>
+              <w:spacing w:after="50" w:before="50" w:line="259" w:lineRule="auto"/>
+              <w:jc w:val="left"/>
+            </w:pPr>
+            <w:r/>
+            <w:r>
+              <w:rPr>
+                <w:rFonts w:ascii="Segoe UI" w:hAnsi="Segoe UI"/>
+                <w:b w:val="0"/>
+                <w:color w:val="1F2937"/>
+                <w:sz w:val="19"/>
+              </w:rPr>
+              <w:t>1.0.0 (Producción)</w:t>
+            </w:r>
+          </w:p>
+        </w:tc>
+      </w:tr>
+      <w:tr>
+        <w:tc>
+          <w:tcPr>
+            <w:tcW w:type="dxa" w:w="3168"/>
+            <w:vAlign w:val="center"/>
+            <w:shd w:fill="0F766E"/>
+          </w:tcPr>
+          <w:p>
+            <w:pPr>
+              <w:spacing w:after="50" w:before="50" w:line="259" w:lineRule="auto"/>
+              <w:jc w:val="left"/>
+            </w:pPr>
+            <w:r/>
+            <w:r>
+              <w:rPr>
+                <w:rFonts w:ascii="Segoe UI" w:hAnsi="Segoe UI"/>
+                <w:b/>
+                <w:color w:val="FFFFFF"/>
+                <w:sz w:val="19"/>
+              </w:rPr>
+              <w:t>Despliegue y Distribución</w:t>
+            </w:r>
+          </w:p>
+        </w:tc>
+        <w:tc>
+          <w:tcPr>
+            <w:tcW w:type="dxa" w:w="6912"/>
+            <w:vAlign w:val="center"/>
+            <w:shd w:fill="F8FAFC"/>
+          </w:tcPr>
+          <w:p>
+            <w:pPr>
+              <w:spacing w:after="50" w:before="50" w:line="259" w:lineRule="auto"/>
+              <w:jc w:val="left"/>
+            </w:pPr>
+            <w:r/>
+            <w:r>
+              <w:rPr>
+                <w:rFonts w:ascii="Segoe UI" w:hAnsi="Segoe UI"/>
+                <w:b w:val="0"/>
+                <w:color w:val="1F2937"/>
+                <w:sz w:val="19"/>
+              </w:rPr>
+              <w:t>Ejecutable Standalone (.exe) sin instalación ni privilegios de administrador</w:t>
+            </w:r>
+          </w:p>
+        </w:tc>
+      </w:tr>
+      <w:tr>
+        <w:tc>
+          <w:tcPr>
+            <w:tcW w:type="dxa" w:w="3168"/>
+            <w:vAlign w:val="center"/>
+            <w:shd w:fill="0F766E"/>
+          </w:tcPr>
+          <w:p>
+            <w:pPr>
+              <w:spacing w:after="50" w:before="50" w:line="259" w:lineRule="auto"/>
+              <w:jc w:val="left"/>
+            </w:pPr>
+            <w:r/>
+            <w:r>
+              <w:rPr>
+                <w:rFonts w:ascii="Segoe UI" w:hAnsi="Segoe UI"/>
                 <w:b/>
                 <w:color w:val="FFFFFF"/>
                 <w:sz w:val="19"/>
@@ -181,45 +268,44 @@
         </w:tc>
         <w:tc>
           <w:tcPr>
-            <w:tcW w:w="7200" w:type="dxa"/>
-            <w:shd w:val="clear" w:color="auto" w:fill="F8FAFC"/>
+            <w:tcW w:type="dxa" w:w="6912"/>
             <w:vAlign w:val="center"/>
+            <w:shd w:fill="F8FAFC"/>
           </w:tcPr>
           <w:p>
             <w:pPr>
-              <w:spacing w:before="50" w:after="50" w:line="259" w:lineRule="auto"/>
-              <w:rPr>
-                <w:rFonts w:hint="eastAsia"/>
-              </w:rPr>
+              <w:spacing w:after="50" w:before="50" w:line="259" w:lineRule="auto"/>
+              <w:jc w:val="left"/>
             </w:pPr>
+            <w:r/>
             <w:r>
               <w:rPr>
+                <w:rFonts w:ascii="Segoe UI" w:hAnsi="Segoe UI"/>
+                <w:b w:val="0"/>
+                <w:color w:val="1F2937"/>
                 <w:sz w:val="19"/>
               </w:rPr>
-              <w:t>Jefaturas de Servicio, Coordinadores de Guardia y Funcionarios</w:t>
+              <w:t>Jefaturas de Servicio, Coordinadores de Guardia y Funcionarios del Equipo</w:t>
             </w:r>
           </w:p>
         </w:tc>
       </w:tr>
       <w:tr>
-        <w:trPr>
-          <w:jc w:val="center"/>
-        </w:trPr>
         <w:tc>
           <w:tcPr>
-            <w:tcW w:w="2880" w:type="dxa"/>
-            <w:shd w:val="clear" w:color="auto" w:fill="0F766E"/>
+            <w:tcW w:type="dxa" w:w="3168"/>
             <w:vAlign w:val="center"/>
+            <w:shd w:fill="0F766E"/>
           </w:tcPr>
           <w:p>
             <w:pPr>
-              <w:spacing w:before="50" w:after="50" w:line="259" w:lineRule="auto"/>
-              <w:rPr>
-                <w:rFonts w:hint="eastAsia"/>
-              </w:rPr>
+              <w:spacing w:after="50" w:before="50" w:line="259" w:lineRule="auto"/>
+              <w:jc w:val="left"/>
             </w:pPr>
+            <w:r/>
             <w:r>
               <w:rPr>
+                <w:rFonts w:ascii="Segoe UI" w:hAnsi="Segoe UI"/>
                 <w:b/>
                 <w:color w:val="FFFFFF"/>
                 <w:sz w:val="19"/>
@@ -230,19 +316,21 @@
         </w:tc>
         <w:tc>
           <w:tcPr>
-            <w:tcW w:w="7200" w:type="dxa"/>
-            <w:shd w:val="clear" w:color="auto" w:fill="F8FAFC"/>
+            <w:tcW w:type="dxa" w:w="6912"/>
             <w:vAlign w:val="center"/>
+            <w:shd w:fill="F8FAFC"/>
           </w:tcPr>
           <w:p>
             <w:pPr>
-              <w:spacing w:before="50" w:after="50" w:line="259" w:lineRule="auto"/>
-              <w:rPr>
-                <w:rFonts w:hint="eastAsia"/>
-              </w:rPr>
+              <w:spacing w:after="50" w:before="50" w:line="259" w:lineRule="auto"/>
+              <w:jc w:val="left"/>
             </w:pPr>
+            <w:r/>
             <w:r>
               <w:rPr>
+                <w:rFonts w:ascii="Segoe UI" w:hAnsi="Segoe UI"/>
+                <w:b w:val="0"/>
+                <w:color w:val="1F2937"/>
                 <w:sz w:val="19"/>
               </w:rPr>
               <w:t>Calcular y ordenar las guardias semanales de forma automática, justa y transparente</w:t>
@@ -251,50 +339,97 @@
         </w:tc>
       </w:tr>
       <w:tr>
-        <w:trPr>
-          <w:jc w:val="center"/>
-        </w:trPr>
         <w:tc>
           <w:tcPr>
-            <w:tcW w:w="2880" w:type="dxa"/>
-            <w:shd w:val="clear" w:color="auto" w:fill="0F766E"/>
+            <w:tcW w:type="dxa" w:w="3168"/>
             <w:vAlign w:val="center"/>
+            <w:shd w:fill="0F766E"/>
           </w:tcPr>
           <w:p>
             <w:pPr>
-              <w:spacing w:before="50" w:after="50" w:line="259" w:lineRule="auto"/>
-              <w:rPr>
-                <w:rFonts w:hint="eastAsia"/>
-              </w:rPr>
+              <w:spacing w:after="50" w:before="50" w:line="259" w:lineRule="auto"/>
+              <w:jc w:val="left"/>
             </w:pPr>
+            <w:r/>
             <w:r>
               <w:rPr>
+                <w:rFonts w:ascii="Segoe UI" w:hAnsi="Segoe UI"/>
                 <w:b/>
                 <w:color w:val="FFFFFF"/>
                 <w:sz w:val="19"/>
               </w:rPr>
-              <w:t>Fecha de Documento</w:t>
+              <w:t>Aseguramiento de Calidad</w:t>
             </w:r>
           </w:p>
         </w:tc>
         <w:tc>
           <w:tcPr>
-            <w:tcW w:w="7200" w:type="dxa"/>
-            <w:shd w:val="clear" w:color="auto" w:fill="F8FAFC"/>
+            <w:tcW w:type="dxa" w:w="6912"/>
             <w:vAlign w:val="center"/>
+            <w:shd w:fill="F8FAFC"/>
           </w:tcPr>
           <w:p>
             <w:pPr>
-              <w:spacing w:before="50" w:after="50" w:line="259" w:lineRule="auto"/>
-              <w:rPr>
-                <w:rFonts w:hint="eastAsia"/>
-              </w:rPr>
+              <w:spacing w:after="50" w:before="50" w:line="259" w:lineRule="auto"/>
+              <w:jc w:val="left"/>
             </w:pPr>
+            <w:r/>
             <w:r>
               <w:rPr>
+                <w:rFonts w:ascii="Segoe UI" w:hAnsi="Segoe UI"/>
+                <w:b w:val="0"/>
+                <w:color w:val="1F2937"/>
                 <w:sz w:val="19"/>
               </w:rPr>
-              <w:t>23/09/2026</w:t>
+              <w:t>132 pruebas automatizadas unitarias y de integración (100% aprobadas)</w:t>
+            </w:r>
+          </w:p>
+        </w:tc>
+      </w:tr>
+      <w:tr>
+        <w:tc>
+          <w:tcPr>
+            <w:tcW w:type="dxa" w:w="3168"/>
+            <w:vAlign w:val="center"/>
+            <w:shd w:fill="0F766E"/>
+          </w:tcPr>
+          <w:p>
+            <w:pPr>
+              <w:spacing w:after="50" w:before="50" w:line="259" w:lineRule="auto"/>
+              <w:jc w:val="left"/>
+            </w:pPr>
+            <w:r/>
+            <w:r>
+              <w:rPr>
+                <w:rFonts w:ascii="Segoe UI" w:hAnsi="Segoe UI"/>
+                <w:b/>
+                <w:color w:val="FFFFFF"/>
+                <w:sz w:val="19"/>
+              </w:rPr>
+              <w:t>Fecha de Emisión</w:t>
+            </w:r>
+          </w:p>
+        </w:tc>
+        <w:tc>
+          <w:tcPr>
+            <w:tcW w:type="dxa" w:w="6912"/>
+            <w:vAlign w:val="center"/>
+            <w:shd w:fill="F8FAFC"/>
+          </w:tcPr>
+          <w:p>
+            <w:pPr>
+              <w:spacing w:after="50" w:before="50" w:line="259" w:lineRule="auto"/>
+              <w:jc w:val="left"/>
+            </w:pPr>
+            <w:r/>
+            <w:r>
+              <w:rPr>
+                <w:rFonts w:ascii="Segoe UI" w:hAnsi="Segoe UI"/>
+                <w:b w:val="0"/>
+                <w:color w:val="1F2937"/>
+                <w:sz w:val="19"/>
+              </w:rPr>
+              <w:t>28 de septiembre de 2026</w:t>
             </w:r>
           </w:p>
         </w:tc>
@@ -303,124 +438,87 @@
     <w:p>
       <w:pPr>
         <w:spacing w:after="120"/>
-        <w:rPr>
-          <w:rFonts w:hint="eastAsia"/>
-        </w:rPr>
       </w:pPr>
     </w:p>
     <w:p>
       <w:pPr>
-        <w:pStyle w:val="Ttulo1"/>
+        <w:pStyle w:val="Heading1"/>
         <w:spacing w:before="280" w:after="80"/>
       </w:pPr>
       <w:r>
-        <w:t xml:space="preserve">1. ¿Qué es este sistema y qué necesidad </w:t>
-      </w:r>
-      <w:r>
-        <w:t>resuelve?</w:t>
+        <w:t>1. ¿Qué es este sistema y qué necesidad resuelve?</w:t>
       </w:r>
     </w:p>
     <w:p>
       <w:pPr>
-        <w:spacing w:after="120"/>
-        <w:rPr>
-          <w:rFonts w:hint="eastAsia"/>
-        </w:rPr>
+        <w:spacing w:after="120" w:line="276" w:lineRule="auto"/>
       </w:pPr>
       <w:r>
         <w:rPr>
+          <w:rFonts w:ascii="Segoe UI" w:hAnsi="Segoe UI"/>
           <w:color w:val="334155"/>
+          <w:sz w:val="20"/>
         </w:rPr>
-        <w:t>Antes de este sistema, los turnos de guardia se calculaban a mano en hojas de papel o en planillas de Excel aisladas. Esto generaba problemas frecuentes: personas a las que se les asignaba turno mientras estaban de vacaciones o con licencia médic</w:t>
-      </w:r>
-      <w:r>
-        <w:rPr>
-          <w:color w:val="334155"/>
-        </w:rPr>
-        <w:t>a, funcionarios que repetían guardias pesadas (como Navidad o Año Nuevo) dos años seguidos, y desacuerdos sobre a quién le correspondía realmente el turno.</w:t>
+        <w:t>Antes de este sistema, los turnos de guardia se calculaban a mano en hojas de papel o en planillas de Excel aisladas. Esto generaba problemas frecuentes: personas a las que se les asignaba turno mientras estaban de vacaciones o con licencia médica, funcionarios que repetían guardias pesadas (como Navidad o Año Nuevo) dos años seguidos, y desacuerdos sobre a quién le correspondía realmente el turno.</w:t>
       </w:r>
     </w:p>
     <w:p>
       <w:pPr>
-        <w:spacing w:after="120"/>
-        <w:rPr>
-          <w:rFonts w:hint="eastAsia"/>
-        </w:rPr>
+        <w:spacing w:after="120" w:line="276" w:lineRule="auto"/>
       </w:pPr>
       <w:r>
         <w:rPr>
+          <w:rFonts w:ascii="Segoe UI" w:hAnsi="Segoe UI"/>
           <w:color w:val="334155"/>
+          <w:sz w:val="20"/>
         </w:rPr>
-        <w:t xml:space="preserve">El Sistema de Gestión de Turnos es un programa para el computador que automatiza completamente este </w:t>
-      </w:r>
-      <w:r>
-        <w:rPr>
-          <w:color w:val="334155"/>
-        </w:rPr>
-        <w:t>proceso. Actúa como un árbitro neutral: lleva la lista ordenada de todo el equipo, calcula a quién le corresponde cada semana, salta de manera automática a quien tenga un permiso justificado y genera la planilla oficial de Excel lista para imprimir y firma</w:t>
-      </w:r>
-      <w:r>
-        <w:rPr>
-          <w:color w:val="334155"/>
-        </w:rPr>
-        <w:t>r.</w:t>
+        <w:t>El Sistema de Gestión de Turnos es un programa para el computador que automatiza completamente este proceso. Actúa como un árbitro neutral: lleva la lista ordenada de todo el equipo, calcula a quién le corresponde cada semana, salta de manera automática a quien tenga un permiso justificado, respeta una ventana de descanso mínimo de 4 semanas para evitar sobrecargas y genera la planilla oficial de Excel lista para imprimir y firmar.</w:t>
       </w:r>
     </w:p>
     <w:tbl>
       <w:tblPr>
-        <w:tblStyle w:val="Tablaconcuadrcula"/>
-        <w:tblW w:w="0" w:type="auto"/>
+        <w:tblStyle w:val="TableGrid"/>
+        <w:tblW w:type="auto" w:w="0"/>
         <w:jc w:val="center"/>
-        <w:tblLook w:val="04A0"/>
+        <w:tblLook w:firstColumn="1" w:firstRow="1" w:lastColumn="0" w:lastRow="0" w:noHBand="0" w:noVBand="1" w:val="04A0"/>
       </w:tblPr>
       <w:tblGrid>
         <w:gridCol w:w="10080"/>
       </w:tblGrid>
       <w:tr>
-        <w:trPr>
-          <w:jc w:val="center"/>
-        </w:trPr>
         <w:tc>
           <w:tcPr>
-            <w:tcW w:w="10080" w:type="dxa"/>
+            <w:tcW w:type="dxa" w:w="10080"/>
+            <w:shd w:fill="F0FDF4"/>
             <w:tcBorders>
-              <w:left w:val="single" w:sz="24" w:space="0" w:color="10B981"/>
+              <w:top w:val="none"/>
+              <w:bottom w:val="none"/>
+              <w:right w:val="none"/>
+              <w:left w:val="single" w:sz="24" w:color="10B981"/>
             </w:tcBorders>
-            <w:shd w:val="clear" w:color="auto" w:fill="F0FDF4"/>
           </w:tcPr>
           <w:p>
             <w:pPr>
               <w:spacing w:before="80" w:after="40"/>
-              <w:rPr>
-                <w:rFonts w:hint="eastAsia"/>
-              </w:rPr>
             </w:pPr>
+            <w:r/>
             <w:r>
               <w:rPr>
+                <w:rFonts w:ascii="Segoe UI" w:hAnsi="Segoe UI"/>
                 <w:b/>
                 <w:color w:val="065F46"/>
+                <w:sz w:val="20"/>
               </w:rPr>
-              <w:t>📌</w:t>
-            </w:r>
-            <w:r>
-              <w:rPr>
-                <w:b/>
-                <w:color w:val="065F46"/>
-              </w:rPr>
-              <w:t xml:space="preserve"> Principio de Equidad y Transparencia</w:t>
-            </w:r>
-            <w:r>
-              <w:rPr>
-                <w:b/>
-                <w:color w:val="065F46"/>
-              </w:rPr>
+              <w:t>📌 Principio de Equidad y Transparencia</w:t>
               <w:br/>
             </w:r>
             <w:r>
               <w:rPr>
+                <w:rFonts w:ascii="Segoe UI" w:hAnsi="Segoe UI"/>
+                <w:color w:val="1F2937"/>
                 <w:sz w:val="19"/>
               </w:rPr>
-              <w:t>El programa garantiza que la carga de trabajo se reparta de forma equitativa entre todos los funcionarios. Nadie trabaja turnos seguidos injustamente y nadie queda exento sin justificación.</w:t>
+              <w:t>El programa garantiza que la carga de trabajo se reparta de forma equitativa entre todos los funcionarios. Nadie trabaja turnos seguidos injustamente, nadie queda exento sin justificación y todas las permutas quedan documentadas con motivo y aviso por correo.</w:t>
             </w:r>
           </w:p>
         </w:tc>
@@ -429,42 +527,36 @@
     <w:p>
       <w:pPr>
         <w:spacing w:after="80"/>
-        <w:rPr>
-          <w:rFonts w:hint="eastAsia"/>
-        </w:rPr>
       </w:pPr>
     </w:p>
     <w:p>
       <w:pPr>
-        <w:pStyle w:val="Ttulo1"/>
+        <w:pStyle w:val="Heading1"/>
         <w:spacing w:before="280" w:after="80"/>
       </w:pPr>
       <w:r>
-        <w:t xml:space="preserve">2. Definición </w:t>
-      </w:r>
-      <w:r>
-        <w:t>Detallada del Alcance</w:t>
+        <w:t>2. Definición Detallada del Alcance</w:t>
       </w:r>
     </w:p>
     <w:p>
       <w:pPr>
-        <w:spacing w:after="120"/>
-        <w:rPr>
-          <w:rFonts w:hint="eastAsia"/>
-        </w:rPr>
+        <w:spacing w:after="120" w:line="276" w:lineRule="auto"/>
       </w:pPr>
       <w:r>
         <w:rPr>
+          <w:rFonts w:ascii="Segoe UI" w:hAnsi="Segoe UI"/>
           <w:color w:val="334155"/>
+          <w:sz w:val="20"/>
         </w:rPr>
         <w:t>El alcance define con absoluta claridad la frontera del sistema: exactamente qué responsabilidades asume el programa y cuáles quedan fuera de su función.</w:t>
       </w:r>
     </w:p>
     <w:tbl>
       <w:tblPr>
-        <w:tblStyle w:val="Tablaconcuadrcula"/>
-        <w:tblW w:w="0" w:type="auto"/>
+        <w:tblStyle w:val="TableGrid"/>
+        <w:tblW w:type="auto" w:w="0"/>
         <w:jc w:val="center"/>
+        <w:tblLook w:firstColumn="1" w:firstRow="1" w:lastColumn="0" w:lastRow="0" w:noHBand="0" w:noVBand="1" w:val="04A0"/>
         <w:tblBorders>
           <w:top w:val="single" w:sz="6" w:space="0" w:color="CBD5E1"/>
           <w:left w:val="single" w:sz="6" w:space="0" w:color="CBD5E1"/>
@@ -473,32 +565,27 @@
           <w:insideH w:val="single" w:sz="6" w:space="0" w:color="CBD5E1"/>
           <w:insideV w:val="single" w:sz="6" w:space="0" w:color="CBD5E1"/>
         </w:tblBorders>
-        <w:tblLook w:val="04A0"/>
       </w:tblPr>
       <w:tblGrid>
-        <w:gridCol w:w="2552"/>
-        <w:gridCol w:w="7528"/>
+        <w:gridCol w:w="5040"/>
+        <w:gridCol w:w="5040"/>
       </w:tblGrid>
       <w:tr>
-        <w:trPr>
-          <w:jc w:val="center"/>
-        </w:trPr>
         <w:tc>
           <w:tcPr>
-            <w:tcW w:w="2552" w:type="dxa"/>
-            <w:shd w:val="clear" w:color="auto" w:fill="0F766E"/>
+            <w:tcW w:type="dxa" w:w="3168"/>
             <w:vAlign w:val="center"/>
+            <w:shd w:fill="0F766E"/>
           </w:tcPr>
           <w:p>
             <w:pPr>
-              <w:spacing w:before="50" w:after="50" w:line="259" w:lineRule="auto"/>
+              <w:spacing w:after="50" w:before="50" w:line="259" w:lineRule="auto"/>
               <w:jc w:val="center"/>
-              <w:rPr>
-                <w:rFonts w:hint="eastAsia"/>
-              </w:rPr>
             </w:pPr>
+            <w:r/>
             <w:r>
               <w:rPr>
+                <w:rFonts w:ascii="Segoe UI" w:hAnsi="Segoe UI"/>
                 <w:b/>
                 <w:color w:val="FFFFFF"/>
                 <w:sz w:val="19"/>
@@ -509,19 +596,19 @@
         </w:tc>
         <w:tc>
           <w:tcPr>
-            <w:tcW w:w="7528" w:type="dxa"/>
-            <w:shd w:val="clear" w:color="auto" w:fill="0F766E"/>
+            <w:tcW w:type="dxa" w:w="6912"/>
             <w:vAlign w:val="center"/>
+            <w:shd w:fill="0F766E"/>
           </w:tcPr>
           <w:p>
             <w:pPr>
-              <w:spacing w:before="50" w:after="50" w:line="259" w:lineRule="auto"/>
-              <w:rPr>
-                <w:rFonts w:hint="eastAsia"/>
-              </w:rPr>
+              <w:spacing w:after="50" w:before="50" w:line="259" w:lineRule="auto"/>
+              <w:jc w:val="left"/>
             </w:pPr>
+            <w:r/>
             <w:r>
               <w:rPr>
+                <w:rFonts w:ascii="Segoe UI" w:hAnsi="Segoe UI"/>
                 <w:b/>
                 <w:color w:val="FFFFFF"/>
                 <w:sz w:val="19"/>
@@ -532,219 +619,104 @@
         </w:tc>
       </w:tr>
       <w:tr>
-        <w:trPr>
-          <w:jc w:val="center"/>
-        </w:trPr>
         <w:tc>
           <w:tcPr>
-            <w:tcW w:w="2552" w:type="dxa"/>
-            <w:shd w:val="clear" w:color="auto" w:fill="FFFFFF"/>
+            <w:tcW w:type="dxa" w:w="3168"/>
             <w:vAlign w:val="center"/>
+            <w:shd w:fill="FFFFFF"/>
           </w:tcPr>
           <w:p>
             <w:pPr>
-              <w:spacing w:before="50" w:after="50" w:line="259" w:lineRule="auto"/>
-              <w:rPr>
-                <w:rFonts w:hint="eastAsia"/>
-              </w:rPr>
+              <w:spacing w:after="50" w:before="50" w:line="259" w:lineRule="auto"/>
+              <w:jc w:val="left"/>
             </w:pPr>
+            <w:r/>
             <w:r>
               <w:rPr>
+                <w:rFonts w:ascii="Segoe UI" w:hAnsi="Segoe UI"/>
+                <w:b w:val="0"/>
+                <w:color w:val="1F2937"/>
                 <w:sz w:val="18"/>
               </w:rPr>
               <w:t>Lo que SÍ hace el sistema</w:t>
-            </w:r>
-            <w:r>
-              <w:rPr>
-                <w:sz w:val="18"/>
-              </w:rPr>
               <w:br/>
-              <w:t xml:space="preserve">(Dentro </w:t>
-            </w:r>
-            <w:r>
-              <w:rPr>
-                <w:sz w:val="18"/>
-              </w:rPr>
-              <w:t>del Alcance)</w:t>
+              <w:t>(Dentro del Alcance)</w:t>
             </w:r>
           </w:p>
         </w:tc>
         <w:tc>
           <w:tcPr>
-            <w:tcW w:w="7528" w:type="dxa"/>
-            <w:shd w:val="clear" w:color="auto" w:fill="FFFFFF"/>
+            <w:tcW w:type="dxa" w:w="6912"/>
             <w:vAlign w:val="center"/>
+            <w:shd w:fill="FFFFFF"/>
           </w:tcPr>
           <w:p>
             <w:pPr>
-              <w:spacing w:before="50" w:after="50" w:line="259" w:lineRule="auto"/>
-              <w:rPr>
-                <w:rFonts w:hint="eastAsia"/>
-              </w:rPr>
+              <w:spacing w:after="50" w:before="50" w:line="259" w:lineRule="auto"/>
+              <w:jc w:val="left"/>
             </w:pPr>
+            <w:r/>
             <w:r>
               <w:rPr>
+                <w:rFonts w:ascii="Segoe UI" w:hAnsi="Segoe UI"/>
+                <w:b w:val="0"/>
+                <w:color w:val="1F2937"/>
                 <w:sz w:val="18"/>
               </w:rPr>
               <w:t>• Asignación Semanal de Guardias: Calcula quién cubre la guardia de lunes a domingo para cada semana del mes.</w:t>
-            </w:r>
-            <w:r>
-              <w:rPr>
-                <w:sz w:val="18"/>
-              </w:rPr>
               <w:br/>
               <w:t>• Rotación Circular Equitativa: Sigue el orden estricto de la lista de personal para que todos hagan turno por igual.</w:t>
-            </w:r>
-            <w:r>
-              <w:rPr>
-                <w:sz w:val="18"/>
-              </w:rPr>
               <w:br/>
-              <w:t>• Gestión de Pe</w:t>
-            </w:r>
-            <w:r>
-              <w:rPr>
-                <w:sz w:val="18"/>
-              </w:rPr>
-              <w:t>rmisos y Ausencias: Registra Días Administrativos (DA), Vacaciones (FL), Licencias Médicas (LIC) u Otros Permisos (OTR) e inhabilita al funcionario durante su ausencia.</w:t>
-            </w:r>
-            <w:r>
-              <w:rPr>
-                <w:sz w:val="18"/>
-              </w:rPr>
+              <w:t>• Gestión de Permisos y Ausencias: Registra Días Administrativos (DA), Vacaciones (FL), Licencias Médicas (LIC) u Otros Permisos (OTR con motivo obligatorio) e inhabilita al funcionario durante su ausencia.</w:t>
               <w:br/>
-              <w:t>• Sistema de Compensación (Lista de Pendientes): Si un funcionario no pudo hacer su gua</w:t>
-            </w:r>
-            <w:r>
-              <w:rPr>
-                <w:sz w:val="18"/>
-              </w:rPr>
-              <w:t>rdia por permiso, el sistema no le 'perdona' el turno: lo anota en una lista de espera prioritaria para que recupere la guardia en cuanto vuelva a estar disponible.</w:t>
-            </w:r>
-            <w:r>
-              <w:rPr>
-                <w:sz w:val="18"/>
-              </w:rPr>
+              <w:t>• Sistema de Compensación (Lista de Pendientes): Si un funcionario no pudo hacer su guardia por permiso, el sistema no le 'perdona' el turno: lo anota en una lista de espera prioritaria para que recupere la guardia en cuanto vuelva a estar disponible.</w:t>
               <w:br/>
-              <w:t xml:space="preserve">• Cuidado de Fiestas de Diciembre: Revisa automáticamente si la persona ya trabajó en </w:t>
-            </w:r>
-            <w:r>
-              <w:rPr>
-                <w:sz w:val="18"/>
-              </w:rPr>
-              <w:lastRenderedPageBreak/>
-              <w:t>Navid</w:t>
-            </w:r>
-            <w:r>
-              <w:rPr>
-                <w:sz w:val="18"/>
-              </w:rPr>
-              <w:t>ad o Año Nuevo el año anterior para evitar que repita el mismo feriado.</w:t>
-            </w:r>
-            <w:r>
-              <w:rPr>
-                <w:sz w:val="18"/>
-              </w:rPr>
+              <w:t>• Descanso Mínimo y Prevención de Fatiga: Aplica una regla de enfriamiento de 4 semanas de separación entre turnos regulares para evitar sobrecargas laborales.</w:t>
               <w:br/>
-              <w:t>• Cambios Manuales (Permutas de palabra): Permite al coordinador cambiar a mano una guardia solicitando obligatoriamente el motivo del cambio.</w:t>
-            </w:r>
-            <w:r>
-              <w:rPr>
-                <w:sz w:val="18"/>
-              </w:rPr>
+              <w:t>• Cuidado de Festivos y Fiestas de Fin de Año: Revisa automáticamente el calendario chileno (holidays) para evitar que una persona repita Navidad, Año Nuevo o Fiestas Patrias dos años consecutivos.</w:t>
               <w:br/>
-              <w:t>• Previsualización no destructiva: Permit</w:t>
-            </w:r>
-            <w:r>
-              <w:rPr>
-                <w:sz w:val="18"/>
-              </w:rPr>
-              <w:t>e mirar y jugar con los meses futuros sin alterar el orden guardado.</w:t>
-            </w:r>
-            <w:r>
-              <w:rPr>
-                <w:sz w:val="18"/>
-              </w:rPr>
+              <w:t>• Cambios Manuales (Permutas de palabra): Permite al coordinador cambiar a mano una guardia solicitando obligatoriamente el motivo del cambio, con etiqueta visual MANUAL y botón para revertir a cálculo automático (↺ Auto).</w:t>
               <w:br/>
-              <w:t>• Cierre Definitivo del Mes: Guarda el historial consolidado y hace girar la lista para el mes siguiente.</w:t>
-            </w:r>
-            <w:r>
-              <w:rPr>
-                <w:sz w:val="18"/>
-              </w:rPr>
+              <w:t>• Previsualización No Destructiva y Fecha Estimada: Permite consultar cualquier mes futuro y proyectar la fecha del próximo turno por funcionario sin alterar el orden guardado.</w:t>
               <w:br/>
-              <w:t>• Planilla Oficial en Excel (.xlsx): Exporta el calendario mensual completo con c</w:t>
-            </w:r>
-            <w:r>
-              <w:rPr>
-                <w:sz w:val="18"/>
-              </w:rPr>
-              <w:t>olores, leyenda y totales de turnos por persona, listo para imprimir.</w:t>
-            </w:r>
-            <w:r>
-              <w:rPr>
-                <w:sz w:val="18"/>
-              </w:rPr>
+              <w:t>• Cierre Definitivo del Mes: Guarda el historial consolidado inmutable, genera snapshots de continuidad y hace girar la lista para el mes siguiente.</w:t>
               <w:br/>
-              <w:t>• Administración del Personal: Permite agregar nuevos compañeros, corregir nombres, actualizar correos, cambiar el orden de la fila y retirar a quienes se trasladan sin borrar su histori</w:t>
-            </w:r>
-            <w:r>
-              <w:rPr>
-                <w:sz w:val="18"/>
-              </w:rPr>
-              <w:t>al pasado.</w:t>
-            </w:r>
-            <w:r>
-              <w:rPr>
-                <w:sz w:val="18"/>
-              </w:rPr>
+              <w:t>• Planilla Oficial en Excel (.xlsx): Exporta el calendario mensual completo en memoria con colores, leyenda, tabla de permutas con motivos, tabla de permisos OTR y totales acumulados por persona.</w:t>
               <w:br/>
-              <w:t>• Aviso por Correo Electrónico: Si se hace un cambio manual a última hora, al cerrar el mes envía automáticamente un correo a todo el equipo informando el cambio.</w:t>
-            </w:r>
-            <w:r>
-              <w:rPr>
-                <w:sz w:val="18"/>
-              </w:rPr>
+              <w:t>• Administración Integral del Personal: Permite agregar nuevos compañeros con su correo, corregir nombres, actualizar datos, reordenar la fila con flechas (⬆/⬇) y retirar a quienes se trasladen sin borrar su historial pasado.</w:t>
               <w:br/>
-              <w:t>• Copias de Seguridad Automáticas: Guarda respaldos continuos en una carpeta /back</w:t>
-            </w:r>
-            <w:r>
-              <w:rPr>
-                <w:sz w:val="18"/>
-              </w:rPr>
-              <w:t>ups para que nunca se pierda la información si se corta la luz.</w:t>
+              <w:t>• Aviso por Correo Electrónico: Si se hace un cambio manual a última hora, al cerrar el mes envía automáticamente un correo formal a todo el equipo vía Google Apps Script (serverless, seguro y gratuito).</w:t>
+              <w:br/>
+              <w:t>• Cola de Reintentos Offline: Si se corta internet al cerrar el mes, guarda la notificación en cola sin perder el cierre local, permitiendo reintentar el envío con un clic al volver la red.</w:t>
+              <w:br/>
+              <w:t>• Copias de Seguridad Automáticas: Guarda respaldos continuos en /backups antes de cada cierre y permite restaurar creando un respaldo preventivo pre_restore.</w:t>
+              <w:br/>
+              <w:t>• Persistencia Atómica: Guarda los datos de forma atómica (.tmp -&gt; fsync -&gt; replace) para garantizar inmunidad total ante cortes de energía eléctrica.</w:t>
             </w:r>
           </w:p>
         </w:tc>
       </w:tr>
       <w:tr>
-        <w:trPr>
-          <w:jc w:val="center"/>
-        </w:trPr>
         <w:tc>
           <w:tcPr>
-            <w:tcW w:w="2552" w:type="dxa"/>
-            <w:shd w:val="clear" w:color="auto" w:fill="F0FDFA"/>
+            <w:tcW w:type="dxa" w:w="3168"/>
             <w:vAlign w:val="center"/>
+            <w:shd w:fill="F0FDFA"/>
           </w:tcPr>
           <w:p>
             <w:pPr>
-              <w:spacing w:before="50" w:after="50" w:line="259" w:lineRule="auto"/>
-              <w:rPr>
-                <w:rFonts w:hint="eastAsia"/>
-              </w:rPr>
+              <w:spacing w:after="50" w:before="50" w:line="259" w:lineRule="auto"/>
+              <w:jc w:val="left"/>
             </w:pPr>
+            <w:r/>
             <w:r>
               <w:rPr>
+                <w:rFonts w:ascii="Segoe UI" w:hAnsi="Segoe UI"/>
+                <w:b w:val="0"/>
+                <w:color w:val="1F2937"/>
                 <w:sz w:val="18"/>
               </w:rPr>
-              <w:lastRenderedPageBreak/>
               <w:t>Lo que NO hace el sistema</w:t>
-            </w:r>
-            <w:r>
-              <w:rPr>
-                <w:sz w:val="18"/>
-              </w:rPr>
               <w:br/>
               <w:t>(Fuera del Alcance)</w:t>
             </w:r>
@@ -752,73 +724,32 @@
         </w:tc>
         <w:tc>
           <w:tcPr>
-            <w:tcW w:w="7528" w:type="dxa"/>
-            <w:shd w:val="clear" w:color="auto" w:fill="F0FDFA"/>
+            <w:tcW w:type="dxa" w:w="6912"/>
             <w:vAlign w:val="center"/>
+            <w:shd w:fill="F0FDFA"/>
           </w:tcPr>
           <w:p>
             <w:pPr>
-              <w:spacing w:before="50" w:after="50" w:line="259" w:lineRule="auto"/>
-              <w:rPr>
-                <w:rFonts w:hint="eastAsia"/>
-              </w:rPr>
+              <w:spacing w:after="50" w:before="50" w:line="259" w:lineRule="auto"/>
+              <w:jc w:val="left"/>
             </w:pPr>
+            <w:r/>
             <w:r>
               <w:rPr>
+                <w:rFonts w:ascii="Segoe UI" w:hAnsi="Segoe UI"/>
+                <w:b w:val="0"/>
+                <w:color w:val="1F2937"/>
                 <w:sz w:val="18"/>
               </w:rPr>
-              <w:t>• No es un reloj control de asistencia diaria: No registra horas de llegada ni de salida del personal.</w:t>
-            </w:r>
-            <w:r>
-              <w:rPr>
-                <w:sz w:val="18"/>
-              </w:rPr>
+              <w:t>• No es un reloj control de asistencia diaria: No registra horas de llegada ni de salida del personal (no es marcación biométrica).</w:t>
               <w:br/>
-              <w:t xml:space="preserve">• No aprueba permisos administrativos ni </w:t>
-            </w:r>
-            <w:r>
-              <w:rPr>
-                <w:sz w:val="18"/>
-              </w:rPr>
-              <w:t>vacaciones: El coordinador debe ingresar los permisos al sistema una vez que hayan sido autorizados por la jefatura.</w:t>
-            </w:r>
-            <w:r>
-              <w:rPr>
-                <w:sz w:val="18"/>
-              </w:rPr>
+              <w:t>• No aprueba permisos administrativos ni vacaciones: El coordinador debe ingresar los permisos al sistema una vez que hayan sido autorizados por la jefatura.</w:t>
               <w:br/>
-              <w:t>• No requiere internet para el cálculo: El programa funciona 100% de forma local y desconectada en el computador (solo usa internet si se e</w:t>
-            </w:r>
-            <w:r>
-              <w:rPr>
-                <w:sz w:val="18"/>
-              </w:rPr>
-              <w:t>nvía el correo por cambio manual).</w:t>
-            </w:r>
-            <w:r>
-              <w:rPr>
-                <w:sz w:val="18"/>
-              </w:rPr>
+              <w:t>• No requiere internet para el cálculo: El programa funciona 100% de forma local y desconectada en el computador (solo usa internet para el despacho de correos informativos).</w:t>
               <w:br/>
-              <w:t>• No es un sistema multiusuario en red con contraseñas: Está pensado para ser operado por el encargado o coordinador de la unidad en su equipo de trabajo.</w:t>
-            </w:r>
-            <w:r>
-              <w:rPr>
-                <w:sz w:val="18"/>
-              </w:rPr>
+              <w:t>• No es un sistema multiusuario concurrente en red: Está pensado para ser operado por el encargado o coordinador en su computador de trabajo.</w:t>
               <w:br/>
-              <w:t>• No envía mensajes de WhatsApp ni SMS: La comunicación oficial de</w:t>
-            </w:r>
-            <w:r>
-              <w:rPr>
-                <w:sz w:val="18"/>
-              </w:rPr>
-              <w:t xml:space="preserve"> cambios manuales se realiza exclusivamente por correo electrónico vía Gmail institucional.</w:t>
-            </w:r>
-            <w:r>
-              <w:rPr>
-                <w:sz w:val="18"/>
-              </w:rPr>
+              <w:t>• No envía mensajes de WhatsApp ni SMS: La comunicación oficial de cambios manuales se realiza exclusivamente por correo institucional vía Gmail.</w:t>
               <w:br/>
               <w:t>• No modifica meses pasados por error: Un mes cerrado queda protegido como historial inmutable.</w:t>
             </w:r>
@@ -829,42 +760,114 @@
     <w:p>
       <w:pPr>
         <w:spacing w:after="80"/>
-        <w:rPr>
-          <w:rFonts w:hint="eastAsia"/>
-        </w:rPr>
       </w:pPr>
     </w:p>
     <w:p>
       <w:pPr>
-        <w:pStyle w:val="Ttulo1"/>
+        <w:pStyle w:val="Heading1"/>
         <w:spacing w:before="280" w:after="80"/>
       </w:pPr>
       <w:r>
-        <w:t>3</w:t>
-      </w:r>
-      <w:r>
-        <w:t>. Requerimientos Funcionales (Lo que hace cada botón y pantalla)</w:t>
+        <w:t>3. Usuarios del Sistema (Roles)</w:t>
       </w:r>
     </w:p>
     <w:p>
       <w:pPr>
-        <w:spacing w:after="120"/>
-        <w:rPr>
-          <w:rFonts w:hint="eastAsia"/>
-        </w:rPr>
+        <w:pStyle w:val="ListBullet"/>
+        <w:spacing w:after="60" w:line="269" w:lineRule="auto"/>
       </w:pPr>
       <w:r>
         <w:rPr>
+          <w:rFonts w:ascii="Segoe UI" w:hAnsi="Segoe UI"/>
+          <w:b/>
+          <w:color w:val="0F172A"/>
+          <w:sz w:val="19"/>
+        </w:rPr>
+        <w:t>El Coordinador o Encargado de Turnos:</w:t>
+      </w:r>
+      <w:r>
+        <w:rPr>
+          <w:rFonts w:ascii="Segoe UI" w:hAnsi="Segoe UI"/>
           <w:color w:val="334155"/>
+          <w:sz w:val="19"/>
+        </w:rPr>
+        <w:t xml:space="preserve"> Es la persona que opera el programa. Elige el mes, ingresa los permisos conocidos, revisa que las semanas estén correctas, gestiona permutas justificadas, saca la planilla en Excel para firmar y guarda el mes definitivo.</w:t>
+      </w:r>
+    </w:p>
+    <w:p>
+      <w:pPr>
+        <w:pStyle w:val="ListBullet"/>
+        <w:spacing w:after="60" w:line="269" w:lineRule="auto"/>
+      </w:pPr>
+      <w:r>
+        <w:rPr>
+          <w:rFonts w:ascii="Segoe UI" w:hAnsi="Segoe UI"/>
+          <w:b/>
+          <w:color w:val="0F172A"/>
+          <w:sz w:val="19"/>
+        </w:rPr>
+        <w:t>La Jefatura de la Unidad / Servicio:</w:t>
+      </w:r>
+      <w:r>
+        <w:rPr>
+          <w:rFonts w:ascii="Segoe UI" w:hAnsi="Segoe UI"/>
+          <w:color w:val="334155"/>
+          <w:sz w:val="19"/>
+        </w:rPr>
+        <w:t xml:space="preserve"> Recibe la planilla Excel mensual oficial para su visado, firma y publicación institucional.</w:t>
+      </w:r>
+    </w:p>
+    <w:p>
+      <w:pPr>
+        <w:pStyle w:val="ListBullet"/>
+        <w:spacing w:after="60" w:line="269" w:lineRule="auto"/>
+      </w:pPr>
+      <w:r>
+        <w:rPr>
+          <w:rFonts w:ascii="Segoe UI" w:hAnsi="Segoe UI"/>
+          <w:b/>
+          <w:color w:val="0F172A"/>
+          <w:sz w:val="19"/>
+        </w:rPr>
+        <w:t>Los Funcionarios del Equipo:</w:t>
+      </w:r>
+      <w:r>
+        <w:rPr>
+          <w:rFonts w:ascii="Segoe UI" w:hAnsi="Segoe UI"/>
+          <w:color w:val="334155"/>
+          <w:sz w:val="19"/>
+        </w:rPr>
+        <w:t xml:space="preserve"> Son los beneficiarios de la rotación justa. Pueden consultar sus turnos en el calendario Excel y reciben un correo de aviso formal si su guardia fue modificada de mutuo acuerdo.</w:t>
+      </w:r>
+    </w:p>
+    <w:p>
+      <w:pPr>
+        <w:pStyle w:val="Heading1"/>
+        <w:spacing w:before="280" w:after="80"/>
+      </w:pPr>
+      <w:r>
+        <w:t>4. Requerimientos Funcionales (Lo que hace cada botón y pantalla)</w:t>
+      </w:r>
+    </w:p>
+    <w:p>
+      <w:pPr>
+        <w:spacing w:after="120" w:line="276" w:lineRule="auto"/>
+      </w:pPr>
+      <w:r>
+        <w:rPr>
+          <w:rFonts w:ascii="Segoe UI" w:hAnsi="Segoe UI"/>
+          <w:color w:val="334155"/>
+          <w:sz w:val="20"/>
         </w:rPr>
         <w:t>A continuación se describen las capacidades que el sistema ofrece al usuario en su uso cotidiano, explicadas de forma sencilla y directa:</w:t>
       </w:r>
     </w:p>
     <w:tbl>
       <w:tblPr>
-        <w:tblStyle w:val="Tablaconcuadrcula"/>
-        <w:tblW w:w="0" w:type="auto"/>
+        <w:tblStyle w:val="TableGrid"/>
+        <w:tblW w:type="auto" w:w="0"/>
         <w:jc w:val="center"/>
+        <w:tblLook w:firstColumn="1" w:firstRow="1" w:lastColumn="0" w:lastRow="0" w:noHBand="0" w:noVBand="1" w:val="04A0"/>
         <w:tblBorders>
           <w:top w:val="single" w:sz="6" w:space="0" w:color="CBD5E1"/>
           <w:left w:val="single" w:sz="6" w:space="0" w:color="CBD5E1"/>
@@ -873,33 +876,28 @@
           <w:insideH w:val="single" w:sz="6" w:space="0" w:color="CBD5E1"/>
           <w:insideV w:val="single" w:sz="6" w:space="0" w:color="CBD5E1"/>
         </w:tblBorders>
-        <w:tblLook w:val="04A0"/>
       </w:tblPr>
       <w:tblGrid>
-        <w:gridCol w:w="1152"/>
-        <w:gridCol w:w="2736"/>
-        <w:gridCol w:w="6192"/>
+        <w:gridCol w:w="3360"/>
+        <w:gridCol w:w="3360"/>
+        <w:gridCol w:w="3360"/>
       </w:tblGrid>
       <w:tr>
-        <w:trPr>
-          <w:jc w:val="center"/>
-        </w:trPr>
         <w:tc>
           <w:tcPr>
-            <w:tcW w:w="1152" w:type="dxa"/>
-            <w:shd w:val="clear" w:color="auto" w:fill="0F766E"/>
+            <w:tcW w:type="dxa" w:w="1152"/>
             <w:vAlign w:val="center"/>
+            <w:shd w:fill="0F766E"/>
           </w:tcPr>
           <w:p>
             <w:pPr>
-              <w:spacing w:before="50" w:after="50" w:line="259" w:lineRule="auto"/>
+              <w:spacing w:after="50" w:before="50" w:line="259" w:lineRule="auto"/>
               <w:jc w:val="center"/>
-              <w:rPr>
-                <w:rFonts w:hint="eastAsia"/>
-              </w:rPr>
             </w:pPr>
+            <w:r/>
             <w:r>
               <w:rPr>
+                <w:rFonts w:ascii="Segoe UI" w:hAnsi="Segoe UI"/>
                 <w:b/>
                 <w:color w:val="FFFFFF"/>
                 <w:sz w:val="19"/>
@@ -910,19 +908,19 @@
         </w:tc>
         <w:tc>
           <w:tcPr>
-            <w:tcW w:w="2736" w:type="dxa"/>
-            <w:shd w:val="clear" w:color="auto" w:fill="0F766E"/>
+            <w:tcW w:type="dxa" w:w="2880"/>
             <w:vAlign w:val="center"/>
+            <w:shd w:fill="0F766E"/>
           </w:tcPr>
           <w:p>
             <w:pPr>
-              <w:spacing w:before="50" w:after="50" w:line="259" w:lineRule="auto"/>
-              <w:rPr>
-                <w:rFonts w:hint="eastAsia"/>
-              </w:rPr>
+              <w:spacing w:after="50" w:before="50" w:line="259" w:lineRule="auto"/>
+              <w:jc w:val="left"/>
             </w:pPr>
+            <w:r/>
             <w:r>
               <w:rPr>
+                <w:rFonts w:ascii="Segoe UI" w:hAnsi="Segoe UI"/>
                 <w:b/>
                 <w:color w:val="FFFFFF"/>
                 <w:sz w:val="19"/>
@@ -933,57 +931,46 @@
         </w:tc>
         <w:tc>
           <w:tcPr>
-            <w:tcW w:w="6192" w:type="dxa"/>
-            <w:shd w:val="clear" w:color="auto" w:fill="0F766E"/>
+            <w:tcW w:type="dxa" w:w="6048"/>
             <w:vAlign w:val="center"/>
+            <w:shd w:fill="0F766E"/>
           </w:tcPr>
           <w:p>
             <w:pPr>
-              <w:spacing w:before="50" w:after="50" w:line="259" w:lineRule="auto"/>
-              <w:rPr>
-                <w:rFonts w:hint="eastAsia"/>
-              </w:rPr>
+              <w:spacing w:after="50" w:before="50" w:line="259" w:lineRule="auto"/>
+              <w:jc w:val="left"/>
             </w:pPr>
+            <w:r/>
             <w:r>
               <w:rPr>
+                <w:rFonts w:ascii="Segoe UI" w:hAnsi="Segoe UI"/>
                 <w:b/>
                 <w:color w:val="FFFFFF"/>
                 <w:sz w:val="19"/>
               </w:rPr>
-              <w:t>¿Qué le perm</w:t>
-            </w:r>
-            <w:r>
-              <w:rPr>
-                <w:b/>
-                <w:color w:val="FFFFFF"/>
-                <w:sz w:val="19"/>
-              </w:rPr>
-              <w:t>ite hacer al usuario en la práctica?</w:t>
+              <w:t>¿Qué le permite hacer al usuario en la práctica?</w:t>
             </w:r>
           </w:p>
         </w:tc>
       </w:tr>
       <w:tr>
-        <w:trPr>
-          <w:jc w:val="center"/>
-        </w:trPr>
         <w:tc>
           <w:tcPr>
-            <w:tcW w:w="1152" w:type="dxa"/>
-            <w:shd w:val="clear" w:color="auto" w:fill="FFFFFF"/>
+            <w:tcW w:type="dxa" w:w="1152"/>
             <w:vAlign w:val="center"/>
+            <w:shd w:fill="FFFFFF"/>
           </w:tcPr>
           <w:p>
             <w:pPr>
-              <w:spacing w:before="50" w:after="50" w:line="259" w:lineRule="auto"/>
+              <w:spacing w:after="50" w:before="50" w:line="259" w:lineRule="auto"/>
               <w:jc w:val="center"/>
-              <w:rPr>
-                <w:rFonts w:hint="eastAsia"/>
-              </w:rPr>
             </w:pPr>
+            <w:r/>
             <w:r>
               <w:rPr>
+                <w:rFonts w:ascii="Segoe UI" w:hAnsi="Segoe UI"/>
                 <w:b/>
+                <w:color w:val="1F2937"/>
                 <w:sz w:val="18"/>
               </w:rPr>
               <w:t>RF-01</w:t>
@@ -992,19 +979,21 @@
         </w:tc>
         <w:tc>
           <w:tcPr>
-            <w:tcW w:w="2736" w:type="dxa"/>
-            <w:shd w:val="clear" w:color="auto" w:fill="FFFFFF"/>
+            <w:tcW w:type="dxa" w:w="2880"/>
             <w:vAlign w:val="center"/>
+            <w:shd w:fill="FFFFFF"/>
           </w:tcPr>
           <w:p>
             <w:pPr>
-              <w:spacing w:before="50" w:after="50" w:line="259" w:lineRule="auto"/>
-              <w:rPr>
-                <w:rFonts w:hint="eastAsia"/>
-              </w:rPr>
+              <w:spacing w:after="50" w:before="50" w:line="259" w:lineRule="auto"/>
+              <w:jc w:val="left"/>
             </w:pPr>
+            <w:r/>
             <w:r>
               <w:rPr>
+                <w:rFonts w:ascii="Segoe UI" w:hAnsi="Segoe UI"/>
+                <w:b w:val="0"/>
+                <w:color w:val="1F2937"/>
                 <w:sz w:val="18"/>
               </w:rPr>
               <w:t>Elegir Mes y Año</w:t>
@@ -1013,19 +1002,21 @@
         </w:tc>
         <w:tc>
           <w:tcPr>
-            <w:tcW w:w="6192" w:type="dxa"/>
-            <w:shd w:val="clear" w:color="auto" w:fill="FFFFFF"/>
+            <w:tcW w:type="dxa" w:w="6048"/>
             <w:vAlign w:val="center"/>
+            <w:shd w:fill="FFFFFF"/>
           </w:tcPr>
           <w:p>
             <w:pPr>
-              <w:spacing w:before="50" w:after="50" w:line="259" w:lineRule="auto"/>
-              <w:rPr>
-                <w:rFonts w:hint="eastAsia"/>
-              </w:rPr>
+              <w:spacing w:after="50" w:before="50" w:line="259" w:lineRule="auto"/>
+              <w:jc w:val="left"/>
             </w:pPr>
+            <w:r/>
             <w:r>
               <w:rPr>
+                <w:rFonts w:ascii="Segoe UI" w:hAnsi="Segoe UI"/>
+                <w:b w:val="0"/>
+                <w:color w:val="1F2937"/>
                 <w:sz w:val="18"/>
               </w:rPr>
               <w:t>El usuario puede seleccionar libremente cualquier mes y año en pantalla. El sistema carga de inmediato las semanas correspondientes a ese período.</w:t>
@@ -1034,26 +1025,23 @@
         </w:tc>
       </w:tr>
       <w:tr>
-        <w:trPr>
-          <w:jc w:val="center"/>
-        </w:trPr>
         <w:tc>
           <w:tcPr>
-            <w:tcW w:w="1152" w:type="dxa"/>
-            <w:shd w:val="clear" w:color="auto" w:fill="F0FDFA"/>
+            <w:tcW w:type="dxa" w:w="1152"/>
             <w:vAlign w:val="center"/>
+            <w:shd w:fill="F0FDFA"/>
           </w:tcPr>
           <w:p>
             <w:pPr>
-              <w:spacing w:before="50" w:after="50" w:line="259" w:lineRule="auto"/>
+              <w:spacing w:after="50" w:before="50" w:line="259" w:lineRule="auto"/>
               <w:jc w:val="center"/>
-              <w:rPr>
-                <w:rFonts w:hint="eastAsia"/>
-              </w:rPr>
             </w:pPr>
+            <w:r/>
             <w:r>
               <w:rPr>
+                <w:rFonts w:ascii="Segoe UI" w:hAnsi="Segoe UI"/>
                 <w:b/>
+                <w:color w:val="1F2937"/>
                 <w:sz w:val="18"/>
               </w:rPr>
               <w:t>RF-02</w:t>
@@ -1062,74 +1050,69 @@
         </w:tc>
         <w:tc>
           <w:tcPr>
-            <w:tcW w:w="2736" w:type="dxa"/>
-            <w:shd w:val="clear" w:color="auto" w:fill="F0FDFA"/>
+            <w:tcW w:type="dxa" w:w="2880"/>
             <w:vAlign w:val="center"/>
+            <w:shd w:fill="F0FDFA"/>
           </w:tcPr>
           <w:p>
             <w:pPr>
-              <w:spacing w:before="50" w:after="50" w:line="259" w:lineRule="auto"/>
-              <w:rPr>
-                <w:rFonts w:hint="eastAsia"/>
-              </w:rPr>
+              <w:spacing w:after="50" w:before="50" w:line="259" w:lineRule="auto"/>
+              <w:jc w:val="left"/>
             </w:pPr>
+            <w:r/>
             <w:r>
               <w:rPr>
+                <w:rFonts w:ascii="Segoe UI" w:hAnsi="Segoe UI"/>
+                <w:b w:val="0"/>
+                <w:color w:val="1F2937"/>
                 <w:sz w:val="18"/>
               </w:rPr>
-              <w:t>Rotación Automática</w:t>
+              <w:t>Rotación Automática Continua</w:t>
             </w:r>
           </w:p>
         </w:tc>
         <w:tc>
           <w:tcPr>
-            <w:tcW w:w="6192" w:type="dxa"/>
-            <w:shd w:val="clear" w:color="auto" w:fill="F0FDFA"/>
+            <w:tcW w:type="dxa" w:w="6048"/>
             <w:vAlign w:val="center"/>
+            <w:shd w:fill="F0FDFA"/>
           </w:tcPr>
           <w:p>
             <w:pPr>
-              <w:spacing w:before="50" w:after="50" w:line="259" w:lineRule="auto"/>
-              <w:rPr>
-                <w:rFonts w:hint="eastAsia"/>
-              </w:rPr>
+              <w:spacing w:after="50" w:before="50" w:line="259" w:lineRule="auto"/>
+              <w:jc w:val="left"/>
             </w:pPr>
+            <w:r/>
             <w:r>
               <w:rPr>
+                <w:rFonts w:ascii="Segoe UI" w:hAnsi="Segoe UI"/>
+                <w:b w:val="0"/>
+                <w:color w:val="1F2937"/>
                 <w:sz w:val="18"/>
               </w:rPr>
-              <w:t xml:space="preserve">El sistema reparte </w:t>
-            </w:r>
-            <w:r>
-              <w:rPr>
-                <w:sz w:val="18"/>
-              </w:rPr>
-              <w:t>las semanas de guardia en orden secuencial entre todos los funcionarios de la lista, asegurando que a todos les toque la misma cantidad.</w:t>
+              <w:t>El sistema reparte las semanas de guardia en orden secuencial entre todos los funcionarios de la lista, asegurando que a todos les toque la misma cantidad.</w:t>
             </w:r>
           </w:p>
         </w:tc>
       </w:tr>
       <w:tr>
-        <w:trPr>
-          <w:jc w:val="center"/>
-        </w:trPr>
         <w:tc>
           <w:tcPr>
-            <w:tcW w:w="1152" w:type="dxa"/>
-            <w:shd w:val="clear" w:color="auto" w:fill="FFFFFF"/>
+            <w:tcW w:type="dxa" w:w="1152"/>
             <w:vAlign w:val="center"/>
+            <w:shd w:fill="FFFFFF"/>
           </w:tcPr>
           <w:p>
             <w:pPr>
-              <w:spacing w:before="50" w:after="50" w:line="259" w:lineRule="auto"/>
+              <w:spacing w:after="50" w:before="50" w:line="259" w:lineRule="auto"/>
               <w:jc w:val="center"/>
-              <w:rPr>
-                <w:rFonts w:hint="eastAsia"/>
-              </w:rPr>
             </w:pPr>
+            <w:r/>
             <w:r>
               <w:rPr>
+                <w:rFonts w:ascii="Segoe UI" w:hAnsi="Segoe UI"/>
                 <w:b/>
+                <w:color w:val="1F2937"/>
                 <w:sz w:val="18"/>
               </w:rPr>
               <w:t>RF-03</w:t>
@@ -1138,74 +1121,69 @@
         </w:tc>
         <w:tc>
           <w:tcPr>
-            <w:tcW w:w="2736" w:type="dxa"/>
-            <w:shd w:val="clear" w:color="auto" w:fill="FFFFFF"/>
+            <w:tcW w:type="dxa" w:w="2880"/>
             <w:vAlign w:val="center"/>
+            <w:shd w:fill="FFFFFF"/>
           </w:tcPr>
           <w:p>
             <w:pPr>
-              <w:spacing w:before="50" w:after="50" w:line="259" w:lineRule="auto"/>
-              <w:rPr>
-                <w:rFonts w:hint="eastAsia"/>
-              </w:rPr>
+              <w:spacing w:after="50" w:before="50" w:line="259" w:lineRule="auto"/>
+              <w:jc w:val="left"/>
             </w:pPr>
+            <w:r/>
             <w:r>
               <w:rPr>
+                <w:rFonts w:ascii="Segoe UI" w:hAnsi="Segoe UI"/>
+                <w:b w:val="0"/>
+                <w:color w:val="1F2937"/>
                 <w:sz w:val="18"/>
               </w:rPr>
-              <w:t>Ingresar Ausencias</w:t>
+              <w:t>Ingresar Ausencias Justificadas</w:t>
             </w:r>
           </w:p>
         </w:tc>
         <w:tc>
           <w:tcPr>
-            <w:tcW w:w="6192" w:type="dxa"/>
-            <w:shd w:val="clear" w:color="auto" w:fill="FFFFFF"/>
+            <w:tcW w:type="dxa" w:w="6048"/>
             <w:vAlign w:val="center"/>
+            <w:shd w:fill="FFFFFF"/>
           </w:tcPr>
           <w:p>
             <w:pPr>
-              <w:spacing w:before="50" w:after="50" w:line="259" w:lineRule="auto"/>
-              <w:rPr>
-                <w:rFonts w:hint="eastAsia"/>
-              </w:rPr>
+              <w:spacing w:after="50" w:before="50" w:line="259" w:lineRule="auto"/>
+              <w:jc w:val="left"/>
             </w:pPr>
+            <w:r/>
             <w:r>
               <w:rPr>
+                <w:rFonts w:ascii="Segoe UI" w:hAnsi="Segoe UI"/>
+                <w:b w:val="0"/>
+                <w:color w:val="1F2937"/>
                 <w:sz w:val="18"/>
               </w:rPr>
-              <w:t xml:space="preserve">El usuario puede ingresar días o períodos de ausencia para cualquier funcionario escribiendo </w:t>
-            </w:r>
-            <w:r>
-              <w:rPr>
-                <w:sz w:val="18"/>
-              </w:rPr>
-              <w:t>los números (ej. '1-5' o '12, 19') y seleccionando si es Día Administrativo (DA), Vacaciones (FL), Licencia Médica (LIC) u Otro (OTR).</w:t>
+              <w:t>El usuario puede ingresar días o períodos de ausencia para cualquier funcionario escribiendo los números (ej. '1-5' o '12, 19') y seleccionando si es DA, FL, LIC u OTR.</w:t>
             </w:r>
           </w:p>
         </w:tc>
       </w:tr>
       <w:tr>
-        <w:trPr>
-          <w:jc w:val="center"/>
-        </w:trPr>
         <w:tc>
           <w:tcPr>
-            <w:tcW w:w="1152" w:type="dxa"/>
-            <w:shd w:val="clear" w:color="auto" w:fill="F0FDFA"/>
+            <w:tcW w:type="dxa" w:w="1152"/>
             <w:vAlign w:val="center"/>
+            <w:shd w:fill="F0FDFA"/>
           </w:tcPr>
           <w:p>
             <w:pPr>
-              <w:spacing w:before="50" w:after="50" w:line="259" w:lineRule="auto"/>
+              <w:spacing w:after="50" w:before="50" w:line="259" w:lineRule="auto"/>
               <w:jc w:val="center"/>
-              <w:rPr>
-                <w:rFonts w:hint="eastAsia"/>
-              </w:rPr>
             </w:pPr>
+            <w:r/>
             <w:r>
               <w:rPr>
+                <w:rFonts w:ascii="Segoe UI" w:hAnsi="Segoe UI"/>
                 <w:b/>
+                <w:color w:val="1F2937"/>
                 <w:sz w:val="18"/>
               </w:rPr>
               <w:t>RF-04</w:t>
@@ -1214,19 +1192,92 @@
         </w:tc>
         <w:tc>
           <w:tcPr>
-            <w:tcW w:w="2736" w:type="dxa"/>
-            <w:shd w:val="clear" w:color="auto" w:fill="F0FDFA"/>
+            <w:tcW w:type="dxa" w:w="2880"/>
             <w:vAlign w:val="center"/>
+            <w:shd w:fill="F0FDFA"/>
           </w:tcPr>
           <w:p>
             <w:pPr>
-              <w:spacing w:before="50" w:after="50" w:line="259" w:lineRule="auto"/>
-              <w:rPr>
-                <w:rFonts w:hint="eastAsia"/>
-              </w:rPr>
+              <w:spacing w:after="50" w:before="50" w:line="259" w:lineRule="auto"/>
+              <w:jc w:val="left"/>
             </w:pPr>
+            <w:r/>
             <w:r>
               <w:rPr>
+                <w:rFonts w:ascii="Segoe UI" w:hAnsi="Segoe UI"/>
+                <w:b w:val="0"/>
+                <w:color w:val="1F2937"/>
+                <w:sz w:val="18"/>
+              </w:rPr>
+              <w:t>Justificación Obligatoria OTR</w:t>
+            </w:r>
+          </w:p>
+        </w:tc>
+        <w:tc>
+          <w:tcPr>
+            <w:tcW w:type="dxa" w:w="6048"/>
+            <w:vAlign w:val="center"/>
+            <w:shd w:fill="F0FDFA"/>
+          </w:tcPr>
+          <w:p>
+            <w:pPr>
+              <w:spacing w:after="50" w:before="50" w:line="259" w:lineRule="auto"/>
+              <w:jc w:val="left"/>
+            </w:pPr>
+            <w:r/>
+            <w:r>
+              <w:rPr>
+                <w:rFonts w:ascii="Segoe UI" w:hAnsi="Segoe UI"/>
+                <w:b w:val="0"/>
+                <w:color w:val="1F2937"/>
+                <w:sz w:val="18"/>
+              </w:rPr>
+              <w:t>Al ingresar un permiso tipo OTR (Otro), el sistema exige obligatoriamente escribir el motivo. Esta justificación se muestra en pantalla y se exporta en la planilla Excel.</w:t>
+            </w:r>
+          </w:p>
+        </w:tc>
+      </w:tr>
+      <w:tr>
+        <w:tc>
+          <w:tcPr>
+            <w:tcW w:type="dxa" w:w="1152"/>
+            <w:vAlign w:val="center"/>
+            <w:shd w:fill="FFFFFF"/>
+          </w:tcPr>
+          <w:p>
+            <w:pPr>
+              <w:spacing w:after="50" w:before="50" w:line="259" w:lineRule="auto"/>
+              <w:jc w:val="center"/>
+            </w:pPr>
+            <w:r/>
+            <w:r>
+              <w:rPr>
+                <w:rFonts w:ascii="Segoe UI" w:hAnsi="Segoe UI"/>
+                <w:b/>
+                <w:color w:val="1F2937"/>
+                <w:sz w:val="18"/>
+              </w:rPr>
+              <w:t>RF-05</w:t>
+            </w:r>
+          </w:p>
+        </w:tc>
+        <w:tc>
+          <w:tcPr>
+            <w:tcW w:type="dxa" w:w="2880"/>
+            <w:vAlign w:val="center"/>
+            <w:shd w:fill="FFFFFF"/>
+          </w:tcPr>
+          <w:p>
+            <w:pPr>
+              <w:spacing w:after="50" w:before="50" w:line="259" w:lineRule="auto"/>
+              <w:jc w:val="left"/>
+            </w:pPr>
+            <w:r/>
+            <w:r>
+              <w:rPr>
+                <w:rFonts w:ascii="Segoe UI" w:hAnsi="Segoe UI"/>
+                <w:b w:val="0"/>
+                <w:color w:val="1F2937"/>
                 <w:sz w:val="18"/>
               </w:rPr>
               <w:t>Salto y Devolución Justa</w:t>
@@ -1235,74 +1286,69 @@
         </w:tc>
         <w:tc>
           <w:tcPr>
-            <w:tcW w:w="6192" w:type="dxa"/>
-            <w:shd w:val="clear" w:color="auto" w:fill="F0FDFA"/>
+            <w:tcW w:type="dxa" w:w="6048"/>
             <w:vAlign w:val="center"/>
+            <w:shd w:fill="FFFFFF"/>
           </w:tcPr>
           <w:p>
             <w:pPr>
-              <w:spacing w:before="50" w:after="50" w:line="259" w:lineRule="auto"/>
-              <w:rPr>
-                <w:rFonts w:hint="eastAsia"/>
-              </w:rPr>
+              <w:spacing w:after="50" w:before="50" w:line="259" w:lineRule="auto"/>
+              <w:jc w:val="left"/>
             </w:pPr>
+            <w:r/>
             <w:r>
               <w:rPr>
+                <w:rFonts w:ascii="Segoe UI" w:hAnsi="Segoe UI"/>
+                <w:b w:val="0"/>
+                <w:color w:val="1F2937"/>
                 <w:sz w:val="18"/>
               </w:rPr>
-              <w:t xml:space="preserve">Si alguien tiene permiso, el programa no le da turno esa semana, le asigna al siguiente </w:t>
-            </w:r>
-            <w:r>
-              <w:rPr>
-                <w:sz w:val="18"/>
-              </w:rPr>
-              <w:t>compañero libre y guarda a la persona ausente en una 'lista de pendientes' para devolverle la guardia apenas regrese.</w:t>
+              <w:t>Si alguien tiene permiso, el programa no le da turno esa semana, le asigna al siguiente compañero libre y guarda a la persona ausente en una 'lista de pendientes' para devolverle la guardia apenas regrese.</w:t>
             </w:r>
           </w:p>
         </w:tc>
       </w:tr>
       <w:tr>
-        <w:trPr>
-          <w:jc w:val="center"/>
-        </w:trPr>
         <w:tc>
           <w:tcPr>
-            <w:tcW w:w="1152" w:type="dxa"/>
-            <w:shd w:val="clear" w:color="auto" w:fill="FFFFFF"/>
+            <w:tcW w:type="dxa" w:w="1152"/>
             <w:vAlign w:val="center"/>
+            <w:shd w:fill="F0FDFA"/>
           </w:tcPr>
           <w:p>
             <w:pPr>
-              <w:spacing w:before="50" w:after="50" w:line="259" w:lineRule="auto"/>
+              <w:spacing w:after="50" w:before="50" w:line="259" w:lineRule="auto"/>
               <w:jc w:val="center"/>
-              <w:rPr>
-                <w:rFonts w:hint="eastAsia"/>
-              </w:rPr>
             </w:pPr>
+            <w:r/>
             <w:r>
               <w:rPr>
+                <w:rFonts w:ascii="Segoe UI" w:hAnsi="Segoe UI"/>
                 <w:b/>
+                <w:color w:val="1F2937"/>
                 <w:sz w:val="18"/>
               </w:rPr>
-              <w:t>RF-05</w:t>
+              <w:t>RF-06</w:t>
             </w:r>
           </w:p>
         </w:tc>
         <w:tc>
           <w:tcPr>
-            <w:tcW w:w="2736" w:type="dxa"/>
-            <w:shd w:val="clear" w:color="auto" w:fill="FFFFFF"/>
+            <w:tcW w:type="dxa" w:w="2880"/>
             <w:vAlign w:val="center"/>
+            <w:shd w:fill="F0FDFA"/>
           </w:tcPr>
           <w:p>
             <w:pPr>
-              <w:spacing w:before="50" w:after="50" w:line="259" w:lineRule="auto"/>
-              <w:rPr>
-                <w:rFonts w:hint="eastAsia"/>
-              </w:rPr>
+              <w:spacing w:after="50" w:before="50" w:line="259" w:lineRule="auto"/>
+              <w:jc w:val="left"/>
             </w:pPr>
+            <w:r/>
             <w:r>
               <w:rPr>
+                <w:rFonts w:ascii="Segoe UI" w:hAnsi="Segoe UI"/>
+                <w:b w:val="0"/>
+                <w:color w:val="1F2937"/>
                 <w:sz w:val="18"/>
               </w:rPr>
               <w:t>Cambio Manual de Guardia</w:t>
@@ -1311,137 +1357,46 @@
         </w:tc>
         <w:tc>
           <w:tcPr>
-            <w:tcW w:w="6192" w:type="dxa"/>
-            <w:shd w:val="clear" w:color="auto" w:fill="FFFFFF"/>
+            <w:tcW w:type="dxa" w:w="6048"/>
             <w:vAlign w:val="center"/>
+            <w:shd w:fill="F0FDFA"/>
           </w:tcPr>
           <w:p>
             <w:pPr>
-              <w:spacing w:before="50" w:after="50" w:line="259" w:lineRule="auto"/>
-              <w:rPr>
-                <w:rFonts w:hint="eastAsia"/>
-              </w:rPr>
+              <w:spacing w:after="50" w:before="50" w:line="259" w:lineRule="auto"/>
+              <w:jc w:val="left"/>
             </w:pPr>
+            <w:r/>
             <w:r>
               <w:rPr>
+                <w:rFonts w:ascii="Segoe UI" w:hAnsi="Segoe UI"/>
+                <w:b w:val="0"/>
+                <w:color w:val="1F2937"/>
                 <w:sz w:val="18"/>
               </w:rPr>
-              <w:t xml:space="preserve">Si dos personas cambiaron turno entre ellas, el usuario puede pulsar 'Cambiar' en la semana, seleccionar </w:t>
-            </w:r>
-            <w:r>
-              <w:rPr>
-                <w:sz w:val="18"/>
-              </w:rPr>
-              <w:t xml:space="preserve">al reemplazante y escribir </w:t>
-            </w:r>
-            <w:r>
-              <w:rPr>
-                <w:sz w:val="18"/>
-              </w:rPr>
-              <w:lastRenderedPageBreak/>
-              <w:t>obligatoriamente el motivo del cambio (queda marcado con la etiqueta verde MANUAL).</w:t>
+              <w:t>Si dos personas cambiaron turno entre ellas, el usuario puede pulsar 'Cambiar' en la semana, seleccionar al reemplazante y escribir obligatoriamente el motivo del cambio (queda marcado con la etiqueta verde MANUAL).</w:t>
             </w:r>
           </w:p>
         </w:tc>
       </w:tr>
       <w:tr>
-        <w:trPr>
-          <w:jc w:val="center"/>
-        </w:trPr>
         <w:tc>
           <w:tcPr>
-            <w:tcW w:w="1152" w:type="dxa"/>
-            <w:shd w:val="clear" w:color="auto" w:fill="F0FDFA"/>
+            <w:tcW w:type="dxa" w:w="1152"/>
             <w:vAlign w:val="center"/>
+            <w:shd w:fill="FFFFFF"/>
           </w:tcPr>
           <w:p>
             <w:pPr>
-              <w:spacing w:before="50" w:after="50" w:line="259" w:lineRule="auto"/>
+              <w:spacing w:after="50" w:before="50" w:line="259" w:lineRule="auto"/>
               <w:jc w:val="center"/>
-              <w:rPr>
-                <w:rFonts w:hint="eastAsia"/>
-              </w:rPr>
             </w:pPr>
+            <w:r/>
             <w:r>
               <w:rPr>
+                <w:rFonts w:ascii="Segoe UI" w:hAnsi="Segoe UI"/>
                 <w:b/>
-                <w:sz w:val="18"/>
-              </w:rPr>
-              <w:lastRenderedPageBreak/>
-              <w:t>RF-06</w:t>
-            </w:r>
-          </w:p>
-        </w:tc>
-        <w:tc>
-          <w:tcPr>
-            <w:tcW w:w="2736" w:type="dxa"/>
-            <w:shd w:val="clear" w:color="auto" w:fill="F0FDFA"/>
-            <w:vAlign w:val="center"/>
-          </w:tcPr>
-          <w:p>
-            <w:pPr>
-              <w:spacing w:before="50" w:after="50" w:line="259" w:lineRule="auto"/>
-              <w:rPr>
-                <w:rFonts w:hint="eastAsia"/>
-              </w:rPr>
-            </w:pPr>
-            <w:r>
-              <w:rPr>
-                <w:sz w:val="18"/>
-              </w:rPr>
-              <w:t>Botón para Volver a Auto</w:t>
-            </w:r>
-          </w:p>
-        </w:tc>
-        <w:tc>
-          <w:tcPr>
-            <w:tcW w:w="6192" w:type="dxa"/>
-            <w:shd w:val="clear" w:color="auto" w:fill="F0FDFA"/>
-            <w:vAlign w:val="center"/>
-          </w:tcPr>
-          <w:p>
-            <w:pPr>
-              <w:spacing w:before="50" w:after="50" w:line="259" w:lineRule="auto"/>
-              <w:rPr>
-                <w:rFonts w:hint="eastAsia"/>
-              </w:rPr>
-            </w:pPr>
-            <w:r>
-              <w:rPr>
-                <w:sz w:val="18"/>
-              </w:rPr>
-              <w:t xml:space="preserve">Si el usuario se equivoca al cambiar una guardia a mano, puede pulsar el botón '↺ Auto' para que el sistema </w:t>
-            </w:r>
-            <w:r>
-              <w:rPr>
-                <w:sz w:val="18"/>
-              </w:rPr>
-              <w:t>vuelva a calcular la persona original que le tocaba por lista.</w:t>
-            </w:r>
-          </w:p>
-        </w:tc>
-      </w:tr>
-      <w:tr>
-        <w:trPr>
-          <w:jc w:val="center"/>
-        </w:trPr>
-        <w:tc>
-          <w:tcPr>
-            <w:tcW w:w="1152" w:type="dxa"/>
-            <w:shd w:val="clear" w:color="auto" w:fill="FFFFFF"/>
-            <w:vAlign w:val="center"/>
-          </w:tcPr>
-          <w:p>
-            <w:pPr>
-              <w:spacing w:before="50" w:after="50" w:line="259" w:lineRule="auto"/>
-              <w:jc w:val="center"/>
-              <w:rPr>
-                <w:rFonts w:hint="eastAsia"/>
-              </w:rPr>
-            </w:pPr>
-            <w:r>
-              <w:rPr>
-                <w:b/>
+                <w:color w:val="1F2937"/>
                 <w:sz w:val="18"/>
               </w:rPr>
               <w:t>RF-07</w:t>
@@ -1450,74 +1405,69 @@
         </w:tc>
         <w:tc>
           <w:tcPr>
-            <w:tcW w:w="2736" w:type="dxa"/>
-            <w:shd w:val="clear" w:color="auto" w:fill="FFFFFF"/>
+            <w:tcW w:type="dxa" w:w="2880"/>
             <w:vAlign w:val="center"/>
+            <w:shd w:fill="FFFFFF"/>
           </w:tcPr>
           <w:p>
             <w:pPr>
-              <w:spacing w:before="50" w:after="50" w:line="259" w:lineRule="auto"/>
-              <w:rPr>
-                <w:rFonts w:hint="eastAsia"/>
-              </w:rPr>
+              <w:spacing w:after="50" w:before="50" w:line="259" w:lineRule="auto"/>
+              <w:jc w:val="left"/>
             </w:pPr>
+            <w:r/>
             <w:r>
               <w:rPr>
+                <w:rFonts w:ascii="Segoe UI" w:hAnsi="Segoe UI"/>
+                <w:b w:val="0"/>
+                <w:color w:val="1F2937"/>
                 <w:sz w:val="18"/>
               </w:rPr>
-              <w:t>Protección Fiestas de Diciembre</w:t>
+              <w:t>Botón para Volver a Auto (↺ Auto)</w:t>
             </w:r>
           </w:p>
         </w:tc>
         <w:tc>
           <w:tcPr>
-            <w:tcW w:w="6192" w:type="dxa"/>
-            <w:shd w:val="clear" w:color="auto" w:fill="FFFFFF"/>
+            <w:tcW w:type="dxa" w:w="6048"/>
             <w:vAlign w:val="center"/>
+            <w:shd w:fill="FFFFFF"/>
           </w:tcPr>
           <w:p>
             <w:pPr>
-              <w:spacing w:before="50" w:after="50" w:line="259" w:lineRule="auto"/>
-              <w:rPr>
-                <w:rFonts w:hint="eastAsia"/>
-              </w:rPr>
+              <w:spacing w:after="50" w:before="50" w:line="259" w:lineRule="auto"/>
+              <w:jc w:val="left"/>
             </w:pPr>
+            <w:r/>
             <w:r>
               <w:rPr>
+                <w:rFonts w:ascii="Segoe UI" w:hAnsi="Segoe UI"/>
+                <w:b w:val="0"/>
+                <w:color w:val="1F2937"/>
                 <w:sz w:val="18"/>
               </w:rPr>
-              <w:t xml:space="preserve">En diciembre, el sistema consulta los feriados nacionales de Chile para evitar que un funcionario repita Navidad o Año Nuevo si ya le tocó hacer guardia </w:t>
-            </w:r>
-            <w:r>
-              <w:rPr>
-                <w:sz w:val="18"/>
-              </w:rPr>
-              <w:t>en esa misma fiesta el año anterior.</w:t>
+              <w:t>Si el usuario se equivoca al cambiar una guardia a mano, puede pulsar el botón '↺ Auto' para que el sistema vuelva a calcular la persona original que le tocaba por lista.</w:t>
             </w:r>
           </w:p>
         </w:tc>
       </w:tr>
       <w:tr>
-        <w:trPr>
-          <w:jc w:val="center"/>
-        </w:trPr>
         <w:tc>
           <w:tcPr>
-            <w:tcW w:w="1152" w:type="dxa"/>
-            <w:shd w:val="clear" w:color="auto" w:fill="F0FDFA"/>
+            <w:tcW w:type="dxa" w:w="1152"/>
             <w:vAlign w:val="center"/>
+            <w:shd w:fill="F0FDFA"/>
           </w:tcPr>
           <w:p>
             <w:pPr>
-              <w:spacing w:before="50" w:after="50" w:line="259" w:lineRule="auto"/>
+              <w:spacing w:after="50" w:before="50" w:line="259" w:lineRule="auto"/>
               <w:jc w:val="center"/>
-              <w:rPr>
-                <w:rFonts w:hint="eastAsia"/>
-              </w:rPr>
             </w:pPr>
+            <w:r/>
             <w:r>
               <w:rPr>
+                <w:rFonts w:ascii="Segoe UI" w:hAnsi="Segoe UI"/>
                 <w:b/>
+                <w:color w:val="1F2937"/>
                 <w:sz w:val="18"/>
               </w:rPr>
               <w:t>RF-08</w:t>
@@ -1526,19 +1476,163 @@
         </w:tc>
         <w:tc>
           <w:tcPr>
-            <w:tcW w:w="2736" w:type="dxa"/>
-            <w:shd w:val="clear" w:color="auto" w:fill="F0FDFA"/>
+            <w:tcW w:type="dxa" w:w="2880"/>
             <w:vAlign w:val="center"/>
+            <w:shd w:fill="F0FDFA"/>
           </w:tcPr>
           <w:p>
             <w:pPr>
-              <w:spacing w:before="50" w:after="50" w:line="259" w:lineRule="auto"/>
-              <w:rPr>
-                <w:rFonts w:hint="eastAsia"/>
-              </w:rPr>
+              <w:spacing w:after="50" w:before="50" w:line="259" w:lineRule="auto"/>
+              <w:jc w:val="left"/>
             </w:pPr>
+            <w:r/>
             <w:r>
               <w:rPr>
+                <w:rFonts w:ascii="Segoe UI" w:hAnsi="Segoe UI"/>
+                <w:b w:val="0"/>
+                <w:color w:val="1F2937"/>
+                <w:sz w:val="18"/>
+              </w:rPr>
+              <w:t>Protección Feriados Chilenos</w:t>
+            </w:r>
+          </w:p>
+        </w:tc>
+        <w:tc>
+          <w:tcPr>
+            <w:tcW w:type="dxa" w:w="6048"/>
+            <w:vAlign w:val="center"/>
+            <w:shd w:fill="F0FDFA"/>
+          </w:tcPr>
+          <w:p>
+            <w:pPr>
+              <w:spacing w:after="50" w:before="50" w:line="259" w:lineRule="auto"/>
+              <w:jc w:val="left"/>
+            </w:pPr>
+            <w:r/>
+            <w:r>
+              <w:rPr>
+                <w:rFonts w:ascii="Segoe UI" w:hAnsi="Segoe UI"/>
+                <w:b w:val="0"/>
+                <w:color w:val="1F2937"/>
+                <w:sz w:val="18"/>
+              </w:rPr>
+              <w:t>En festividades críticas (Navidad, Año Nuevo, Fiestas Patrias), el sistema consulta los feriados nacionales de Chile para evitar que un funcionario repita la guardia en el mismo feriado del año anterior.</w:t>
+            </w:r>
+          </w:p>
+        </w:tc>
+      </w:tr>
+      <w:tr>
+        <w:tc>
+          <w:tcPr>
+            <w:tcW w:type="dxa" w:w="1152"/>
+            <w:vAlign w:val="center"/>
+            <w:shd w:fill="FFFFFF"/>
+          </w:tcPr>
+          <w:p>
+            <w:pPr>
+              <w:spacing w:after="50" w:before="50" w:line="259" w:lineRule="auto"/>
+              <w:jc w:val="center"/>
+            </w:pPr>
+            <w:r/>
+            <w:r>
+              <w:rPr>
+                <w:rFonts w:ascii="Segoe UI" w:hAnsi="Segoe UI"/>
+                <w:b/>
+                <w:color w:val="1F2937"/>
+                <w:sz w:val="18"/>
+              </w:rPr>
+              <w:t>RF-09</w:t>
+            </w:r>
+          </w:p>
+        </w:tc>
+        <w:tc>
+          <w:tcPr>
+            <w:tcW w:type="dxa" w:w="2880"/>
+            <w:vAlign w:val="center"/>
+            <w:shd w:fill="FFFFFF"/>
+          </w:tcPr>
+          <w:p>
+            <w:pPr>
+              <w:spacing w:after="50" w:before="50" w:line="259" w:lineRule="auto"/>
+              <w:jc w:val="left"/>
+            </w:pPr>
+            <w:r/>
+            <w:r>
+              <w:rPr>
+                <w:rFonts w:ascii="Segoe UI" w:hAnsi="Segoe UI"/>
+                <w:b w:val="0"/>
+                <w:color w:val="1F2937"/>
+                <w:sz w:val="18"/>
+              </w:rPr>
+              <w:t>Estimación de Próximo Turno</w:t>
+            </w:r>
+          </w:p>
+        </w:tc>
+        <w:tc>
+          <w:tcPr>
+            <w:tcW w:type="dxa" w:w="6048"/>
+            <w:vAlign w:val="center"/>
+            <w:shd w:fill="FFFFFF"/>
+          </w:tcPr>
+          <w:p>
+            <w:pPr>
+              <w:spacing w:after="50" w:before="50" w:line="259" w:lineRule="auto"/>
+              <w:jc w:val="left"/>
+            </w:pPr>
+            <w:r/>
+            <w:r>
+              <w:rPr>
+                <w:rFonts w:ascii="Segoe UI" w:hAnsi="Segoe UI"/>
+                <w:b w:val="0"/>
+                <w:color w:val="1F2937"/>
+                <w:sz w:val="18"/>
+              </w:rPr>
+              <w:t>Al seleccionar un funcionario en la lista de Planificación, el sistema calcula y muestra en pantalla la fecha proyectada en que volverá a tocarle guardia.</w:t>
+            </w:r>
+          </w:p>
+        </w:tc>
+      </w:tr>
+      <w:tr>
+        <w:tc>
+          <w:tcPr>
+            <w:tcW w:type="dxa" w:w="1152"/>
+            <w:vAlign w:val="center"/>
+            <w:shd w:fill="F0FDFA"/>
+          </w:tcPr>
+          <w:p>
+            <w:pPr>
+              <w:spacing w:after="50" w:before="50" w:line="259" w:lineRule="auto"/>
+              <w:jc w:val="center"/>
+            </w:pPr>
+            <w:r/>
+            <w:r>
+              <w:rPr>
+                <w:rFonts w:ascii="Segoe UI" w:hAnsi="Segoe UI"/>
+                <w:b/>
+                <w:color w:val="1F2937"/>
+                <w:sz w:val="18"/>
+              </w:rPr>
+              <w:t>RF-10</w:t>
+            </w:r>
+          </w:p>
+        </w:tc>
+        <w:tc>
+          <w:tcPr>
+            <w:tcW w:type="dxa" w:w="2880"/>
+            <w:vAlign w:val="center"/>
+            <w:shd w:fill="F0FDFA"/>
+          </w:tcPr>
+          <w:p>
+            <w:pPr>
+              <w:spacing w:after="50" w:before="50" w:line="259" w:lineRule="auto"/>
+              <w:jc w:val="left"/>
+            </w:pPr>
+            <w:r/>
+            <w:r>
+              <w:rPr>
+                <w:rFonts w:ascii="Segoe UI" w:hAnsi="Segoe UI"/>
+                <w:b w:val="0"/>
+                <w:color w:val="1F2937"/>
                 <w:sz w:val="18"/>
               </w:rPr>
               <w:t>Calendario Mensual a Color</w:t>
@@ -1547,19 +1641,21 @@
         </w:tc>
         <w:tc>
           <w:tcPr>
-            <w:tcW w:w="6192" w:type="dxa"/>
-            <w:shd w:val="clear" w:color="auto" w:fill="F0FDFA"/>
+            <w:tcW w:type="dxa" w:w="6048"/>
             <w:vAlign w:val="center"/>
+            <w:shd w:fill="F0FDFA"/>
           </w:tcPr>
           <w:p>
             <w:pPr>
-              <w:spacing w:before="50" w:after="50" w:line="259" w:lineRule="auto"/>
-              <w:rPr>
-                <w:rFonts w:hint="eastAsia"/>
-              </w:rPr>
+              <w:spacing w:after="50" w:before="50" w:line="259" w:lineRule="auto"/>
+              <w:jc w:val="left"/>
             </w:pPr>
+            <w:r/>
             <w:r>
               <w:rPr>
+                <w:rFonts w:ascii="Segoe UI" w:hAnsi="Segoe UI"/>
+                <w:b w:val="0"/>
+                <w:color w:val="1F2937"/>
                 <w:sz w:val="18"/>
               </w:rPr>
               <w:t>En la pestaña 'Ver Turnos del Mes', el usuario puede ver la cuadrícula completa del mes: días de turno en rojo, ausencias en sus colores y fines de semana sombreados.</w:t>
@@ -1568,123 +1664,117 @@
         </w:tc>
       </w:tr>
       <w:tr>
-        <w:trPr>
-          <w:jc w:val="center"/>
-        </w:trPr>
         <w:tc>
           <w:tcPr>
-            <w:tcW w:w="1152" w:type="dxa"/>
-            <w:shd w:val="clear" w:color="auto" w:fill="FFFFFF"/>
+            <w:tcW w:type="dxa" w:w="1152"/>
             <w:vAlign w:val="center"/>
+            <w:shd w:fill="FFFFFF"/>
           </w:tcPr>
           <w:p>
             <w:pPr>
-              <w:spacing w:before="50" w:after="50" w:line="259" w:lineRule="auto"/>
+              <w:spacing w:after="50" w:before="50" w:line="259" w:lineRule="auto"/>
               <w:jc w:val="center"/>
-              <w:rPr>
-                <w:rFonts w:hint="eastAsia"/>
-              </w:rPr>
             </w:pPr>
+            <w:r/>
             <w:r>
               <w:rPr>
+                <w:rFonts w:ascii="Segoe UI" w:hAnsi="Segoe UI"/>
                 <w:b/>
+                <w:color w:val="1F2937"/>
                 <w:sz w:val="18"/>
               </w:rPr>
-              <w:t>RF-09</w:t>
+              <w:t>RF-11</w:t>
             </w:r>
           </w:p>
         </w:tc>
         <w:tc>
           <w:tcPr>
-            <w:tcW w:w="2736" w:type="dxa"/>
-            <w:shd w:val="clear" w:color="auto" w:fill="FFFFFF"/>
+            <w:tcW w:type="dxa" w:w="2880"/>
             <w:vAlign w:val="center"/>
+            <w:shd w:fill="FFFFFF"/>
           </w:tcPr>
           <w:p>
             <w:pPr>
-              <w:spacing w:before="50" w:after="50" w:line="259" w:lineRule="auto"/>
-              <w:rPr>
-                <w:rFonts w:hint="eastAsia"/>
-              </w:rPr>
+              <w:spacing w:after="50" w:before="50" w:line="259" w:lineRule="auto"/>
+              <w:jc w:val="left"/>
             </w:pPr>
+            <w:r/>
             <w:r>
               <w:rPr>
+                <w:rFonts w:ascii="Segoe UI" w:hAnsi="Segoe UI"/>
+                <w:b w:val="0"/>
+                <w:color w:val="1F2937"/>
                 <w:sz w:val="18"/>
               </w:rPr>
-              <w:t xml:space="preserve">Exportar a </w:t>
-            </w:r>
-            <w:r>
-              <w:rPr>
-                <w:sz w:val="18"/>
-              </w:rPr>
-              <w:t>Excel Oficial</w:t>
+              <w:t>Exportar a Excel Oficial</w:t>
             </w:r>
           </w:p>
         </w:tc>
         <w:tc>
           <w:tcPr>
-            <w:tcW w:w="6192" w:type="dxa"/>
-            <w:shd w:val="clear" w:color="auto" w:fill="FFFFFF"/>
+            <w:tcW w:type="dxa" w:w="6048"/>
             <w:vAlign w:val="center"/>
+            <w:shd w:fill="FFFFFF"/>
           </w:tcPr>
           <w:p>
             <w:pPr>
-              <w:spacing w:before="50" w:after="50" w:line="259" w:lineRule="auto"/>
-              <w:rPr>
-                <w:rFonts w:hint="eastAsia"/>
-              </w:rPr>
+              <w:spacing w:after="50" w:before="50" w:line="259" w:lineRule="auto"/>
+              <w:jc w:val="left"/>
             </w:pPr>
+            <w:r/>
             <w:r>
               <w:rPr>
+                <w:rFonts w:ascii="Segoe UI" w:hAnsi="Segoe UI"/>
+                <w:b w:val="0"/>
+                <w:color w:val="1F2937"/>
                 <w:sz w:val="18"/>
               </w:rPr>
-              <w:t>El usuario puede pulsar 'Exportar Excel' para generar un archivo .xlsx con título institucional, nombres completos, días coloreados, tabla de totales por persona y leyenda de colores.</w:t>
+              <w:t>El usuario puede pulsar 'Exportar Excel' para generar un archivo .xlsx con título institucional, nombres completos, días coloreados, notas de auditoría, tablas de permutas y OTR, y totales por persona.</w:t>
             </w:r>
           </w:p>
         </w:tc>
       </w:tr>
       <w:tr>
-        <w:trPr>
-          <w:jc w:val="center"/>
-        </w:trPr>
         <w:tc>
           <w:tcPr>
-            <w:tcW w:w="1152" w:type="dxa"/>
-            <w:shd w:val="clear" w:color="auto" w:fill="F0FDFA"/>
+            <w:tcW w:type="dxa" w:w="1152"/>
             <w:vAlign w:val="center"/>
+            <w:shd w:fill="F0FDFA"/>
           </w:tcPr>
           <w:p>
             <w:pPr>
-              <w:spacing w:before="50" w:after="50" w:line="259" w:lineRule="auto"/>
+              <w:spacing w:after="50" w:before="50" w:line="259" w:lineRule="auto"/>
               <w:jc w:val="center"/>
-              <w:rPr>
-                <w:rFonts w:hint="eastAsia"/>
-              </w:rPr>
             </w:pPr>
+            <w:r/>
             <w:r>
               <w:rPr>
+                <w:rFonts w:ascii="Segoe UI" w:hAnsi="Segoe UI"/>
                 <w:b/>
+                <w:color w:val="1F2937"/>
                 <w:sz w:val="18"/>
               </w:rPr>
-              <w:t>RF-10</w:t>
+              <w:t>RF-12</w:t>
             </w:r>
           </w:p>
         </w:tc>
         <w:tc>
           <w:tcPr>
-            <w:tcW w:w="2736" w:type="dxa"/>
-            <w:shd w:val="clear" w:color="auto" w:fill="F0FDFA"/>
+            <w:tcW w:type="dxa" w:w="2880"/>
             <w:vAlign w:val="center"/>
+            <w:shd w:fill="F0FDFA"/>
           </w:tcPr>
           <w:p>
             <w:pPr>
-              <w:spacing w:before="50" w:after="50" w:line="259" w:lineRule="auto"/>
-              <w:rPr>
-                <w:rFonts w:hint="eastAsia"/>
-              </w:rPr>
+              <w:spacing w:after="50" w:before="50" w:line="259" w:lineRule="auto"/>
+              <w:jc w:val="left"/>
             </w:pPr>
+            <w:r/>
             <w:r>
               <w:rPr>
+                <w:rFonts w:ascii="Segoe UI" w:hAnsi="Segoe UI"/>
+                <w:b w:val="0"/>
+                <w:color w:val="1F2937"/>
                 <w:sz w:val="18"/>
               </w:rPr>
               <w:t>Guardar Mes Definitivo</w:t>
@@ -1693,74 +1783,69 @@
         </w:tc>
         <w:tc>
           <w:tcPr>
-            <w:tcW w:w="6192" w:type="dxa"/>
-            <w:shd w:val="clear" w:color="auto" w:fill="F0FDFA"/>
+            <w:tcW w:type="dxa" w:w="6048"/>
             <w:vAlign w:val="center"/>
+            <w:shd w:fill="F0FDFA"/>
           </w:tcPr>
           <w:p>
             <w:pPr>
-              <w:spacing w:before="50" w:after="50" w:line="259" w:lineRule="auto"/>
-              <w:rPr>
-                <w:rFonts w:hint="eastAsia"/>
-              </w:rPr>
+              <w:spacing w:after="50" w:before="50" w:line="259" w:lineRule="auto"/>
+              <w:jc w:val="left"/>
             </w:pPr>
+            <w:r/>
             <w:r>
               <w:rPr>
+                <w:rFonts w:ascii="Segoe UI" w:hAnsi="Segoe UI"/>
+                <w:b w:val="0"/>
+                <w:color w:val="1F2937"/>
                 <w:sz w:val="18"/>
               </w:rPr>
-              <w:t xml:space="preserve">Al pulsar 'Guardar mes' en </w:t>
-            </w:r>
-            <w:r>
-              <w:rPr>
-                <w:sz w:val="18"/>
-              </w:rPr>
-              <w:t>Planificación, el programa guarda el período en el historial, avanza la cola de rotación para el siguiente mes y deja todo listo para continuar.</w:t>
+              <w:t>Al pulsar 'Guardar mes' en Planificación, el programa guarda el período en el historial, avanza la cola de rotación para el siguiente mes y crea un respaldo fechado.</w:t>
             </w:r>
           </w:p>
         </w:tc>
       </w:tr>
       <w:tr>
-        <w:trPr>
-          <w:jc w:val="center"/>
-        </w:trPr>
         <w:tc>
           <w:tcPr>
-            <w:tcW w:w="1152" w:type="dxa"/>
-            <w:shd w:val="clear" w:color="auto" w:fill="FFFFFF"/>
+            <w:tcW w:type="dxa" w:w="1152"/>
             <w:vAlign w:val="center"/>
+            <w:shd w:fill="FFFFFF"/>
           </w:tcPr>
           <w:p>
             <w:pPr>
-              <w:spacing w:before="50" w:after="50" w:line="259" w:lineRule="auto"/>
+              <w:spacing w:after="50" w:before="50" w:line="259" w:lineRule="auto"/>
               <w:jc w:val="center"/>
-              <w:rPr>
-                <w:rFonts w:hint="eastAsia"/>
-              </w:rPr>
             </w:pPr>
+            <w:r/>
             <w:r>
               <w:rPr>
+                <w:rFonts w:ascii="Segoe UI" w:hAnsi="Segoe UI"/>
                 <w:b/>
+                <w:color w:val="1F2937"/>
                 <w:sz w:val="18"/>
               </w:rPr>
-              <w:t>RF-11</w:t>
+              <w:t>RF-13</w:t>
             </w:r>
           </w:p>
         </w:tc>
         <w:tc>
           <w:tcPr>
-            <w:tcW w:w="2736" w:type="dxa"/>
-            <w:shd w:val="clear" w:color="auto" w:fill="FFFFFF"/>
+            <w:tcW w:type="dxa" w:w="2880"/>
             <w:vAlign w:val="center"/>
+            <w:shd w:fill="FFFFFF"/>
           </w:tcPr>
           <w:p>
             <w:pPr>
-              <w:spacing w:before="50" w:after="50" w:line="259" w:lineRule="auto"/>
-              <w:rPr>
-                <w:rFonts w:hint="eastAsia"/>
-              </w:rPr>
+              <w:spacing w:after="50" w:before="50" w:line="259" w:lineRule="auto"/>
+              <w:jc w:val="left"/>
             </w:pPr>
+            <w:r/>
             <w:r>
               <w:rPr>
+                <w:rFonts w:ascii="Segoe UI" w:hAnsi="Segoe UI"/>
+                <w:b w:val="0"/>
+                <w:color w:val="1F2937"/>
                 <w:sz w:val="18"/>
               </w:rPr>
               <w:t>Administrar la Lista del Equipo</w:t>
@@ -1769,128 +1854,308 @@
         </w:tc>
         <w:tc>
           <w:tcPr>
-            <w:tcW w:w="6192" w:type="dxa"/>
-            <w:shd w:val="clear" w:color="auto" w:fill="FFFFFF"/>
+            <w:tcW w:type="dxa" w:w="6048"/>
             <w:vAlign w:val="center"/>
+            <w:shd w:fill="FFFFFF"/>
           </w:tcPr>
           <w:p>
             <w:pPr>
-              <w:spacing w:before="50" w:after="50" w:line="259" w:lineRule="auto"/>
-              <w:rPr>
-                <w:rFonts w:hint="eastAsia"/>
-              </w:rPr>
+              <w:spacing w:after="50" w:before="50" w:line="259" w:lineRule="auto"/>
+              <w:jc w:val="left"/>
             </w:pPr>
+            <w:r/>
             <w:r>
               <w:rPr>
+                <w:rFonts w:ascii="Segoe UI" w:hAnsi="Segoe UI"/>
+                <w:b w:val="0"/>
+                <w:color w:val="1F2937"/>
                 <w:sz w:val="18"/>
               </w:rPr>
-              <w:t xml:space="preserve">En la pestaña Ajustes, el usuario puede agregar nuevas personas con su </w:t>
-            </w:r>
-            <w:r>
-              <w:rPr>
-                <w:sz w:val="18"/>
-              </w:rPr>
-              <w:t>correo, corregir nombres, reordenar la fila con flechas (</w:t>
-            </w:r>
-            <w:r>
-              <w:rPr>
-                <w:sz w:val="18"/>
-              </w:rPr>
-              <w:t>⬆</w:t>
-            </w:r>
-            <w:r>
-              <w:rPr>
-                <w:sz w:val="18"/>
-              </w:rPr>
-              <w:t>/</w:t>
-            </w:r>
-            <w:r>
-              <w:rPr>
-                <w:sz w:val="18"/>
-              </w:rPr>
-              <w:t>⬇</w:t>
-            </w:r>
-            <w:r>
-              <w:rPr>
-                <w:sz w:val="18"/>
-              </w:rPr>
-              <w:t>) y dar de baja a quienes dejen la unidad.</w:t>
+              <w:t>En la pestaña Ajustes, el usuario puede agregar nuevas personas con su correo, corregir nombres, reordenar la fila con flechas (⬆/⬇) y dar de baja a quienes dejen la unidad sin borrar su historia.</w:t>
             </w:r>
           </w:p>
         </w:tc>
       </w:tr>
       <w:tr>
-        <w:trPr>
-          <w:jc w:val="center"/>
-        </w:trPr>
         <w:tc>
           <w:tcPr>
-            <w:tcW w:w="1152" w:type="dxa"/>
-            <w:shd w:val="clear" w:color="auto" w:fill="F0FDFA"/>
+            <w:tcW w:type="dxa" w:w="1152"/>
             <w:vAlign w:val="center"/>
+            <w:shd w:fill="F0FDFA"/>
           </w:tcPr>
           <w:p>
             <w:pPr>
-              <w:spacing w:before="50" w:after="50" w:line="259" w:lineRule="auto"/>
+              <w:spacing w:after="50" w:before="50" w:line="259" w:lineRule="auto"/>
               <w:jc w:val="center"/>
-              <w:rPr>
-                <w:rFonts w:hint="eastAsia"/>
-              </w:rPr>
             </w:pPr>
+            <w:r/>
             <w:r>
               <w:rPr>
+                <w:rFonts w:ascii="Segoe UI" w:hAnsi="Segoe UI"/>
                 <w:b/>
+                <w:color w:val="1F2937"/>
                 <w:sz w:val="18"/>
               </w:rPr>
-              <w:t>RF-12</w:t>
+              <w:t>RF-14</w:t>
             </w:r>
           </w:p>
         </w:tc>
         <w:tc>
           <w:tcPr>
-            <w:tcW w:w="2736" w:type="dxa"/>
-            <w:shd w:val="clear" w:color="auto" w:fill="F0FDFA"/>
+            <w:tcW w:type="dxa" w:w="2880"/>
             <w:vAlign w:val="center"/>
+            <w:shd w:fill="F0FDFA"/>
           </w:tcPr>
           <w:p>
             <w:pPr>
-              <w:spacing w:before="50" w:after="50" w:line="259" w:lineRule="auto"/>
-              <w:rPr>
-                <w:rFonts w:hint="eastAsia"/>
-              </w:rPr>
+              <w:spacing w:after="50" w:before="50" w:line="259" w:lineRule="auto"/>
+              <w:jc w:val="left"/>
             </w:pPr>
+            <w:r/>
             <w:r>
               <w:rPr>
+                <w:rFonts w:ascii="Segoe UI" w:hAnsi="Segoe UI"/>
+                <w:b w:val="0"/>
+                <w:color w:val="1F2937"/>
                 <w:sz w:val="18"/>
               </w:rPr>
-              <w:t>Avisos por Correo</w:t>
+              <w:t>Avisos por Correo Electrónico</w:t>
             </w:r>
           </w:p>
         </w:tc>
         <w:tc>
           <w:tcPr>
-            <w:tcW w:w="6192" w:type="dxa"/>
-            <w:shd w:val="clear" w:color="auto" w:fill="F0FDFA"/>
+            <w:tcW w:type="dxa" w:w="6048"/>
             <w:vAlign w:val="center"/>
+            <w:shd w:fill="F0FDFA"/>
           </w:tcPr>
           <w:p>
             <w:pPr>
-              <w:spacing w:before="50" w:after="50" w:line="259" w:lineRule="auto"/>
-              <w:rPr>
-                <w:rFonts w:hint="eastAsia"/>
-              </w:rPr>
+              <w:spacing w:after="50" w:before="50" w:line="259" w:lineRule="auto"/>
+              <w:jc w:val="left"/>
             </w:pPr>
+            <w:r/>
             <w:r>
               <w:rPr>
+                <w:rFonts w:ascii="Segoe UI" w:hAnsi="Segoe UI"/>
+                <w:b w:val="0"/>
+                <w:color w:val="1F2937"/>
                 <w:sz w:val="18"/>
               </w:rPr>
-              <w:t xml:space="preserve">Al guardar un mes que contenga cambios manuales, el sistema envía automáticamente un correo formal a todos los funcionarios </w:t>
+              <w:t>Al guardar un mes que contenga cambios manuales, el sistema despacha automáticamente un correo formal al equipo informando la semana cambiada, los involucrados y el motivo.</w:t>
             </w:r>
+          </w:p>
+        </w:tc>
+      </w:tr>
+      <w:tr>
+        <w:tc>
+          <w:tcPr>
+            <w:tcW w:type="dxa" w:w="1152"/>
+            <w:vAlign w:val="center"/>
+            <w:shd w:fill="FFFFFF"/>
+          </w:tcPr>
+          <w:p>
+            <w:pPr>
+              <w:spacing w:after="50" w:before="50" w:line="259" w:lineRule="auto"/>
+              <w:jc w:val="center"/>
+            </w:pPr>
+            <w:r/>
             <w:r>
               <w:rPr>
+                <w:rFonts w:ascii="Segoe UI" w:hAnsi="Segoe UI"/>
+                <w:b/>
+                <w:color w:val="1F2937"/>
                 <w:sz w:val="18"/>
               </w:rPr>
-              <w:t>detallando la semana cambiada y el motivo.</w:t>
+              <w:t>RF-15</w:t>
+            </w:r>
+          </w:p>
+        </w:tc>
+        <w:tc>
+          <w:tcPr>
+            <w:tcW w:type="dxa" w:w="2880"/>
+            <w:vAlign w:val="center"/>
+            <w:shd w:fill="FFFFFF"/>
+          </w:tcPr>
+          <w:p>
+            <w:pPr>
+              <w:spacing w:after="50" w:before="50" w:line="259" w:lineRule="auto"/>
+              <w:jc w:val="left"/>
+            </w:pPr>
+            <w:r/>
+            <w:r>
+              <w:rPr>
+                <w:rFonts w:ascii="Segoe UI" w:hAnsi="Segoe UI"/>
+                <w:b w:val="0"/>
+                <w:color w:val="1F2937"/>
+                <w:sz w:val="18"/>
+              </w:rPr>
+              <w:t>Cola de Reintentos Offline</w:t>
+            </w:r>
+          </w:p>
+        </w:tc>
+        <w:tc>
+          <w:tcPr>
+            <w:tcW w:type="dxa" w:w="6048"/>
+            <w:vAlign w:val="center"/>
+            <w:shd w:fill="FFFFFF"/>
+          </w:tcPr>
+          <w:p>
+            <w:pPr>
+              <w:spacing w:after="50" w:before="50" w:line="259" w:lineRule="auto"/>
+              <w:jc w:val="left"/>
+            </w:pPr>
+            <w:r/>
+            <w:r>
+              <w:rPr>
+                <w:rFonts w:ascii="Segoe UI" w:hAnsi="Segoe UI"/>
+                <w:b w:val="0"/>
+                <w:color w:val="1F2937"/>
+                <w:sz w:val="18"/>
+              </w:rPr>
+              <w:t>Si no hay conexión a internet al cerrar el mes, el cierre no se anula: el aviso queda retenido en una cola de pendientes para enviarlo con un clic al restablecerse la red.</w:t>
+            </w:r>
+          </w:p>
+        </w:tc>
+      </w:tr>
+      <w:tr>
+        <w:tc>
+          <w:tcPr>
+            <w:tcW w:type="dxa" w:w="1152"/>
+            <w:vAlign w:val="center"/>
+            <w:shd w:fill="F0FDFA"/>
+          </w:tcPr>
+          <w:p>
+            <w:pPr>
+              <w:spacing w:after="50" w:before="50" w:line="259" w:lineRule="auto"/>
+              <w:jc w:val="center"/>
+            </w:pPr>
+            <w:r/>
+            <w:r>
+              <w:rPr>
+                <w:rFonts w:ascii="Segoe UI" w:hAnsi="Segoe UI"/>
+                <w:b/>
+                <w:color w:val="1F2937"/>
+                <w:sz w:val="18"/>
+              </w:rPr>
+              <w:t>RF-16</w:t>
+            </w:r>
+          </w:p>
+        </w:tc>
+        <w:tc>
+          <w:tcPr>
+            <w:tcW w:type="dxa" w:w="2880"/>
+            <w:vAlign w:val="center"/>
+            <w:shd w:fill="F0FDFA"/>
+          </w:tcPr>
+          <w:p>
+            <w:pPr>
+              <w:spacing w:after="50" w:before="50" w:line="259" w:lineRule="auto"/>
+              <w:jc w:val="left"/>
+            </w:pPr>
+            <w:r/>
+            <w:r>
+              <w:rPr>
+                <w:rFonts w:ascii="Segoe UI" w:hAnsi="Segoe UI"/>
+                <w:b w:val="0"/>
+                <w:color w:val="1F2937"/>
+                <w:sz w:val="18"/>
+              </w:rPr>
+              <w:t>Copias de Seguridad y Restauración</w:t>
+            </w:r>
+          </w:p>
+        </w:tc>
+        <w:tc>
+          <w:tcPr>
+            <w:tcW w:type="dxa" w:w="6048"/>
+            <w:vAlign w:val="center"/>
+            <w:shd w:fill="F0FDFA"/>
+          </w:tcPr>
+          <w:p>
+            <w:pPr>
+              <w:spacing w:after="50" w:before="50" w:line="259" w:lineRule="auto"/>
+              <w:jc w:val="left"/>
+            </w:pPr>
+            <w:r/>
+            <w:r>
+              <w:rPr>
+                <w:rFonts w:ascii="Segoe UI" w:hAnsi="Segoe UI"/>
+                <w:b w:val="0"/>
+                <w:color w:val="1F2937"/>
+                <w:sz w:val="18"/>
+              </w:rPr>
+              <w:t>En Ajustes, el usuario puede generar copias manuales y restaurar estados anteriores; antes de restaurar, el sistema crea automáticamente un respaldo preventivo pre_restore.</w:t>
+            </w:r>
+          </w:p>
+        </w:tc>
+      </w:tr>
+      <w:tr>
+        <w:tc>
+          <w:tcPr>
+            <w:tcW w:type="dxa" w:w="1152"/>
+            <w:vAlign w:val="center"/>
+            <w:shd w:fill="FFFFFF"/>
+          </w:tcPr>
+          <w:p>
+            <w:pPr>
+              <w:spacing w:after="50" w:before="50" w:line="259" w:lineRule="auto"/>
+              <w:jc w:val="center"/>
+            </w:pPr>
+            <w:r/>
+            <w:r>
+              <w:rPr>
+                <w:rFonts w:ascii="Segoe UI" w:hAnsi="Segoe UI"/>
+                <w:b/>
+                <w:color w:val="1F2937"/>
+                <w:sz w:val="18"/>
+              </w:rPr>
+              <w:t>RF-17</w:t>
+            </w:r>
+          </w:p>
+        </w:tc>
+        <w:tc>
+          <w:tcPr>
+            <w:tcW w:type="dxa" w:w="2880"/>
+            <w:vAlign w:val="center"/>
+            <w:shd w:fill="FFFFFF"/>
+          </w:tcPr>
+          <w:p>
+            <w:pPr>
+              <w:spacing w:after="50" w:before="50" w:line="259" w:lineRule="auto"/>
+              <w:jc w:val="left"/>
+            </w:pPr>
+            <w:r/>
+            <w:r>
+              <w:rPr>
+                <w:rFonts w:ascii="Segoe UI" w:hAnsi="Segoe UI"/>
+                <w:b w:val="0"/>
+                <w:color w:val="1F2937"/>
+                <w:sz w:val="18"/>
+              </w:rPr>
+              <w:t>Prevención de Cierre Accidental</w:t>
+            </w:r>
+          </w:p>
+        </w:tc>
+        <w:tc>
+          <w:tcPr>
+            <w:tcW w:type="dxa" w:w="6048"/>
+            <w:vAlign w:val="center"/>
+            <w:shd w:fill="FFFFFF"/>
+          </w:tcPr>
+          <w:p>
+            <w:pPr>
+              <w:spacing w:after="50" w:before="50" w:line="259" w:lineRule="auto"/>
+              <w:jc w:val="left"/>
+            </w:pPr>
+            <w:r/>
+            <w:r>
+              <w:rPr>
+                <w:rFonts w:ascii="Segoe UI" w:hAnsi="Segoe UI"/>
+                <w:b w:val="0"/>
+                <w:color w:val="1F2937"/>
+                <w:sz w:val="18"/>
+              </w:rPr>
+              <w:t>Si hay cambios sin guardar, la ventana muestra un punto indicador (●) en el título y solicita confirmación de seguridad antes de salir.</w:t>
             </w:r>
           </w:p>
         </w:tc>
@@ -1899,28 +2164,23 @@
     <w:p>
       <w:pPr>
         <w:spacing w:after="80"/>
-        <w:rPr>
-          <w:rFonts w:hint="eastAsia"/>
-        </w:rPr>
       </w:pPr>
     </w:p>
     <w:p>
       <w:pPr>
-        <w:pStyle w:val="Ttulo1"/>
+        <w:pStyle w:val="Heading1"/>
         <w:spacing w:before="280" w:after="80"/>
       </w:pPr>
       <w:r>
-        <w:t>4</w:t>
-      </w:r>
-      <w:r>
-        <w:t>. Requerimientos de Operación (¿Qué necesita para funcionar?)</w:t>
+        <w:t>5. Requerimientos de Operación (¿Qué necesita para funcionar?)</w:t>
       </w:r>
     </w:p>
     <w:tbl>
       <w:tblPr>
-        <w:tblStyle w:val="Tablaconcuadrcula"/>
-        <w:tblW w:w="0" w:type="auto"/>
+        <w:tblStyle w:val="TableGrid"/>
+        <w:tblW w:type="auto" w:w="0"/>
         <w:jc w:val="center"/>
+        <w:tblLook w:firstColumn="1" w:firstRow="1" w:lastColumn="0" w:lastRow="0" w:noHBand="0" w:noVBand="1" w:val="04A0"/>
         <w:tblBorders>
           <w:top w:val="single" w:sz="6" w:space="0" w:color="CBD5E1"/>
           <w:left w:val="single" w:sz="6" w:space="0" w:color="CBD5E1"/>
@@ -1929,32 +2189,27 @@
           <w:insideH w:val="single" w:sz="6" w:space="0" w:color="CBD5E1"/>
           <w:insideV w:val="single" w:sz="6" w:space="0" w:color="CBD5E1"/>
         </w:tblBorders>
-        <w:tblLook w:val="04A0"/>
       </w:tblPr>
       <w:tblGrid>
-        <w:gridCol w:w="2880"/>
-        <w:gridCol w:w="7200"/>
+        <w:gridCol w:w="5040"/>
+        <w:gridCol w:w="5040"/>
       </w:tblGrid>
       <w:tr>
-        <w:trPr>
-          <w:jc w:val="center"/>
-        </w:trPr>
         <w:tc>
           <w:tcPr>
-            <w:tcW w:w="2880" w:type="dxa"/>
-            <w:shd w:val="clear" w:color="auto" w:fill="0F766E"/>
+            <w:tcW w:type="dxa" w:w="2880"/>
             <w:vAlign w:val="center"/>
+            <w:shd w:fill="0F766E"/>
           </w:tcPr>
           <w:p>
             <w:pPr>
-              <w:spacing w:before="50" w:after="50" w:line="259" w:lineRule="auto"/>
+              <w:spacing w:after="50" w:before="50" w:line="259" w:lineRule="auto"/>
               <w:jc w:val="center"/>
-              <w:rPr>
-                <w:rFonts w:hint="eastAsia"/>
-              </w:rPr>
             </w:pPr>
+            <w:r/>
             <w:r>
               <w:rPr>
+                <w:rFonts w:ascii="Segoe UI" w:hAnsi="Segoe UI"/>
                 <w:b/>
                 <w:color w:val="FFFFFF"/>
                 <w:sz w:val="19"/>
@@ -1965,19 +2220,19 @@
         </w:tc>
         <w:tc>
           <w:tcPr>
-            <w:tcW w:w="7200" w:type="dxa"/>
-            <w:shd w:val="clear" w:color="auto" w:fill="0F766E"/>
+            <w:tcW w:type="dxa" w:w="7200"/>
             <w:vAlign w:val="center"/>
+            <w:shd w:fill="0F766E"/>
           </w:tcPr>
           <w:p>
             <w:pPr>
-              <w:spacing w:before="50" w:after="50" w:line="259" w:lineRule="auto"/>
-              <w:rPr>
-                <w:rFonts w:hint="eastAsia"/>
-              </w:rPr>
+              <w:spacing w:after="50" w:before="50" w:line="259" w:lineRule="auto"/>
+              <w:jc w:val="left"/>
             </w:pPr>
+            <w:r/>
             <w:r>
               <w:rPr>
+                <w:rFonts w:ascii="Segoe UI" w:hAnsi="Segoe UI"/>
                 <w:b/>
                 <w:color w:val="FFFFFF"/>
                 <w:sz w:val="19"/>
@@ -1988,24 +2243,23 @@
         </w:tc>
       </w:tr>
       <w:tr>
-        <w:trPr>
-          <w:jc w:val="center"/>
-        </w:trPr>
         <w:tc>
           <w:tcPr>
-            <w:tcW w:w="2880" w:type="dxa"/>
-            <w:shd w:val="clear" w:color="auto" w:fill="FFFFFF"/>
+            <w:tcW w:type="dxa" w:w="2880"/>
             <w:vAlign w:val="center"/>
+            <w:shd w:fill="FFFFFF"/>
           </w:tcPr>
           <w:p>
             <w:pPr>
-              <w:spacing w:before="50" w:after="50" w:line="259" w:lineRule="auto"/>
-              <w:rPr>
-                <w:rFonts w:hint="eastAsia"/>
-              </w:rPr>
+              <w:spacing w:after="50" w:before="50" w:line="259" w:lineRule="auto"/>
+              <w:jc w:val="left"/>
             </w:pPr>
+            <w:r/>
             <w:r>
               <w:rPr>
+                <w:rFonts w:ascii="Segoe UI" w:hAnsi="Segoe UI"/>
+                <w:b w:val="0"/>
+                <w:color w:val="1F2937"/>
                 <w:sz w:val="18"/>
               </w:rPr>
               <w:t>Velocidad Inmediata</w:t>
@@ -2014,51 +2268,46 @@
         </w:tc>
         <w:tc>
           <w:tcPr>
-            <w:tcW w:w="7200" w:type="dxa"/>
-            <w:shd w:val="clear" w:color="auto" w:fill="FFFFFF"/>
+            <w:tcW w:type="dxa" w:w="7200"/>
             <w:vAlign w:val="center"/>
+            <w:shd w:fill="FFFFFF"/>
           </w:tcPr>
           <w:p>
             <w:pPr>
-              <w:spacing w:before="50" w:after="50" w:line="259" w:lineRule="auto"/>
-              <w:rPr>
-                <w:rFonts w:hint="eastAsia"/>
-              </w:rPr>
+              <w:spacing w:after="50" w:before="50" w:line="259" w:lineRule="auto"/>
+              <w:jc w:val="left"/>
             </w:pPr>
+            <w:r/>
             <w:r>
               <w:rPr>
+                <w:rFonts w:ascii="Segoe UI" w:hAnsi="Segoe UI"/>
+                <w:b w:val="0"/>
+                <w:color w:val="1F2937"/>
                 <w:sz w:val="18"/>
               </w:rPr>
-              <w:t xml:space="preserve">El cálculo de las semanas y la vista previa del calendario toman menos de 1 segundo. La </w:t>
-            </w:r>
-            <w:r>
-              <w:rPr>
-                <w:sz w:val="18"/>
-              </w:rPr>
-              <w:t>creación de la hoja de Excel toma menos de 2 segundos.</w:t>
+              <w:t>El cálculo de las semanas y la vista previa del calendario toman menos de 1 segundo. La creación de la hoja de Excel toma menos de 2 segundos.</w:t>
             </w:r>
           </w:p>
         </w:tc>
       </w:tr>
       <w:tr>
-        <w:trPr>
-          <w:jc w:val="center"/>
-        </w:trPr>
         <w:tc>
           <w:tcPr>
-            <w:tcW w:w="2880" w:type="dxa"/>
-            <w:shd w:val="clear" w:color="auto" w:fill="F0FDFA"/>
+            <w:tcW w:type="dxa" w:w="2880"/>
             <w:vAlign w:val="center"/>
+            <w:shd w:fill="F0FDFA"/>
           </w:tcPr>
           <w:p>
             <w:pPr>
-              <w:spacing w:before="50" w:after="50" w:line="259" w:lineRule="auto"/>
-              <w:rPr>
-                <w:rFonts w:hint="eastAsia"/>
-              </w:rPr>
+              <w:spacing w:after="50" w:before="50" w:line="259" w:lineRule="auto"/>
+              <w:jc w:val="left"/>
             </w:pPr>
+            <w:r/>
             <w:r>
               <w:rPr>
+                <w:rFonts w:ascii="Segoe UI" w:hAnsi="Segoe UI"/>
+                <w:b w:val="0"/>
+                <w:color w:val="1F2937"/>
                 <w:sz w:val="18"/>
               </w:rPr>
               <w:t>Diseño Amigable (Modo Oscuro)</w:t>
@@ -2067,19 +2316,21 @@
         </w:tc>
         <w:tc>
           <w:tcPr>
-            <w:tcW w:w="7200" w:type="dxa"/>
-            <w:shd w:val="clear" w:color="auto" w:fill="F0FDFA"/>
+            <w:tcW w:type="dxa" w:w="7200"/>
             <w:vAlign w:val="center"/>
+            <w:shd w:fill="F0FDFA"/>
           </w:tcPr>
           <w:p>
             <w:pPr>
-              <w:spacing w:before="50" w:after="50" w:line="259" w:lineRule="auto"/>
-              <w:rPr>
-                <w:rFonts w:hint="eastAsia"/>
-              </w:rPr>
+              <w:spacing w:after="50" w:before="50" w:line="259" w:lineRule="auto"/>
+              <w:jc w:val="left"/>
             </w:pPr>
+            <w:r/>
             <w:r>
               <w:rPr>
+                <w:rFonts w:ascii="Segoe UI" w:hAnsi="Segoe UI"/>
+                <w:b w:val="0"/>
+                <w:color w:val="1F2937"/>
                 <w:sz w:val="18"/>
               </w:rPr>
               <w:t>La pantalla tiene fondo oscuro descansado para la vista, letras grandes, avatares con las iniciales de cada persona y avisos en verde o rojo según corresponda.</w:t>
@@ -2088,51 +2339,46 @@
         </w:tc>
       </w:tr>
       <w:tr>
-        <w:trPr>
-          <w:jc w:val="center"/>
-        </w:trPr>
         <w:tc>
           <w:tcPr>
-            <w:tcW w:w="2880" w:type="dxa"/>
-            <w:shd w:val="clear" w:color="auto" w:fill="FFFFFF"/>
+            <w:tcW w:type="dxa" w:w="2880"/>
             <w:vAlign w:val="center"/>
+            <w:shd w:fill="FFFFFF"/>
           </w:tcPr>
           <w:p>
             <w:pPr>
-              <w:spacing w:before="50" w:after="50" w:line="259" w:lineRule="auto"/>
-              <w:rPr>
-                <w:rFonts w:hint="eastAsia"/>
-              </w:rPr>
+              <w:spacing w:after="50" w:before="50" w:line="259" w:lineRule="auto"/>
+              <w:jc w:val="left"/>
             </w:pPr>
+            <w:r/>
             <w:r>
               <w:rPr>
+                <w:rFonts w:ascii="Segoe UI" w:hAnsi="Segoe UI"/>
+                <w:b w:val="0"/>
+                <w:color w:val="1F2937"/>
                 <w:sz w:val="18"/>
               </w:rPr>
-              <w:t xml:space="preserve">Sin </w:t>
-            </w:r>
-            <w:r>
-              <w:rPr>
-                <w:sz w:val="18"/>
-              </w:rPr>
-              <w:t>Instalaciones Complicadas</w:t>
+              <w:t>Sin Instalaciones Complicadas</w:t>
             </w:r>
           </w:p>
         </w:tc>
         <w:tc>
           <w:tcPr>
-            <w:tcW w:w="7200" w:type="dxa"/>
-            <w:shd w:val="clear" w:color="auto" w:fill="FFFFFF"/>
+            <w:tcW w:type="dxa" w:w="7200"/>
             <w:vAlign w:val="center"/>
+            <w:shd w:fill="FFFFFF"/>
           </w:tcPr>
           <w:p>
             <w:pPr>
-              <w:spacing w:before="50" w:after="50" w:line="259" w:lineRule="auto"/>
-              <w:rPr>
-                <w:rFonts w:hint="eastAsia"/>
-              </w:rPr>
+              <w:spacing w:after="50" w:before="50" w:line="259" w:lineRule="auto"/>
+              <w:jc w:val="left"/>
             </w:pPr>
+            <w:r/>
             <w:r>
               <w:rPr>
+                <w:rFonts w:ascii="Segoe UI" w:hAnsi="Segoe UI"/>
+                <w:b w:val="0"/>
+                <w:color w:val="1F2937"/>
                 <w:sz w:val="18"/>
               </w:rPr>
               <w:t>Viene como un único archivo ejecutable ('Sistema de Turnos.exe'). No requiere instalar Python ni programas técnicos adicionales en el computador.</w:t>
@@ -2141,24 +2387,23 @@
         </w:tc>
       </w:tr>
       <w:tr>
-        <w:trPr>
-          <w:jc w:val="center"/>
-        </w:trPr>
         <w:tc>
           <w:tcPr>
-            <w:tcW w:w="2880" w:type="dxa"/>
-            <w:shd w:val="clear" w:color="auto" w:fill="F0FDFA"/>
+            <w:tcW w:type="dxa" w:w="2880"/>
             <w:vAlign w:val="center"/>
+            <w:shd w:fill="F0FDFA"/>
           </w:tcPr>
           <w:p>
             <w:pPr>
-              <w:spacing w:before="50" w:after="50" w:line="259" w:lineRule="auto"/>
-              <w:rPr>
-                <w:rFonts w:hint="eastAsia"/>
-              </w:rPr>
+              <w:spacing w:after="50" w:before="50" w:line="259" w:lineRule="auto"/>
+              <w:jc w:val="left"/>
             </w:pPr>
+            <w:r/>
             <w:r>
               <w:rPr>
+                <w:rFonts w:ascii="Segoe UI" w:hAnsi="Segoe UI"/>
+                <w:b w:val="0"/>
+                <w:color w:val="1F2937"/>
                 <w:sz w:val="18"/>
               </w:rPr>
               <w:t>Trabajo Desconectado (Offline)</w:t>
@@ -2167,75 +2412,168 @@
         </w:tc>
         <w:tc>
           <w:tcPr>
-            <w:tcW w:w="7200" w:type="dxa"/>
-            <w:shd w:val="clear" w:color="auto" w:fill="F0FDFA"/>
+            <w:tcW w:type="dxa" w:w="7200"/>
             <w:vAlign w:val="center"/>
+            <w:shd w:fill="F0FDFA"/>
           </w:tcPr>
           <w:p>
             <w:pPr>
-              <w:spacing w:before="50" w:after="50" w:line="259" w:lineRule="auto"/>
-              <w:rPr>
-                <w:rFonts w:hint="eastAsia"/>
-              </w:rPr>
+              <w:spacing w:after="50" w:before="50" w:line="259" w:lineRule="auto"/>
+              <w:jc w:val="left"/>
             </w:pPr>
+            <w:r/>
             <w:r>
               <w:rPr>
+                <w:rFonts w:ascii="Segoe UI" w:hAnsi="Segoe UI"/>
+                <w:b w:val="0"/>
+                <w:color w:val="1F2937"/>
                 <w:sz w:val="18"/>
               </w:rPr>
-              <w:t>El programa no depende de internet para armar los tu</w:t>
-            </w:r>
-            <w:r>
-              <w:rPr>
-                <w:sz w:val="18"/>
-              </w:rPr>
-              <w:t>rnos ni para sacar las planillas de Excel.</w:t>
+              <w:t>El programa no depende de internet para armar los turnos, navegar por los meses ni para generar las planillas de Excel.</w:t>
             </w:r>
           </w:p>
         </w:tc>
       </w:tr>
       <w:tr>
-        <w:trPr>
-          <w:jc w:val="center"/>
-        </w:trPr>
         <w:tc>
           <w:tcPr>
-            <w:tcW w:w="2880" w:type="dxa"/>
-            <w:shd w:val="clear" w:color="auto" w:fill="FFFFFF"/>
+            <w:tcW w:type="dxa" w:w="2880"/>
             <w:vAlign w:val="center"/>
+            <w:shd w:fill="FFFFFF"/>
           </w:tcPr>
           <w:p>
             <w:pPr>
-              <w:spacing w:before="50" w:after="50" w:line="259" w:lineRule="auto"/>
-              <w:rPr>
-                <w:rFonts w:hint="eastAsia"/>
-              </w:rPr>
+              <w:spacing w:after="50" w:before="50" w:line="259" w:lineRule="auto"/>
+              <w:jc w:val="left"/>
             </w:pPr>
+            <w:r/>
             <w:r>
               <w:rPr>
+                <w:rFonts w:ascii="Segoe UI" w:hAnsi="Segoe UI"/>
+                <w:b w:val="0"/>
+                <w:color w:val="1F2937"/>
                 <w:sz w:val="18"/>
               </w:rPr>
-              <w:t>Seguridad y Respaldo</w:t>
+              <w:t>Seguridad y Respaldo Atómico</w:t>
             </w:r>
           </w:p>
         </w:tc>
         <w:tc>
           <w:tcPr>
-            <w:tcW w:w="7200" w:type="dxa"/>
-            <w:shd w:val="clear" w:color="auto" w:fill="FFFFFF"/>
+            <w:tcW w:type="dxa" w:w="7200"/>
             <w:vAlign w:val="center"/>
+            <w:shd w:fill="FFFFFF"/>
           </w:tcPr>
           <w:p>
             <w:pPr>
-              <w:spacing w:before="50" w:after="50" w:line="259" w:lineRule="auto"/>
-              <w:rPr>
-                <w:rFonts w:hint="eastAsia"/>
-              </w:rPr>
+              <w:spacing w:after="50" w:before="50" w:line="259" w:lineRule="auto"/>
+              <w:jc w:val="left"/>
             </w:pPr>
+            <w:r/>
             <w:r>
               <w:rPr>
+                <w:rFonts w:ascii="Segoe UI" w:hAnsi="Segoe UI"/>
+                <w:b w:val="0"/>
+                <w:color w:val="1F2937"/>
                 <w:sz w:val="18"/>
               </w:rPr>
-              <w:t>El programa guarda su información de forma segura en 'config.json' y crea copias de respaldo automáticas fechadas en la carpeta /backups cada vez que se guarda un mes.</w:t>
+              <w:t>El programa guarda su información de forma segura en 'config.json' mediante escritura atómica y crea copias de respaldo automáticas fechadas en la carpeta /backups cada vez que se guarda un mes.</w:t>
+            </w:r>
+          </w:p>
+        </w:tc>
+      </w:tr>
+      <w:tr>
+        <w:tc>
+          <w:tcPr>
+            <w:tcW w:type="dxa" w:w="2880"/>
+            <w:vAlign w:val="center"/>
+            <w:shd w:fill="F0FDFA"/>
+          </w:tcPr>
+          <w:p>
+            <w:pPr>
+              <w:spacing w:after="50" w:before="50" w:line="259" w:lineRule="auto"/>
+              <w:jc w:val="left"/>
+            </w:pPr>
+            <w:r/>
+            <w:r>
+              <w:rPr>
+                <w:rFonts w:ascii="Segoe UI" w:hAnsi="Segoe UI"/>
+                <w:b w:val="0"/>
+                <w:color w:val="1F2937"/>
+                <w:sz w:val="18"/>
+              </w:rPr>
+              <w:t>Privacidad y Soberanía</w:t>
+            </w:r>
+          </w:p>
+        </w:tc>
+        <w:tc>
+          <w:tcPr>
+            <w:tcW w:type="dxa" w:w="7200"/>
+            <w:vAlign w:val="center"/>
+            <w:shd w:fill="F0FDFA"/>
+          </w:tcPr>
+          <w:p>
+            <w:pPr>
+              <w:spacing w:after="50" w:before="50" w:line="259" w:lineRule="auto"/>
+              <w:jc w:val="left"/>
+            </w:pPr>
+            <w:r/>
+            <w:r>
+              <w:rPr>
+                <w:rFonts w:ascii="Segoe UI" w:hAnsi="Segoe UI"/>
+                <w:b w:val="0"/>
+                <w:color w:val="1F2937"/>
+                <w:sz w:val="18"/>
+              </w:rPr>
+              <w:t>No almacena contraseñas de correos en el equipo local ni envía datos a servidores externos desconocidos; las notificaciones operan a través del webhook institucional de Google Apps Script.</w:t>
+            </w:r>
+          </w:p>
+        </w:tc>
+      </w:tr>
+      <w:tr>
+        <w:tc>
+          <w:tcPr>
+            <w:tcW w:type="dxa" w:w="2880"/>
+            <w:vAlign w:val="center"/>
+            <w:shd w:fill="FFFFFF"/>
+          </w:tcPr>
+          <w:p>
+            <w:pPr>
+              <w:spacing w:after="50" w:before="50" w:line="259" w:lineRule="auto"/>
+              <w:jc w:val="left"/>
+            </w:pPr>
+            <w:r/>
+            <w:r>
+              <w:rPr>
+                <w:rFonts w:ascii="Segoe UI" w:hAnsi="Segoe UI"/>
+                <w:b w:val="0"/>
+                <w:color w:val="1F2937"/>
+                <w:sz w:val="18"/>
+              </w:rPr>
+              <w:t>Confiabilidad Acreditada</w:t>
+            </w:r>
+          </w:p>
+        </w:tc>
+        <w:tc>
+          <w:tcPr>
+            <w:tcW w:type="dxa" w:w="7200"/>
+            <w:vAlign w:val="center"/>
+            <w:shd w:fill="FFFFFF"/>
+          </w:tcPr>
+          <w:p>
+            <w:pPr>
+              <w:spacing w:after="50" w:before="50" w:line="259" w:lineRule="auto"/>
+              <w:jc w:val="left"/>
+            </w:pPr>
+            <w:r/>
+            <w:r>
+              <w:rPr>
+                <w:rFonts w:ascii="Segoe UI" w:hAnsi="Segoe UI"/>
+                <w:b w:val="0"/>
+                <w:color w:val="1F2937"/>
+                <w:sz w:val="18"/>
+              </w:rPr>
+              <w:t>Cuenta con una batería de 132 pruebas automatizadas unitarias y de integración que verifican cada regla de cálculo, exportación y persistencia con 100% de éxito.</w:t>
             </w:r>
           </w:p>
         </w:tc>
@@ -2244,50 +2582,38 @@
     <w:p>
       <w:pPr>
         <w:spacing w:after="80"/>
-        <w:rPr>
-          <w:rFonts w:hint="eastAsia"/>
-        </w:rPr>
       </w:pPr>
     </w:p>
     <w:p>
       <w:pPr>
-        <w:pStyle w:val="Ttulo1"/>
+        <w:pStyle w:val="Heading1"/>
         <w:spacing w:before="280" w:after="80"/>
       </w:pPr>
       <w:r>
-        <w:t>5</w:t>
-      </w:r>
-      <w:r>
-        <w:t xml:space="preserve">. Reglas de Negocio </w:t>
-      </w:r>
-      <w:r>
-        <w:t>en Palabras Simples</w:t>
+        <w:t>6. Reglas de Negocio en Palabras Simples</w:t>
       </w:r>
     </w:p>
     <w:p>
       <w:pPr>
-        <w:spacing w:after="120"/>
-        <w:rPr>
-          <w:rFonts w:hint="eastAsia"/>
-        </w:rPr>
+        <w:spacing w:after="120" w:line="276" w:lineRule="auto"/>
       </w:pPr>
       <w:r>
         <w:rPr>
+          <w:rFonts w:ascii="Segoe UI" w:hAnsi="Segoe UI"/>
           <w:color w:val="334155"/>
+          <w:sz w:val="20"/>
         </w:rPr>
-        <w:t>Estas son las 3 reglas básicas con las que piensa el programa para que todo sea justo:</w:t>
+        <w:t>Estas son las reglas básicas con las que piensa el programa para garantizar que todo sea justo y transparente:</w:t>
       </w:r>
     </w:p>
     <w:p>
       <w:pPr>
-        <w:pStyle w:val="Listaconvietas"/>
+        <w:pStyle w:val="ListBullet"/>
         <w:spacing w:after="60" w:line="269" w:lineRule="auto"/>
-        <w:rPr>
-          <w:rFonts w:hint="eastAsia"/>
-        </w:rPr>
       </w:pPr>
       <w:r>
         <w:rPr>
+          <w:rFonts w:ascii="Segoe UI" w:hAnsi="Segoe UI"/>
           <w:b/>
           <w:color w:val="0F172A"/>
           <w:sz w:val="19"/>
@@ -2296,76 +2622,44 @@
       </w:r>
       <w:r>
         <w:rPr>
+          <w:rFonts w:ascii="Segoe UI" w:hAnsi="Segoe UI"/>
           <w:color w:val="334155"/>
           <w:sz w:val="19"/>
         </w:rPr>
-        <w:t xml:space="preserve"> Para cada semana, el programa revisa en este orden: 1° Si el coordinador fijó a alguien a mano (as</w:t>
-      </w:r>
-      <w:r>
-        <w:rPr>
-          <w:color w:val="334155"/>
-          <w:sz w:val="19"/>
-        </w:rPr>
-        <w:t xml:space="preserve">ignación manual). 2° Si hay semanas fijas de inicio. 3° Si el mes ya estaba </w:t>
-      </w:r>
-      <w:r>
-        <w:rPr>
-          <w:color w:val="334155"/>
-          <w:sz w:val="19"/>
-        </w:rPr>
-        <w:lastRenderedPageBreak/>
-        <w:t>guardado en el historial. 4° Si alguien debe turno por haber estado de permiso (lista de pendientes). 5° Si nadie debe turno, le toca al siguiente de la lista en orden circular.</w:t>
+        <w:t xml:space="preserve"> Para cada semana, el programa revisa en este orden estricto: 1° Si el coordinador fijó a alguien a mano (asignación manual). 2° Si hay semanas fijas de inicio. 3° Si el mes ya estaba guardado en el historial. 4° Si alguien debe turno por haber estado de permiso (lista de pendientes). 5° Si nadie debe turno, le toca al siguiente de la lista en orden circular.</w:t>
       </w:r>
     </w:p>
     <w:p>
       <w:pPr>
-        <w:pStyle w:val="Listaconvietas"/>
+        <w:pStyle w:val="ListBullet"/>
         <w:spacing w:after="60" w:line="269" w:lineRule="auto"/>
-        <w:rPr>
-          <w:rFonts w:hint="eastAsia"/>
-        </w:rPr>
       </w:pPr>
       <w:r>
         <w:rPr>
+          <w:rFonts w:ascii="Segoe UI" w:hAnsi="Segoe UI"/>
           <w:b/>
           <w:color w:val="0F172A"/>
           <w:sz w:val="19"/>
         </w:rPr>
-        <w:t>Re</w:t>
+        <w:t>Regla 2 (Exportar Excel NO es lo mismo que Guardar Mes):</w:t>
       </w:r>
       <w:r>
         <w:rPr>
-          <w:b/>
-          <w:color w:val="0F172A"/>
-          <w:sz w:val="19"/>
-        </w:rPr>
-        <w:t>gla 2 (Exportar Excel NO es lo mismo que Guardar Mes):</w:t>
-      </w:r>
-      <w:r>
-        <w:rPr>
+          <w:rFonts w:ascii="Segoe UI" w:hAnsi="Segoe UI"/>
           <w:color w:val="334155"/>
           <w:sz w:val="19"/>
         </w:rPr>
-        <w:t xml:space="preserve"> Exportar Excel solo crea la hoja para mirar, imprimir o mandar a borrador (puedes exportar cuantas veces quieras y la cuenta no se mueve). Guardar Mes es la firma final que anota el mes en el historial</w:t>
-      </w:r>
-      <w:r>
-        <w:rPr>
-          <w:color w:val="334155"/>
-          <w:sz w:val="19"/>
-        </w:rPr>
-        <w:t xml:space="preserve"> y hace girar la lista para el mes siguiente.</w:t>
+        <w:t xml:space="preserve"> Exportar Excel solo crea la hoja para mirar, imprimir o mandar a borrador (puedes exportar cuantas veces quieras y la cuenta no se mueve). Guardar Mes es la firma final que anota el mes en el historial y hace girar la lista para el mes siguiente.</w:t>
       </w:r>
     </w:p>
     <w:p>
       <w:pPr>
-        <w:pStyle w:val="Listaconvietas"/>
+        <w:pStyle w:val="ListBullet"/>
         <w:spacing w:after="60" w:line="269" w:lineRule="auto"/>
-        <w:rPr>
-          <w:rFonts w:hint="eastAsia"/>
-        </w:rPr>
       </w:pPr>
       <w:r>
         <w:rPr>
+          <w:rFonts w:ascii="Segoe UI" w:hAnsi="Segoe UI"/>
           <w:b/>
           <w:color w:val="0F172A"/>
           <w:sz w:val="19"/>
@@ -2374,23 +2668,333 @@
       </w:r>
       <w:r>
         <w:rPr>
+          <w:rFonts w:ascii="Segoe UI" w:hAnsi="Segoe UI"/>
           <w:color w:val="334155"/>
           <w:sz w:val="19"/>
         </w:rPr>
-        <w:t xml:space="preserve"> Si una persona tiene anotado un Día Administrativo (DA), Feriado Legal (FL), Licencia Médica (LIC) u Otro (OTR) en los días de una semana, el sistema jamás le as</w:t>
+        <w:t xml:space="preserve"> Si una persona tiene anotado un Día Administrativo (DA), Feriado Legal (FL), Licencia Médica (LIC) u Otro (OTR) en los días de una semana, el sistema jamás le asignará guardia en esa semana.</w:t>
+      </w:r>
+    </w:p>
+    <w:p>
+      <w:pPr>
+        <w:pStyle w:val="ListBullet"/>
+        <w:spacing w:after="60" w:line="269" w:lineRule="auto"/>
+      </w:pPr>
+      <w:r>
+        <w:rPr>
+          <w:rFonts w:ascii="Segoe UI" w:hAnsi="Segoe UI"/>
+          <w:b/>
+          <w:color w:val="0F172A"/>
+          <w:sz w:val="19"/>
+        </w:rPr>
+        <w:t>Regla 4 (Descanso mínimo entre turnos):</w:t>
       </w:r>
       <w:r>
         <w:rPr>
+          <w:rFonts w:ascii="Segoe UI" w:hAnsi="Segoe UI"/>
           <w:color w:val="334155"/>
           <w:sz w:val="19"/>
         </w:rPr>
-        <w:t>ignará guardia en esa semana.</w:t>
+        <w:t xml:space="preserve"> El sistema aplica una ventana de enfriamiento de 4 semanas entre turnos regulares para que ningún funcionario sufra sobrecarga laboral o fatiga.</w:t>
       </w:r>
     </w:p>
-    <w:p/>
+    <w:p>
+      <w:pPr>
+        <w:pStyle w:val="ListBullet"/>
+        <w:spacing w:after="60" w:line="269" w:lineRule="auto"/>
+      </w:pPr>
+      <w:r>
+        <w:rPr>
+          <w:rFonts w:ascii="Segoe UI" w:hAnsi="Segoe UI"/>
+          <w:b/>
+          <w:color w:val="0F172A"/>
+          <w:sz w:val="19"/>
+        </w:rPr>
+        <w:t>Regla 5 (Alternancia en feriados críticos):</w:t>
+      </w:r>
+      <w:r>
+        <w:rPr>
+          <w:rFonts w:ascii="Segoe UI" w:hAnsi="Segoe UI"/>
+          <w:color w:val="334155"/>
+          <w:sz w:val="19"/>
+        </w:rPr>
+        <w:t xml:space="preserve"> Si un funcionario cubrió una festividad como Navidad, Año Nuevo o Fiestas Patrias el año pasado, el sistema evitará asignarlo al mismo feriado en el año en curso siempre que exista otro compañero disponible.</w:t>
+      </w:r>
+    </w:p>
+    <w:p>
+      <w:pPr>
+        <w:pStyle w:val="ListBullet"/>
+        <w:spacing w:after="60" w:line="269" w:lineRule="auto"/>
+      </w:pPr>
+      <w:r>
+        <w:rPr>
+          <w:rFonts w:ascii="Segoe UI" w:hAnsi="Segoe UI"/>
+          <w:b/>
+          <w:color w:val="0F172A"/>
+          <w:sz w:val="19"/>
+        </w:rPr>
+        <w:t>Regla 6 (Trazabilidad y motivo obligatorio en cambios):</w:t>
+      </w:r>
+      <w:r>
+        <w:rPr>
+          <w:rFonts w:ascii="Segoe UI" w:hAnsi="Segoe UI"/>
+          <w:color w:val="334155"/>
+          <w:sz w:val="19"/>
+        </w:rPr>
+        <w:t xml:space="preserve"> Toda permuta manual o permiso especial OTR exige escribir una justificación. Los cambios manuales quedan registrados en la planilla Excel y se notifican por correo a todo el equipo.</w:t>
+      </w:r>
+    </w:p>
+    <w:p>
+      <w:pPr>
+        <w:pStyle w:val="Heading1"/>
+        <w:spacing w:before="280" w:after="80"/>
+      </w:pPr>
+      <w:r>
+        <w:t>7. Ficha de Aprobación y Conformidad del Alcance</w:t>
+      </w:r>
+    </w:p>
+    <w:p>
+      <w:pPr>
+        <w:spacing w:after="120" w:line="276" w:lineRule="auto"/>
+      </w:pPr>
+      <w:r>
+        <w:rPr>
+          <w:rFonts w:ascii="Segoe UI" w:hAnsi="Segoe UI"/>
+          <w:color w:val="334155"/>
+          <w:sz w:val="20"/>
+        </w:rPr>
+        <w:t>La firma del presente documento acredita que los requerimientos y el alcance aquí descritos representan fielmente las necesidades operativas de la unidad para la gestión de turnos de guardia:</w:t>
+      </w:r>
+    </w:p>
+    <w:tbl>
+      <w:tblPr>
+        <w:tblStyle w:val="TableGrid"/>
+        <w:tblW w:type="auto" w:w="0"/>
+        <w:jc w:val="center"/>
+        <w:tblLook w:firstColumn="1" w:firstRow="1" w:lastColumn="0" w:lastRow="0" w:noHBand="0" w:noVBand="1" w:val="04A0"/>
+        <w:tblBorders>
+          <w:top w:val="single" w:sz="6" w:space="0" w:color="CBD5E1"/>
+          <w:left w:val="single" w:sz="6" w:space="0" w:color="CBD5E1"/>
+          <w:bottom w:val="single" w:sz="6" w:space="0" w:color="CBD5E1"/>
+          <w:right w:val="single" w:sz="6" w:space="0" w:color="CBD5E1"/>
+          <w:insideH w:val="single" w:sz="6" w:space="0" w:color="CBD5E1"/>
+          <w:insideV w:val="single" w:sz="6" w:space="0" w:color="CBD5E1"/>
+        </w:tblBorders>
+      </w:tblPr>
+      <w:tblGrid>
+        <w:gridCol w:w="3360"/>
+        <w:gridCol w:w="3360"/>
+        <w:gridCol w:w="3360"/>
+      </w:tblGrid>
+      <w:tr>
+        <w:tc>
+          <w:tcPr>
+            <w:tcW w:type="dxa" w:w="3168"/>
+            <w:vAlign w:val="center"/>
+            <w:shd w:fill="0F766E"/>
+          </w:tcPr>
+          <w:p>
+            <w:pPr>
+              <w:spacing w:after="50" w:before="50" w:line="259" w:lineRule="auto"/>
+              <w:jc w:val="center"/>
+            </w:pPr>
+            <w:r/>
+            <w:r>
+              <w:rPr>
+                <w:rFonts w:ascii="Segoe UI" w:hAnsi="Segoe UI"/>
+                <w:b/>
+                <w:color w:val="FFFFFF"/>
+                <w:sz w:val="19"/>
+              </w:rPr>
+              <w:t>Rol / Cargo</w:t>
+            </w:r>
+          </w:p>
+        </w:tc>
+        <w:tc>
+          <w:tcPr>
+            <w:tcW w:type="dxa" w:w="4032"/>
+            <w:vAlign w:val="center"/>
+            <w:shd w:fill="0F766E"/>
+          </w:tcPr>
+          <w:p>
+            <w:pPr>
+              <w:spacing w:after="50" w:before="50" w:line="259" w:lineRule="auto"/>
+              <w:jc w:val="center"/>
+            </w:pPr>
+            <w:r/>
+            <w:r>
+              <w:rPr>
+                <w:rFonts w:ascii="Segoe UI" w:hAnsi="Segoe UI"/>
+                <w:b/>
+                <w:color w:val="FFFFFF"/>
+                <w:sz w:val="19"/>
+              </w:rPr>
+              <w:t>Nombre del Responsable</w:t>
+            </w:r>
+          </w:p>
+        </w:tc>
+        <w:tc>
+          <w:tcPr>
+            <w:tcW w:type="dxa" w:w="2880"/>
+            <w:vAlign w:val="center"/>
+            <w:shd w:fill="0F766E"/>
+          </w:tcPr>
+          <w:p>
+            <w:pPr>
+              <w:spacing w:after="50" w:before="50" w:line="259" w:lineRule="auto"/>
+              <w:jc w:val="center"/>
+            </w:pPr>
+            <w:r/>
+            <w:r>
+              <w:rPr>
+                <w:rFonts w:ascii="Segoe UI" w:hAnsi="Segoe UI"/>
+                <w:b/>
+                <w:color w:val="FFFFFF"/>
+                <w:sz w:val="19"/>
+              </w:rPr>
+              <w:t>Firma y Fecha</w:t>
+            </w:r>
+          </w:p>
+        </w:tc>
+      </w:tr>
+      <w:tr>
+        <w:tc>
+          <w:tcPr>
+            <w:tcW w:type="dxa" w:w="3168"/>
+            <w:vAlign w:val="center"/>
+            <w:shd w:fill="F8FAFC"/>
+          </w:tcPr>
+          <w:p>
+            <w:pPr>
+              <w:spacing w:after="50" w:before="50" w:line="259" w:lineRule="auto"/>
+              <w:jc w:val="center"/>
+            </w:pPr>
+            <w:r/>
+            <w:r>
+              <w:rPr>
+                <w:rFonts w:ascii="Segoe UI" w:hAnsi="Segoe UI"/>
+                <w:b/>
+                <w:color w:val="1F2937"/>
+                <w:sz w:val="19"/>
+              </w:rPr>
+              <w:t>Coordinador de Turnos</w:t>
+            </w:r>
+          </w:p>
+        </w:tc>
+        <w:tc>
+          <w:tcPr>
+            <w:tcW w:type="dxa" w:w="4032"/>
+            <w:vAlign w:val="center"/>
+          </w:tcPr>
+          <w:p>
+            <w:pPr>
+              <w:spacing w:after="50" w:before="50" w:line="259" w:lineRule="auto"/>
+              <w:jc w:val="left"/>
+            </w:pPr>
+            <w:r/>
+            <w:r>
+              <w:rPr>
+                <w:rFonts w:ascii="Segoe UI" w:hAnsi="Segoe UI"/>
+                <w:b w:val="0"/>
+                <w:color w:val="1F2937"/>
+                <w:sz w:val="19"/>
+              </w:rPr>
+            </w:r>
+          </w:p>
+        </w:tc>
+        <w:tc>
+          <w:tcPr>
+            <w:tcW w:type="dxa" w:w="2880"/>
+            <w:vAlign w:val="center"/>
+          </w:tcPr>
+          <w:p>
+            <w:pPr>
+              <w:spacing w:after="50" w:before="50" w:line="259" w:lineRule="auto"/>
+              <w:jc w:val="left"/>
+            </w:pPr>
+            <w:r/>
+            <w:r>
+              <w:rPr>
+                <w:rFonts w:ascii="Segoe UI" w:hAnsi="Segoe UI"/>
+                <w:b w:val="0"/>
+                <w:color w:val="1F2937"/>
+                <w:sz w:val="19"/>
+              </w:rPr>
+            </w:r>
+          </w:p>
+        </w:tc>
+      </w:tr>
+      <w:tr>
+        <w:tc>
+          <w:tcPr>
+            <w:tcW w:type="dxa" w:w="3168"/>
+            <w:vAlign w:val="center"/>
+            <w:shd w:fill="F8FAFC"/>
+          </w:tcPr>
+          <w:p>
+            <w:pPr>
+              <w:spacing w:after="50" w:before="50" w:line="259" w:lineRule="auto"/>
+              <w:jc w:val="center"/>
+            </w:pPr>
+            <w:r/>
+            <w:r>
+              <w:rPr>
+                <w:rFonts w:ascii="Segoe UI" w:hAnsi="Segoe UI"/>
+                <w:b/>
+                <w:color w:val="1F2937"/>
+                <w:sz w:val="19"/>
+              </w:rPr>
+              <w:t>Jefatura de Unidad / Servicio</w:t>
+            </w:r>
+          </w:p>
+        </w:tc>
+        <w:tc>
+          <w:tcPr>
+            <w:tcW w:type="dxa" w:w="4032"/>
+            <w:vAlign w:val="center"/>
+          </w:tcPr>
+          <w:p>
+            <w:pPr>
+              <w:spacing w:after="50" w:before="50" w:line="259" w:lineRule="auto"/>
+              <w:jc w:val="left"/>
+            </w:pPr>
+            <w:r/>
+            <w:r>
+              <w:rPr>
+                <w:rFonts w:ascii="Segoe UI" w:hAnsi="Segoe UI"/>
+                <w:b w:val="0"/>
+                <w:color w:val="1F2937"/>
+                <w:sz w:val="19"/>
+              </w:rPr>
+            </w:r>
+          </w:p>
+        </w:tc>
+        <w:tc>
+          <w:tcPr>
+            <w:tcW w:type="dxa" w:w="2880"/>
+            <w:vAlign w:val="center"/>
+          </w:tcPr>
+          <w:p>
+            <w:pPr>
+              <w:spacing w:after="50" w:before="50" w:line="259" w:lineRule="auto"/>
+              <w:jc w:val="left"/>
+            </w:pPr>
+            <w:r/>
+            <w:r>
+              <w:rPr>
+                <w:rFonts w:ascii="Segoe UI" w:hAnsi="Segoe UI"/>
+                <w:b w:val="0"/>
+                <w:color w:val="1F2937"/>
+                <w:sz w:val="19"/>
+              </w:rPr>
+            </w:r>
+          </w:p>
+        </w:tc>
+      </w:tr>
+    </w:tbl>
     <w:sectPr>
-      <w:headerReference w:type="default" r:id="rId8"/>
-      <w:footerReference w:type="default" r:id="rId9"/>
+      <w:headerReference w:type="default" r:id="rId9"/>
+      <w:footerReference w:type="default" r:id="rId10"/>
       <w:pgSz w:w="12240" w:h="15840"/>
       <w:pgMar w:top="1008" w:right="1080" w:bottom="1008" w:left="1080" w:header="720" w:footer="720" w:gutter="0"/>
       <w:cols w:space="720"/>
@@ -2400,108 +3004,39 @@
 </w:document>
 </file>
 
-<file path=word/endnotes.xml><?xml version="1.0" encoding="utf-8"?>
-<w:endnotes xmlns:ve="http://schemas.openxmlformats.org/markup-compatibility/2006" xmlns:o="urn:schemas-microsoft-com:office:office" xmlns:r="http://schemas.openxmlformats.org/officeDocument/2006/relationships" xmlns:m="http://schemas.openxmlformats.org/officeDocument/2006/math" xmlns:v="urn:schemas-microsoft-com:vml" xmlns:wp="http://schemas.openxmlformats.org/drawingml/2006/wordprocessingDrawing" xmlns:w10="urn:schemas-microsoft-com:office:word" xmlns:w="http://schemas.openxmlformats.org/wordprocessingml/2006/main" xmlns:wne="http://schemas.microsoft.com/office/word/2006/wordml">
-  <w:endnote w:type="separator" w:id="0">
-    <w:p>
-      <w:pPr>
-        <w:spacing w:after="0" w:line="240" w:lineRule="auto"/>
-      </w:pPr>
-      <w:r>
-        <w:separator/>
-      </w:r>
-    </w:p>
-  </w:endnote>
-  <w:endnote w:type="continuationSeparator" w:id="1">
-    <w:p>
-      <w:pPr>
-        <w:spacing w:after="0" w:line="240" w:lineRule="auto"/>
-      </w:pPr>
-      <w:r>
-        <w:continuationSeparator/>
-      </w:r>
-    </w:p>
-  </w:endnote>
-</w:endnotes>
-</file>
-
 <file path=word/footer1.xml><?xml version="1.0" encoding="utf-8"?>
-<w:ftr xmlns:ve="http://schemas.openxmlformats.org/markup-compatibility/2006" xmlns:o="urn:schemas-microsoft-com:office:office" xmlns:r="http://schemas.openxmlformats.org/officeDocument/2006/relationships" xmlns:m="http://schemas.openxmlformats.org/officeDocument/2006/math" xmlns:v="urn:schemas-microsoft-com:vml" xmlns:wp="http://schemas.openxmlformats.org/drawingml/2006/wordprocessingDrawing" xmlns:w10="urn:schemas-microsoft-com:office:word" xmlns:w="http://schemas.openxmlformats.org/wordprocessingml/2006/main" xmlns:wne="http://schemas.microsoft.com/office/word/2006/wordml">
+<w:ftr xmlns:m="http://schemas.openxmlformats.org/officeDocument/2006/math" xmlns:mc="http://schemas.openxmlformats.org/markup-compatibility/2006" xmlns:mo="http://schemas.microsoft.com/office/mac/office/2008/main" xmlns:mv="urn:schemas-microsoft-com:mac:vml" xmlns:o="urn:schemas-microsoft-com:office:office" xmlns:r="http://schemas.openxmlformats.org/officeDocument/2006/relationships" xmlns:v="urn:schemas-microsoft-com:vml" xmlns:w10="urn:schemas-microsoft-com:office:word" xmlns:w14="http://schemas.microsoft.com/office/word/2010/wordml" xmlns:w="http://schemas.openxmlformats.org/wordprocessingml/2006/main" xmlns:wne="http://schemas.microsoft.com/office/word/2006/wordml" xmlns:wp14="http://schemas.microsoft.com/office/word/2010/wordprocessingDrawing" xmlns:wp="http://schemas.openxmlformats.org/drawingml/2006/wordprocessingDrawing" xmlns:wpc="http://schemas.microsoft.com/office/word/2010/wordprocessingCanvas" xmlns:wpg="http://schemas.microsoft.com/office/word/2010/wordprocessingGroup" xmlns:wpi="http://schemas.microsoft.com/office/word/2010/wordprocessingInk" xmlns:wps="http://schemas.microsoft.com/office/word/2010/wordprocessingShape" mc:Ignorable="w14 wp14">
   <w:p>
     <w:pPr>
-      <w:pStyle w:val="Piedepgina"/>
+      <w:pStyle w:val="Footer"/>
       <w:jc w:val="center"/>
-      <w:rPr>
-        <w:rFonts w:hint="eastAsia"/>
-      </w:rPr>
     </w:pPr>
-    <w:fldSimple w:instr="PAGE">
-      <w:r>
-        <w:rPr>
-          <w:noProof/>
-        </w:rPr>
-        <w:t>2</w:t>
-      </w:r>
-    </w:fldSimple>
+    <w:fldSimple w:instr="PAGE"/>
   </w:p>
 </w:ftr>
 </file>
 
-<file path=word/footnotes.xml><?xml version="1.0" encoding="utf-8"?>
-<w:footnotes xmlns:ve="http://schemas.openxmlformats.org/markup-compatibility/2006" xmlns:o="urn:schemas-microsoft-com:office:office" xmlns:r="http://schemas.openxmlformats.org/officeDocument/2006/relationships" xmlns:m="http://schemas.openxmlformats.org/officeDocument/2006/math" xmlns:v="urn:schemas-microsoft-com:vml" xmlns:wp="http://schemas.openxmlformats.org/drawingml/2006/wordprocessingDrawing" xmlns:w10="urn:schemas-microsoft-com:office:word" xmlns:w="http://schemas.openxmlformats.org/wordprocessingml/2006/main" xmlns:wne="http://schemas.microsoft.com/office/word/2006/wordml">
-  <w:footnote w:type="separator" w:id="0">
-    <w:p>
-      <w:pPr>
-        <w:spacing w:after="0" w:line="240" w:lineRule="auto"/>
-      </w:pPr>
-      <w:r>
-        <w:separator/>
-      </w:r>
-    </w:p>
-  </w:footnote>
-  <w:footnote w:type="continuationSeparator" w:id="1">
-    <w:p>
-      <w:pPr>
-        <w:spacing w:after="0" w:line="240" w:lineRule="auto"/>
-      </w:pPr>
-      <w:r>
-        <w:continuationSeparator/>
-      </w:r>
-    </w:p>
-  </w:footnote>
-</w:footnotes>
-</file>
-
 <file path=word/header1.xml><?xml version="1.0" encoding="utf-8"?>
-<w:hdr xmlns:ve="http://schemas.openxmlformats.org/markup-compatibility/2006" xmlns:o="urn:schemas-microsoft-com:office:office" xmlns:r="http://schemas.openxmlformats.org/officeDocument/2006/relationships" xmlns:m="http://schemas.openxmlformats.org/officeDocument/2006/math" xmlns:v="urn:schemas-microsoft-com:vml" xmlns:wp="http://schemas.openxmlformats.org/drawingml/2006/wordprocessingDrawing" xmlns:w10="urn:schemas-microsoft-com:office:word" xmlns:w="http://schemas.openxmlformats.org/wordprocessingml/2006/main" xmlns:wne="http://schemas.microsoft.com/office/word/2006/wordml">
+<w:hdr xmlns:m="http://schemas.openxmlformats.org/officeDocument/2006/math" xmlns:mc="http://schemas.openxmlformats.org/markup-compatibility/2006" xmlns:mo="http://schemas.microsoft.com/office/mac/office/2008/main" xmlns:mv="urn:schemas-microsoft-com:mac:vml" xmlns:o="urn:schemas-microsoft-com:office:office" xmlns:r="http://schemas.openxmlformats.org/officeDocument/2006/relationships" xmlns:v="urn:schemas-microsoft-com:vml" xmlns:w10="urn:schemas-microsoft-com:office:word" xmlns:w14="http://schemas.microsoft.com/office/word/2010/wordml" xmlns:w="http://schemas.openxmlformats.org/wordprocessingml/2006/main" xmlns:wne="http://schemas.microsoft.com/office/word/2006/wordml" xmlns:wp14="http://schemas.microsoft.com/office/word/2010/wordprocessingDrawing" xmlns:wp="http://schemas.openxmlformats.org/drawingml/2006/wordprocessingDrawing" xmlns:wpc="http://schemas.microsoft.com/office/word/2010/wordprocessingCanvas" xmlns:wpg="http://schemas.microsoft.com/office/word/2010/wordprocessingGroup" xmlns:wpi="http://schemas.microsoft.com/office/word/2010/wordprocessingInk" xmlns:wps="http://schemas.microsoft.com/office/word/2010/wordprocessingShape" mc:Ignorable="w14 wp14">
   <w:p>
     <w:pPr>
-      <w:pStyle w:val="Encabezado"/>
+      <w:pStyle w:val="Header"/>
       <w:jc w:val="right"/>
-      <w:rPr>
-        <w:rFonts w:hint="eastAsia"/>
-      </w:rPr>
     </w:pPr>
     <w:r>
       <w:rPr>
+        <w:rFonts w:ascii="Segoe UI" w:hAnsi="Segoe UI"/>
         <w:color w:val="6B7280"/>
         <w:sz w:val="17"/>
       </w:rPr>
-      <w:t xml:space="preserve">Sistema de Gestión de Turnos  |  Requerimientos y Alcance del </w:t>
-    </w:r>
-    <w:r>
-      <w:rPr>
-        <w:color w:val="6B7280"/>
-        <w:sz w:val="17"/>
-      </w:rPr>
-      <w:t>Sistema</w:t>
+      <w:t>Sistema de Gestión de Turnos  |  Requerimientos y Alcance del Sistema</w:t>
     </w:r>
   </w:p>
 </w:hdr>
 </file>
 
 <file path=word/numbering.xml><?xml version="1.0" encoding="utf-8"?>
-<w:numbering xmlns:ve="http://schemas.openxmlformats.org/markup-compatibility/2006" xmlns:o="urn:schemas-microsoft-com:office:office" xmlns:r="http://schemas.openxmlformats.org/officeDocument/2006/relationships" xmlns:m="http://schemas.openxmlformats.org/officeDocument/2006/math" xmlns:v="urn:schemas-microsoft-com:vml" xmlns:wp="http://schemas.openxmlformats.org/drawingml/2006/wordprocessingDrawing" xmlns:w10="urn:schemas-microsoft-com:office:word" xmlns:w="http://schemas.openxmlformats.org/wordprocessingml/2006/main" xmlns:wne="http://schemas.microsoft.com/office/word/2006/wordml">
+<w:numbering xmlns:wpc="http://schemas.microsoft.com/office/word/2010/wordprocessingCanvas" xmlns:mo="http://schemas.microsoft.com/office/mac/office/2008/main" xmlns:mc="http://schemas.openxmlformats.org/markup-compatibility/2006" xmlns:mv="urn:schemas-microsoft-com:mac:vml" xmlns:o="urn:schemas-microsoft-com:office:office" xmlns:r="http://schemas.openxmlformats.org/officeDocument/2006/relationships" xmlns:m="http://schemas.openxmlformats.org/officeDocument/2006/math" xmlns:v="urn:schemas-microsoft-com:vml" xmlns:wp14="http://schemas.microsoft.com/office/word/2010/wordprocessingDrawing" xmlns:wp="http://schemas.openxmlformats.org/drawingml/2006/wordprocessingDrawing" xmlns:w10="urn:schemas-microsoft-com:office:word" xmlns:w="http://schemas.openxmlformats.org/wordprocessingml/2006/main" xmlns:w14="http://schemas.microsoft.com/office/word/2010/wordml" xmlns:wpg="http://schemas.microsoft.com/office/word/2010/wordprocessingGroup" xmlns:wpi="http://schemas.microsoft.com/office/word/2010/wordprocessingInk" xmlns:wne="http://schemas.microsoft.com/office/word/2006/wordml" xmlns:wps="http://schemas.microsoft.com/office/word/2010/wordprocessingShape" mc:Ignorable="w14 wp14">
   <w:abstractNum w:abstractNumId="0">
     <w:nsid w:val="FFFFFF7C"/>
     <w:multiLevelType w:val="singleLevel"/>
@@ -2543,7 +3078,7 @@
     <w:lvl w:ilvl="0">
       <w:start w:val="1"/>
       <w:numFmt w:val="decimal"/>
-      <w:pStyle w:val="Listaconnmeros3"/>
+      <w:pStyle w:val="ListNumber3"/>
       <w:lvlText w:val="%1."/>
       <w:lvlJc w:val="left"/>
       <w:pPr>
@@ -2561,7 +3096,7 @@
     <w:lvl w:ilvl="0">
       <w:start w:val="1"/>
       <w:numFmt w:val="decimal"/>
-      <w:pStyle w:val="Listaconnmeros2"/>
+      <w:pStyle w:val="ListNumber2"/>
       <w:lvlText w:val="%1."/>
       <w:lvlJc w:val="left"/>
       <w:pPr>
@@ -2599,7 +3134,7 @@
     <w:lvl w:ilvl="0">
       <w:start w:val="1"/>
       <w:numFmt w:val="bullet"/>
-      <w:pStyle w:val="Listaconvietas3"/>
+      <w:pStyle w:val="ListBullet3"/>
       <w:lvlText w:val=""/>
       <w:lvlJc w:val="left"/>
       <w:pPr>
@@ -2620,7 +3155,7 @@
     <w:lvl w:ilvl="0">
       <w:start w:val="1"/>
       <w:numFmt w:val="bullet"/>
-      <w:pStyle w:val="Listaconvietas2"/>
+      <w:pStyle w:val="ListBullet2"/>
       <w:lvlText w:val=""/>
       <w:lvlJc w:val="left"/>
       <w:pPr>
@@ -2641,7 +3176,7 @@
     <w:lvl w:ilvl="0">
       <w:start w:val="1"/>
       <w:numFmt w:val="decimal"/>
-      <w:pStyle w:val="Listaconnmeros"/>
+      <w:pStyle w:val="ListNumber"/>
       <w:lvlText w:val="%1."/>
       <w:lvlJc w:val="left"/>
       <w:pPr>
@@ -2659,7 +3194,7 @@
     <w:lvl w:ilvl="0">
       <w:start w:val="1"/>
       <w:numFmt w:val="bullet"/>
-      <w:pStyle w:val="Listaconvietas"/>
+      <w:pStyle w:val="ListBullet"/>
       <w:lvlText w:val=""/>
       <w:lvlJc w:val="left"/>
       <w:pPr>
@@ -2704,7 +3239,7 @@
 </file>
 
 <file path=word/styles.xml><?xml version="1.0" encoding="utf-8"?>
-<w:styles xmlns:r="http://schemas.openxmlformats.org/officeDocument/2006/relationships" xmlns:w="http://schemas.openxmlformats.org/wordprocessingml/2006/main">
+<w:styles xmlns:mc="http://schemas.openxmlformats.org/markup-compatibility/2006" xmlns:r="http://schemas.openxmlformats.org/officeDocument/2006/relationships" xmlns:w="http://schemas.openxmlformats.org/wordprocessingml/2006/main" xmlns:w14="http://schemas.microsoft.com/office/word/2010/wordml" mc:Ignorable="w14">
   <w:docDefaults>
     <w:rPrDefault>
       <w:rPr>
@@ -2720,7 +3255,7 @@
       </w:pPr>
     </w:pPrDefault>
   </w:docDefaults>
-  <w:latentStyles w:defLockedState="0" w:defUIPriority="99" w:defSemiHidden="1" w:defUnhideWhenUsed="1" w:defQFormat="0" w:count="267">
+  <w:latentStyles w:defLockedState="0" w:defUIPriority="99" w:defSemiHidden="1" w:defUnhideWhenUsed="1" w:defQFormat="0" w:count="276">
     <w:lsdException w:name="Normal" w:semiHidden="0" w:uiPriority="0" w:unhideWhenUsed="0" w:qFormat="1"/>
     <w:lsdException w:name="heading 1" w:semiHidden="0" w:uiPriority="9" w:unhideWhenUsed="0" w:qFormat="1"/>
     <w:lsdException w:name="heading 2" w:uiPriority="9" w:qFormat="1"/>
@@ -2869,11 +3404,55 @@
       <w:sz w:val="20"/>
     </w:rPr>
   </w:style>
-  <w:style w:type="paragraph" w:styleId="Ttulo1">
+  <w:style w:type="paragraph" w:styleId="Header">
+    <w:name w:val="header"/>
+    <w:basedOn w:val="Normal"/>
+    <w:link w:val="HeaderChar"/>
+    <w:uiPriority w:val="99"/>
+    <w:unhideWhenUsed/>
+    <w:rsid w:val="00E618BF"/>
+    <w:pPr>
+      <w:tabs>
+        <w:tab w:val="center" w:pos="4680"/>
+        <w:tab w:val="right" w:pos="9360"/>
+      </w:tabs>
+      <w:spacing w:after="0" w:line="240" w:lineRule="auto"/>
+    </w:pPr>
+  </w:style>
+  <w:style w:type="character" w:customStyle="1" w:styleId="HeaderChar">
+    <w:name w:val="Header Char"/>
+    <w:basedOn w:val="DefaultParagraphFont"/>
+    <w:link w:val="Header"/>
+    <w:uiPriority w:val="99"/>
+    <w:rsid w:val="00E618BF"/>
+  </w:style>
+  <w:style w:type="paragraph" w:styleId="Footer">
+    <w:name w:val="footer"/>
+    <w:basedOn w:val="Normal"/>
+    <w:link w:val="FooterChar"/>
+    <w:uiPriority w:val="99"/>
+    <w:unhideWhenUsed/>
+    <w:rsid w:val="00E618BF"/>
+    <w:pPr>
+      <w:tabs>
+        <w:tab w:val="center" w:pos="4680"/>
+        <w:tab w:val="right" w:pos="9360"/>
+      </w:tabs>
+      <w:spacing w:after="0" w:line="240" w:lineRule="auto"/>
+    </w:pPr>
+  </w:style>
+  <w:style w:type="character" w:customStyle="1" w:styleId="FooterChar">
+    <w:name w:val="Footer Char"/>
+    <w:basedOn w:val="DefaultParagraphFont"/>
+    <w:link w:val="Footer"/>
+    <w:uiPriority w:val="99"/>
+    <w:rsid w:val="00E618BF"/>
+  </w:style>
+  <w:style w:type="paragraph" w:styleId="Heading1">
     <w:name w:val="heading 1"/>
     <w:basedOn w:val="Normal"/>
     <w:next w:val="Normal"/>
-    <w:link w:val="Ttulo1Car"/>
+    <w:link w:val="Heading1Char"/>
     <w:uiPriority w:val="9"/>
     <w:qFormat/>
     <w:rsid w:val="00FC693F"/>
@@ -2884,7 +3463,7 @@
       <w:outlineLvl w:val="0"/>
     </w:pPr>
     <w:rPr>
-      <w:rFonts w:asciiTheme="majorHAnsi" w:eastAsiaTheme="majorEastAsia" w:hAnsiTheme="majorHAnsi" w:cstheme="majorBidi"/>
+      <w:rFonts w:asciiTheme="majorHAnsi" w:eastAsiaTheme="majorEastAsia" w:hAnsiTheme="majorHAnsi" w:cstheme="majorBidi" w:ascii="Segoe UI" w:hAnsi="Segoe UI"/>
       <w:b/>
       <w:bCs/>
       <w:color w:val="0F766E"/>
@@ -2892,11 +3471,11 @@
       <w:szCs w:val="28"/>
     </w:rPr>
   </w:style>
-  <w:style w:type="paragraph" w:styleId="Ttulo2">
+  <w:style w:type="paragraph" w:styleId="Heading2">
     <w:name w:val="heading 2"/>
     <w:basedOn w:val="Normal"/>
     <w:next w:val="Normal"/>
-    <w:link w:val="Ttulo2Car"/>
+    <w:link w:val="Heading2Char"/>
     <w:uiPriority w:val="9"/>
     <w:unhideWhenUsed/>
     <w:qFormat/>
@@ -2908,7 +3487,7 @@
       <w:outlineLvl w:val="1"/>
     </w:pPr>
     <w:rPr>
-      <w:rFonts w:asciiTheme="majorHAnsi" w:eastAsiaTheme="majorEastAsia" w:hAnsiTheme="majorHAnsi" w:cstheme="majorBidi"/>
+      <w:rFonts w:asciiTheme="majorHAnsi" w:eastAsiaTheme="majorEastAsia" w:hAnsiTheme="majorHAnsi" w:cstheme="majorBidi" w:ascii="Segoe UI" w:hAnsi="Segoe UI"/>
       <w:b/>
       <w:bCs/>
       <w:color w:val="115E59"/>
@@ -2916,11 +3495,11 @@
       <w:szCs w:val="26"/>
     </w:rPr>
   </w:style>
-  <w:style w:type="paragraph" w:styleId="Ttulo3">
+  <w:style w:type="paragraph" w:styleId="Heading3">
     <w:name w:val="heading 3"/>
     <w:basedOn w:val="Normal"/>
     <w:next w:val="Normal"/>
-    <w:link w:val="Ttulo3Car"/>
+    <w:link w:val="Heading3Char"/>
     <w:uiPriority w:val="9"/>
     <w:unhideWhenUsed/>
     <w:qFormat/>
@@ -2932,18 +3511,18 @@
       <w:outlineLvl w:val="2"/>
     </w:pPr>
     <w:rPr>
-      <w:rFonts w:asciiTheme="majorHAnsi" w:eastAsiaTheme="majorEastAsia" w:hAnsiTheme="majorHAnsi" w:cstheme="majorBidi"/>
+      <w:rFonts w:asciiTheme="majorHAnsi" w:eastAsiaTheme="majorEastAsia" w:hAnsiTheme="majorHAnsi" w:cstheme="majorBidi" w:ascii="Segoe UI" w:hAnsi="Segoe UI"/>
       <w:b/>
       <w:bCs/>
       <w:color w:val="1E293B"/>
       <w:sz w:val="21"/>
     </w:rPr>
   </w:style>
-  <w:style w:type="paragraph" w:styleId="Ttulo4">
+  <w:style w:type="paragraph" w:styleId="Heading4">
     <w:name w:val="heading 4"/>
     <w:basedOn w:val="Normal"/>
     <w:next w:val="Normal"/>
-    <w:link w:val="Ttulo4Car"/>
+    <w:link w:val="Heading4Char"/>
     <w:uiPriority w:val="9"/>
     <w:semiHidden/>
     <w:unhideWhenUsed/>
@@ -2964,11 +3543,11 @@
       <w:color w:val="4F81BD" w:themeColor="accent1"/>
     </w:rPr>
   </w:style>
-  <w:style w:type="paragraph" w:styleId="Ttulo5">
+  <w:style w:type="paragraph" w:styleId="Heading5">
     <w:name w:val="heading 5"/>
     <w:basedOn w:val="Normal"/>
     <w:next w:val="Normal"/>
-    <w:link w:val="Ttulo5Car"/>
+    <w:link w:val="Heading5Char"/>
     <w:uiPriority w:val="9"/>
     <w:semiHidden/>
     <w:unhideWhenUsed/>
@@ -2985,11 +3564,11 @@
       <w:color w:val="243F60" w:themeColor="accent1" w:themeShade="7F"/>
     </w:rPr>
   </w:style>
-  <w:style w:type="paragraph" w:styleId="Ttulo6">
+  <w:style w:type="paragraph" w:styleId="Heading6">
     <w:name w:val="heading 6"/>
     <w:basedOn w:val="Normal"/>
     <w:next w:val="Normal"/>
-    <w:link w:val="Ttulo6Car"/>
+    <w:link w:val="Heading6Char"/>
     <w:uiPriority w:val="9"/>
     <w:semiHidden/>
     <w:unhideWhenUsed/>
@@ -3008,11 +3587,11 @@
       <w:color w:val="243F60" w:themeColor="accent1" w:themeShade="7F"/>
     </w:rPr>
   </w:style>
-  <w:style w:type="paragraph" w:styleId="Ttulo7">
+  <w:style w:type="paragraph" w:styleId="Heading7">
     <w:name w:val="heading 7"/>
     <w:basedOn w:val="Normal"/>
     <w:next w:val="Normal"/>
-    <w:link w:val="Ttulo7Car"/>
+    <w:link w:val="Heading7Char"/>
     <w:uiPriority w:val="9"/>
     <w:semiHidden/>
     <w:unhideWhenUsed/>
@@ -3031,11 +3610,11 @@
       <w:color w:val="404040" w:themeColor="text1" w:themeTint="BF"/>
     </w:rPr>
   </w:style>
-  <w:style w:type="paragraph" w:styleId="Ttulo8">
+  <w:style w:type="paragraph" w:styleId="Heading8">
     <w:name w:val="heading 8"/>
     <w:basedOn w:val="Normal"/>
     <w:next w:val="Normal"/>
-    <w:link w:val="Ttulo8Car"/>
+    <w:link w:val="Heading8Char"/>
     <w:uiPriority w:val="9"/>
     <w:semiHidden/>
     <w:unhideWhenUsed/>
@@ -3050,14 +3629,15 @@
     <w:rPr>
       <w:rFonts w:asciiTheme="majorHAnsi" w:eastAsiaTheme="majorEastAsia" w:hAnsiTheme="majorHAnsi" w:cstheme="majorBidi"/>
       <w:color w:val="4F81BD" w:themeColor="accent1"/>
+      <w:sz w:val="20"/>
       <w:szCs w:val="20"/>
     </w:rPr>
   </w:style>
-  <w:style w:type="paragraph" w:styleId="Ttulo9">
+  <w:style w:type="paragraph" w:styleId="Heading9">
     <w:name w:val="heading 9"/>
     <w:basedOn w:val="Normal"/>
     <w:next w:val="Normal"/>
-    <w:link w:val="Ttulo9Car"/>
+    <w:link w:val="Heading9Char"/>
     <w:uiPriority w:val="9"/>
     <w:semiHidden/>
     <w:unhideWhenUsed/>
@@ -3074,21 +3654,21 @@
       <w:i/>
       <w:iCs/>
       <w:color w:val="404040" w:themeColor="text1" w:themeTint="BF"/>
+      <w:sz w:val="20"/>
       <w:szCs w:val="20"/>
     </w:rPr>
   </w:style>
-  <w:style w:type="character" w:default="1" w:styleId="Fuentedeprrafopredeter">
+  <w:style w:type="character" w:default="1" w:styleId="DefaultParagraphFont">
     <w:name w:val="Default Paragraph Font"/>
     <w:uiPriority w:val="1"/>
     <w:semiHidden/>
     <w:unhideWhenUsed/>
   </w:style>
-  <w:style w:type="table" w:default="1" w:styleId="Tablanormal">
+  <w:style w:type="table" w:default="1" w:styleId="TableNormal">
     <w:name w:val="Normal Table"/>
     <w:uiPriority w:val="99"/>
     <w:semiHidden/>
     <w:unhideWhenUsed/>
-    <w:qFormat/>
     <w:tblPr>
       <w:tblInd w:w="0" w:type="dxa"/>
       <w:tblCellMar>
@@ -3099,57 +3679,13 @@
       </w:tblCellMar>
     </w:tblPr>
   </w:style>
-  <w:style w:type="numbering" w:default="1" w:styleId="Sinlista">
+  <w:style w:type="numbering" w:default="1" w:styleId="NoList">
     <w:name w:val="No List"/>
     <w:uiPriority w:val="99"/>
     <w:semiHidden/>
     <w:unhideWhenUsed/>
   </w:style>
-  <w:style w:type="paragraph" w:styleId="Encabezado">
-    <w:name w:val="header"/>
-    <w:basedOn w:val="Normal"/>
-    <w:link w:val="EncabezadoCar"/>
-    <w:uiPriority w:val="99"/>
-    <w:unhideWhenUsed/>
-    <w:rsid w:val="00E618BF"/>
-    <w:pPr>
-      <w:tabs>
-        <w:tab w:val="center" w:pos="4680"/>
-        <w:tab w:val="right" w:pos="9360"/>
-      </w:tabs>
-      <w:spacing w:after="0" w:line="240" w:lineRule="auto"/>
-    </w:pPr>
-  </w:style>
-  <w:style w:type="character" w:customStyle="1" w:styleId="EncabezadoCar">
-    <w:name w:val="Encabezado Car"/>
-    <w:basedOn w:val="Fuentedeprrafopredeter"/>
-    <w:link w:val="Encabezado"/>
-    <w:uiPriority w:val="99"/>
-    <w:rsid w:val="00E618BF"/>
-  </w:style>
-  <w:style w:type="paragraph" w:styleId="Piedepgina">
-    <w:name w:val="footer"/>
-    <w:basedOn w:val="Normal"/>
-    <w:link w:val="PiedepginaCar"/>
-    <w:uiPriority w:val="99"/>
-    <w:unhideWhenUsed/>
-    <w:rsid w:val="00E618BF"/>
-    <w:pPr>
-      <w:tabs>
-        <w:tab w:val="center" w:pos="4680"/>
-        <w:tab w:val="right" w:pos="9360"/>
-      </w:tabs>
-      <w:spacing w:after="0" w:line="240" w:lineRule="auto"/>
-    </w:pPr>
-  </w:style>
-  <w:style w:type="character" w:customStyle="1" w:styleId="PiedepginaCar">
-    <w:name w:val="Pie de página Car"/>
-    <w:basedOn w:val="Fuentedeprrafopredeter"/>
-    <w:link w:val="Piedepgina"/>
-    <w:uiPriority w:val="99"/>
-    <w:rsid w:val="00E618BF"/>
-  </w:style>
-  <w:style w:type="paragraph" w:styleId="Sinespaciado">
+  <w:style w:type="paragraph" w:styleId="NoSpacing">
     <w:name w:val="No Spacing"/>
     <w:uiPriority w:val="1"/>
     <w:qFormat/>
@@ -3158,10 +3694,10 @@
       <w:spacing w:after="0" w:line="240" w:lineRule="auto"/>
     </w:pPr>
   </w:style>
-  <w:style w:type="character" w:customStyle="1" w:styleId="Ttulo1Car">
-    <w:name w:val="Título 1 Car"/>
-    <w:basedOn w:val="Fuentedeprrafopredeter"/>
-    <w:link w:val="Ttulo1"/>
+  <w:style w:type="character" w:customStyle="1" w:styleId="Heading1Char">
+    <w:name w:val="Heading 1 Char"/>
+    <w:basedOn w:val="DefaultParagraphFont"/>
+    <w:link w:val="Heading1"/>
     <w:uiPriority w:val="9"/>
     <w:rsid w:val="00FC693F"/>
     <w:rPr>
@@ -3173,10 +3709,10 @@
       <w:szCs w:val="28"/>
     </w:rPr>
   </w:style>
-  <w:style w:type="character" w:customStyle="1" w:styleId="Ttulo2Car">
-    <w:name w:val="Título 2 Car"/>
-    <w:basedOn w:val="Fuentedeprrafopredeter"/>
-    <w:link w:val="Ttulo2"/>
+  <w:style w:type="character" w:customStyle="1" w:styleId="Heading2Char">
+    <w:name w:val="Heading 2 Char"/>
+    <w:basedOn w:val="DefaultParagraphFont"/>
+    <w:link w:val="Heading2"/>
     <w:uiPriority w:val="9"/>
     <w:rsid w:val="00FC693F"/>
     <w:rPr>
@@ -3188,10 +3724,10 @@
       <w:szCs w:val="26"/>
     </w:rPr>
   </w:style>
-  <w:style w:type="character" w:customStyle="1" w:styleId="Ttulo3Car">
-    <w:name w:val="Título 3 Car"/>
-    <w:basedOn w:val="Fuentedeprrafopredeter"/>
-    <w:link w:val="Ttulo3"/>
+  <w:style w:type="character" w:customStyle="1" w:styleId="Heading3Char">
+    <w:name w:val="Heading 3 Char"/>
+    <w:basedOn w:val="DefaultParagraphFont"/>
+    <w:link w:val="Heading3"/>
     <w:uiPriority w:val="9"/>
     <w:rsid w:val="00FC693F"/>
     <w:rPr>
@@ -3201,11 +3737,11 @@
       <w:color w:val="4F81BD" w:themeColor="accent1"/>
     </w:rPr>
   </w:style>
-  <w:style w:type="paragraph" w:styleId="Ttulo">
+  <w:style w:type="paragraph" w:styleId="Title">
     <w:name w:val="Title"/>
     <w:basedOn w:val="Normal"/>
     <w:next w:val="Normal"/>
-    <w:link w:val="TtuloCar"/>
+    <w:link w:val="TitleChar"/>
     <w:uiPriority w:val="10"/>
     <w:qFormat/>
     <w:rsid w:val="00FC693F"/>
@@ -3217,7 +3753,7 @@
       <w:contextualSpacing/>
     </w:pPr>
     <w:rPr>
-      <w:rFonts w:asciiTheme="majorHAnsi" w:eastAsiaTheme="majorEastAsia" w:hAnsiTheme="majorHAnsi" w:cstheme="majorBidi"/>
+      <w:rFonts w:asciiTheme="majorHAnsi" w:eastAsiaTheme="majorEastAsia" w:hAnsiTheme="majorHAnsi" w:cstheme="majorBidi" w:ascii="Segoe UI" w:hAnsi="Segoe UI"/>
       <w:b/>
       <w:color w:val="0F766E"/>
       <w:spacing w:val="5"/>
@@ -3226,10 +3762,10 @@
       <w:szCs w:val="52"/>
     </w:rPr>
   </w:style>
-  <w:style w:type="character" w:customStyle="1" w:styleId="TtuloCar">
-    <w:name w:val="Título Car"/>
-    <w:basedOn w:val="Fuentedeprrafopredeter"/>
-    <w:link w:val="Ttulo"/>
+  <w:style w:type="character" w:customStyle="1" w:styleId="TitleChar">
+    <w:name w:val="Title Char"/>
+    <w:basedOn w:val="DefaultParagraphFont"/>
+    <w:link w:val="Title"/>
     <w:uiPriority w:val="10"/>
     <w:rsid w:val="00FC693F"/>
     <w:rPr>
@@ -3241,11 +3777,11 @@
       <w:szCs w:val="52"/>
     </w:rPr>
   </w:style>
-  <w:style w:type="paragraph" w:styleId="Subttulo">
+  <w:style w:type="paragraph" w:styleId="Subtitle">
     <w:name w:val="Subtitle"/>
     <w:basedOn w:val="Normal"/>
     <w:next w:val="Normal"/>
-    <w:link w:val="SubttuloCar"/>
+    <w:link w:val="SubtitleChar"/>
     <w:uiPriority w:val="11"/>
     <w:qFormat/>
     <w:rsid w:val="00FC693F"/>
@@ -3264,10 +3800,10 @@
       <w:szCs w:val="24"/>
     </w:rPr>
   </w:style>
-  <w:style w:type="character" w:customStyle="1" w:styleId="SubttuloCar">
-    <w:name w:val="Subtítulo Car"/>
-    <w:basedOn w:val="Fuentedeprrafopredeter"/>
-    <w:link w:val="Subttulo"/>
+  <w:style w:type="character" w:customStyle="1" w:styleId="SubtitleChar">
+    <w:name w:val="Subtitle Char"/>
+    <w:basedOn w:val="DefaultParagraphFont"/>
+    <w:link w:val="Subtitle"/>
     <w:uiPriority w:val="11"/>
     <w:rsid w:val="00FC693F"/>
     <w:rPr>
@@ -3280,7 +3816,7 @@
       <w:szCs w:val="24"/>
     </w:rPr>
   </w:style>
-  <w:style w:type="paragraph" w:styleId="Prrafodelista">
+  <w:style w:type="paragraph" w:styleId="ListParagraph">
     <w:name w:val="List Paragraph"/>
     <w:basedOn w:val="Normal"/>
     <w:uiPriority w:val="34"/>
@@ -3291,10 +3827,10 @@
       <w:contextualSpacing/>
     </w:pPr>
   </w:style>
-  <w:style w:type="paragraph" w:styleId="Textoindependiente">
+  <w:style w:type="paragraph" w:styleId="BodyText">
     <w:name w:val="Body Text"/>
     <w:basedOn w:val="Normal"/>
-    <w:link w:val="TextoindependienteCar"/>
+    <w:link w:val="BodyTextChar"/>
     <w:uiPriority w:val="99"/>
     <w:unhideWhenUsed/>
     <w:rsid w:val="00AA1D8D"/>
@@ -3302,17 +3838,17 @@
       <w:spacing w:after="120"/>
     </w:pPr>
   </w:style>
-  <w:style w:type="character" w:customStyle="1" w:styleId="TextoindependienteCar">
-    <w:name w:val="Texto independiente Car"/>
-    <w:basedOn w:val="Fuentedeprrafopredeter"/>
-    <w:link w:val="Textoindependiente"/>
+  <w:style w:type="character" w:customStyle="1" w:styleId="BodyTextChar">
+    <w:name w:val="Body Text Char"/>
+    <w:basedOn w:val="DefaultParagraphFont"/>
+    <w:link w:val="BodyText"/>
     <w:uiPriority w:val="99"/>
     <w:rsid w:val="00AA1D8D"/>
   </w:style>
-  <w:style w:type="paragraph" w:styleId="Textoindependiente2">
+  <w:style w:type="paragraph" w:styleId="BodyText2">
     <w:name w:val="Body Text 2"/>
     <w:basedOn w:val="Normal"/>
-    <w:link w:val="Textoindependiente2Car"/>
+    <w:link w:val="BodyText2Char"/>
     <w:uiPriority w:val="99"/>
     <w:unhideWhenUsed/>
     <w:rsid w:val="00AA1D8D"/>
@@ -3320,17 +3856,17 @@
       <w:spacing w:after="120" w:line="480" w:lineRule="auto"/>
     </w:pPr>
   </w:style>
-  <w:style w:type="character" w:customStyle="1" w:styleId="Textoindependiente2Car">
-    <w:name w:val="Texto independiente 2 Car"/>
-    <w:basedOn w:val="Fuentedeprrafopredeter"/>
-    <w:link w:val="Textoindependiente2"/>
+  <w:style w:type="character" w:customStyle="1" w:styleId="BodyText2Char">
+    <w:name w:val="Body Text 2 Char"/>
+    <w:basedOn w:val="DefaultParagraphFont"/>
+    <w:link w:val="BodyText2"/>
     <w:uiPriority w:val="99"/>
     <w:rsid w:val="00AA1D8D"/>
   </w:style>
-  <w:style w:type="paragraph" w:styleId="Textoindependiente3">
+  <w:style w:type="paragraph" w:styleId="BodyText3">
     <w:name w:val="Body Text 3"/>
     <w:basedOn w:val="Normal"/>
-    <w:link w:val="Textoindependiente3Car"/>
+    <w:link w:val="BodyText3Char"/>
     <w:uiPriority w:val="99"/>
     <w:unhideWhenUsed/>
     <w:rsid w:val="00AA1D8D"/>
@@ -3342,10 +3878,10 @@
       <w:szCs w:val="16"/>
     </w:rPr>
   </w:style>
-  <w:style w:type="character" w:customStyle="1" w:styleId="Textoindependiente3Car">
-    <w:name w:val="Texto independiente 3 Car"/>
-    <w:basedOn w:val="Fuentedeprrafopredeter"/>
-    <w:link w:val="Textoindependiente3"/>
+  <w:style w:type="character" w:customStyle="1" w:styleId="BodyText3Char">
+    <w:name w:val="Body Text 3 Char"/>
+    <w:basedOn w:val="DefaultParagraphFont"/>
+    <w:link w:val="BodyText3"/>
     <w:uiPriority w:val="99"/>
     <w:rsid w:val="00AA1D8D"/>
     <w:rPr>
@@ -3353,7 +3889,7 @@
       <w:szCs w:val="16"/>
     </w:rPr>
   </w:style>
-  <w:style w:type="paragraph" w:styleId="Lista">
+  <w:style w:type="paragraph" w:styleId="List">
     <w:name w:val="List"/>
     <w:basedOn w:val="Normal"/>
     <w:uiPriority w:val="99"/>
@@ -3364,7 +3900,7 @@
       <w:contextualSpacing/>
     </w:pPr>
   </w:style>
-  <w:style w:type="paragraph" w:styleId="Lista2">
+  <w:style w:type="paragraph" w:styleId="List2">
     <w:name w:val="List 2"/>
     <w:basedOn w:val="Normal"/>
     <w:uiPriority w:val="99"/>
@@ -3375,7 +3911,7 @@
       <w:contextualSpacing/>
     </w:pPr>
   </w:style>
-  <w:style w:type="paragraph" w:styleId="Lista3">
+  <w:style w:type="paragraph" w:styleId="List3">
     <w:name w:val="List 3"/>
     <w:basedOn w:val="Normal"/>
     <w:uiPriority w:val="99"/>
@@ -3386,7 +3922,7 @@
       <w:contextualSpacing/>
     </w:pPr>
   </w:style>
-  <w:style w:type="paragraph" w:styleId="Listaconvietas">
+  <w:style w:type="paragraph" w:styleId="ListBullet">
     <w:name w:val="List Bullet"/>
     <w:basedOn w:val="Normal"/>
     <w:uiPriority w:val="99"/>
@@ -3399,7 +3935,7 @@
       <w:contextualSpacing/>
     </w:pPr>
   </w:style>
-  <w:style w:type="paragraph" w:styleId="Listaconvietas2">
+  <w:style w:type="paragraph" w:styleId="ListBullet2">
     <w:name w:val="List Bullet 2"/>
     <w:basedOn w:val="Normal"/>
     <w:uiPriority w:val="99"/>
@@ -3412,7 +3948,7 @@
       <w:contextualSpacing/>
     </w:pPr>
   </w:style>
-  <w:style w:type="paragraph" w:styleId="Listaconvietas3">
+  <w:style w:type="paragraph" w:styleId="ListBullet3">
     <w:name w:val="List Bullet 3"/>
     <w:basedOn w:val="Normal"/>
     <w:uiPriority w:val="99"/>
@@ -3425,7 +3961,7 @@
       <w:contextualSpacing/>
     </w:pPr>
   </w:style>
-  <w:style w:type="paragraph" w:styleId="Listaconnmeros">
+  <w:style w:type="paragraph" w:styleId="ListNumber">
     <w:name w:val="List Number"/>
     <w:basedOn w:val="Normal"/>
     <w:uiPriority w:val="99"/>
@@ -3438,7 +3974,7 @@
       <w:contextualSpacing/>
     </w:pPr>
   </w:style>
-  <w:style w:type="paragraph" w:styleId="Listaconnmeros2">
+  <w:style w:type="paragraph" w:styleId="ListNumber2">
     <w:name w:val="List Number 2"/>
     <w:basedOn w:val="Normal"/>
     <w:uiPriority w:val="99"/>
@@ -3451,7 +3987,7 @@
       <w:contextualSpacing/>
     </w:pPr>
   </w:style>
-  <w:style w:type="paragraph" w:styleId="Listaconnmeros3">
+  <w:style w:type="paragraph" w:styleId="ListNumber3">
     <w:name w:val="List Number 3"/>
     <w:basedOn w:val="Normal"/>
     <w:uiPriority w:val="99"/>
@@ -3464,7 +4000,7 @@
       <w:contextualSpacing/>
     </w:pPr>
   </w:style>
-  <w:style w:type="paragraph" w:styleId="Continuarlista">
+  <w:style w:type="paragraph" w:styleId="ListContinue">
     <w:name w:val="List Continue"/>
     <w:basedOn w:val="Normal"/>
     <w:uiPriority w:val="99"/>
@@ -3476,7 +4012,7 @@
       <w:contextualSpacing/>
     </w:pPr>
   </w:style>
-  <w:style w:type="paragraph" w:styleId="Continuarlista2">
+  <w:style w:type="paragraph" w:styleId="ListContinue2">
     <w:name w:val="List Continue 2"/>
     <w:basedOn w:val="Normal"/>
     <w:uiPriority w:val="99"/>
@@ -3488,7 +4024,7 @@
       <w:contextualSpacing/>
     </w:pPr>
   </w:style>
-  <w:style w:type="paragraph" w:styleId="Continuarlista3">
+  <w:style w:type="paragraph" w:styleId="ListContinue3">
     <w:name w:val="List Continue 3"/>
     <w:basedOn w:val="Normal"/>
     <w:uiPriority w:val="99"/>
@@ -3500,9 +4036,9 @@
       <w:contextualSpacing/>
     </w:pPr>
   </w:style>
-  <w:style w:type="paragraph" w:styleId="Textomacro">
+  <w:style w:type="paragraph" w:styleId="MacroText">
     <w:name w:val="macro"/>
-    <w:link w:val="TextomacroCar"/>
+    <w:link w:val="MacroTextChar"/>
     <w:uiPriority w:val="99"/>
     <w:unhideWhenUsed/>
     <w:rsid w:val="0029639D"/>
@@ -3523,10 +4059,10 @@
       <w:szCs w:val="20"/>
     </w:rPr>
   </w:style>
-  <w:style w:type="character" w:customStyle="1" w:styleId="TextomacroCar">
-    <w:name w:val="Texto macro Car"/>
-    <w:basedOn w:val="Fuentedeprrafopredeter"/>
-    <w:link w:val="Textomacro"/>
+  <w:style w:type="character" w:customStyle="1" w:styleId="MacroTextChar">
+    <w:name w:val="Macro Text Char"/>
+    <w:basedOn w:val="DefaultParagraphFont"/>
+    <w:link w:val="MacroText"/>
     <w:uiPriority w:val="99"/>
     <w:rsid w:val="0029639D"/>
     <w:rPr>
@@ -3535,11 +4071,11 @@
       <w:szCs w:val="20"/>
     </w:rPr>
   </w:style>
-  <w:style w:type="paragraph" w:styleId="Cita">
+  <w:style w:type="paragraph" w:styleId="Quote">
     <w:name w:val="Quote"/>
     <w:basedOn w:val="Normal"/>
     <w:next w:val="Normal"/>
-    <w:link w:val="CitaCar"/>
+    <w:link w:val="QuoteChar"/>
     <w:uiPriority w:val="29"/>
     <w:qFormat/>
     <w:rsid w:val="00FC693F"/>
@@ -3549,10 +4085,10 @@
       <w:color w:val="000000" w:themeColor="text1"/>
     </w:rPr>
   </w:style>
-  <w:style w:type="character" w:customStyle="1" w:styleId="CitaCar">
-    <w:name w:val="Cita Car"/>
-    <w:basedOn w:val="Fuentedeprrafopredeter"/>
-    <w:link w:val="Cita"/>
+  <w:style w:type="character" w:customStyle="1" w:styleId="QuoteChar">
+    <w:name w:val="Quote Char"/>
+    <w:basedOn w:val="DefaultParagraphFont"/>
+    <w:link w:val="Quote"/>
     <w:uiPriority w:val="29"/>
     <w:rsid w:val="00FC693F"/>
     <w:rPr>
@@ -3561,10 +4097,10 @@
       <w:color w:val="000000" w:themeColor="text1"/>
     </w:rPr>
   </w:style>
-  <w:style w:type="character" w:customStyle="1" w:styleId="Ttulo4Car">
-    <w:name w:val="Título 4 Car"/>
-    <w:basedOn w:val="Fuentedeprrafopredeter"/>
-    <w:link w:val="Ttulo4"/>
+  <w:style w:type="character" w:customStyle="1" w:styleId="Heading4Char">
+    <w:name w:val="Heading 4 Char"/>
+    <w:basedOn w:val="DefaultParagraphFont"/>
+    <w:link w:val="Heading4"/>
     <w:uiPriority w:val="9"/>
     <w:semiHidden/>
     <w:rsid w:val="00FC693F"/>
@@ -3577,10 +4113,10 @@
       <w:color w:val="4F81BD" w:themeColor="accent1"/>
     </w:rPr>
   </w:style>
-  <w:style w:type="character" w:customStyle="1" w:styleId="Ttulo5Car">
-    <w:name w:val="Título 5 Car"/>
-    <w:basedOn w:val="Fuentedeprrafopredeter"/>
-    <w:link w:val="Ttulo5"/>
+  <w:style w:type="character" w:customStyle="1" w:styleId="Heading5Char">
+    <w:name w:val="Heading 5 Char"/>
+    <w:basedOn w:val="DefaultParagraphFont"/>
+    <w:link w:val="Heading5"/>
     <w:uiPriority w:val="9"/>
     <w:semiHidden/>
     <w:rsid w:val="00FC693F"/>
@@ -3589,10 +4125,10 @@
       <w:color w:val="243F60" w:themeColor="accent1" w:themeShade="7F"/>
     </w:rPr>
   </w:style>
-  <w:style w:type="character" w:customStyle="1" w:styleId="Ttulo6Car">
-    <w:name w:val="Título 6 Car"/>
-    <w:basedOn w:val="Fuentedeprrafopredeter"/>
-    <w:link w:val="Ttulo6"/>
+  <w:style w:type="character" w:customStyle="1" w:styleId="Heading6Char">
+    <w:name w:val="Heading 6 Char"/>
+    <w:basedOn w:val="DefaultParagraphFont"/>
+    <w:link w:val="Heading6"/>
     <w:uiPriority w:val="9"/>
     <w:semiHidden/>
     <w:rsid w:val="00FC693F"/>
@@ -3603,10 +4139,10 @@
       <w:color w:val="243F60" w:themeColor="accent1" w:themeShade="7F"/>
     </w:rPr>
   </w:style>
-  <w:style w:type="character" w:customStyle="1" w:styleId="Ttulo7Car">
-    <w:name w:val="Título 7 Car"/>
-    <w:basedOn w:val="Fuentedeprrafopredeter"/>
-    <w:link w:val="Ttulo7"/>
+  <w:style w:type="character" w:customStyle="1" w:styleId="Heading7Char">
+    <w:name w:val="Heading 7 Char"/>
+    <w:basedOn w:val="DefaultParagraphFont"/>
+    <w:link w:val="Heading7"/>
     <w:uiPriority w:val="9"/>
     <w:semiHidden/>
     <w:rsid w:val="00FC693F"/>
@@ -3617,10 +4153,10 @@
       <w:color w:val="404040" w:themeColor="text1" w:themeTint="BF"/>
     </w:rPr>
   </w:style>
-  <w:style w:type="character" w:customStyle="1" w:styleId="Ttulo8Car">
-    <w:name w:val="Título 8 Car"/>
-    <w:basedOn w:val="Fuentedeprrafopredeter"/>
-    <w:link w:val="Ttulo8"/>
+  <w:style w:type="character" w:customStyle="1" w:styleId="Heading8Char">
+    <w:name w:val="Heading 8 Char"/>
+    <w:basedOn w:val="DefaultParagraphFont"/>
+    <w:link w:val="Heading8"/>
     <w:uiPriority w:val="9"/>
     <w:semiHidden/>
     <w:rsid w:val="00FC693F"/>
@@ -3631,10 +4167,10 @@
       <w:szCs w:val="20"/>
     </w:rPr>
   </w:style>
-  <w:style w:type="character" w:customStyle="1" w:styleId="Ttulo9Car">
-    <w:name w:val="Título 9 Car"/>
-    <w:basedOn w:val="Fuentedeprrafopredeter"/>
-    <w:link w:val="Ttulo9"/>
+  <w:style w:type="character" w:customStyle="1" w:styleId="Heading9Char">
+    <w:name w:val="Heading 9 Char"/>
+    <w:basedOn w:val="DefaultParagraphFont"/>
+    <w:link w:val="Heading9"/>
     <w:uiPriority w:val="9"/>
     <w:semiHidden/>
     <w:rsid w:val="00FC693F"/>
@@ -3647,7 +4183,7 @@
       <w:szCs w:val="20"/>
     </w:rPr>
   </w:style>
-  <w:style w:type="paragraph" w:styleId="Epgrafe">
+  <w:style w:type="paragraph" w:styleId="Caption">
     <w:name w:val="caption"/>
     <w:basedOn w:val="Normal"/>
     <w:next w:val="Normal"/>
@@ -3667,9 +4203,9 @@
       <w:szCs w:val="18"/>
     </w:rPr>
   </w:style>
-  <w:style w:type="character" w:styleId="Textoennegrita">
+  <w:style w:type="character" w:styleId="Strong">
     <w:name w:val="Strong"/>
-    <w:basedOn w:val="Fuentedeprrafopredeter"/>
+    <w:basedOn w:val="DefaultParagraphFont"/>
     <w:uiPriority w:val="22"/>
     <w:qFormat/>
     <w:rsid w:val="00FC693F"/>
@@ -3678,9 +4214,9 @@
       <w:bCs/>
     </w:rPr>
   </w:style>
-  <w:style w:type="character" w:styleId="nfasis">
+  <w:style w:type="character" w:styleId="Emphasis">
     <w:name w:val="Emphasis"/>
-    <w:basedOn w:val="Fuentedeprrafopredeter"/>
+    <w:basedOn w:val="DefaultParagraphFont"/>
     <w:uiPriority w:val="20"/>
     <w:qFormat/>
     <w:rsid w:val="00FC693F"/>
@@ -3689,11 +4225,11 @@
       <w:iCs/>
     </w:rPr>
   </w:style>
-  <w:style w:type="paragraph" w:styleId="Citadestacada">
+  <w:style w:type="paragraph" w:styleId="IntenseQuote">
     <w:name w:val="Intense Quote"/>
     <w:basedOn w:val="Normal"/>
     <w:next w:val="Normal"/>
-    <w:link w:val="CitadestacadaCar"/>
+    <w:link w:val="IntenseQuoteChar"/>
     <w:uiPriority w:val="30"/>
     <w:qFormat/>
     <w:rsid w:val="00FC693F"/>
@@ -3712,10 +4248,10 @@
       <w:color w:val="4F81BD" w:themeColor="accent1"/>
     </w:rPr>
   </w:style>
-  <w:style w:type="character" w:customStyle="1" w:styleId="CitadestacadaCar">
-    <w:name w:val="Cita destacada Car"/>
-    <w:basedOn w:val="Fuentedeprrafopredeter"/>
-    <w:link w:val="Citadestacada"/>
+  <w:style w:type="character" w:customStyle="1" w:styleId="IntenseQuoteChar">
+    <w:name w:val="Intense Quote Char"/>
+    <w:basedOn w:val="DefaultParagraphFont"/>
+    <w:link w:val="IntenseQuote"/>
     <w:uiPriority w:val="30"/>
     <w:rsid w:val="00FC693F"/>
     <w:rPr>
@@ -3726,9 +4262,9 @@
       <w:color w:val="4F81BD" w:themeColor="accent1"/>
     </w:rPr>
   </w:style>
-  <w:style w:type="character" w:styleId="nfasissutil">
+  <w:style w:type="character" w:styleId="SubtleEmphasis">
     <w:name w:val="Subtle Emphasis"/>
-    <w:basedOn w:val="Fuentedeprrafopredeter"/>
+    <w:basedOn w:val="DefaultParagraphFont"/>
     <w:uiPriority w:val="19"/>
     <w:qFormat/>
     <w:rsid w:val="00FC693F"/>
@@ -3738,9 +4274,9 @@
       <w:color w:val="808080" w:themeColor="text1" w:themeTint="7F"/>
     </w:rPr>
   </w:style>
-  <w:style w:type="character" w:styleId="nfasisintenso">
+  <w:style w:type="character" w:styleId="IntenseEmphasis">
     <w:name w:val="Intense Emphasis"/>
-    <w:basedOn w:val="Fuentedeprrafopredeter"/>
+    <w:basedOn w:val="DefaultParagraphFont"/>
     <w:uiPriority w:val="21"/>
     <w:qFormat/>
     <w:rsid w:val="00FC693F"/>
@@ -3752,9 +4288,9 @@
       <w:color w:val="4F81BD" w:themeColor="accent1"/>
     </w:rPr>
   </w:style>
-  <w:style w:type="character" w:styleId="Referenciasutil">
+  <w:style w:type="character" w:styleId="SubtleReference">
     <w:name w:val="Subtle Reference"/>
-    <w:basedOn w:val="Fuentedeprrafopredeter"/>
+    <w:basedOn w:val="DefaultParagraphFont"/>
     <w:uiPriority w:val="31"/>
     <w:qFormat/>
     <w:rsid w:val="00FC693F"/>
@@ -3764,9 +4300,9 @@
       <w:u w:val="single"/>
     </w:rPr>
   </w:style>
-  <w:style w:type="character" w:styleId="Referenciaintensa">
+  <w:style w:type="character" w:styleId="IntenseReference">
     <w:name w:val="Intense Reference"/>
-    <w:basedOn w:val="Fuentedeprrafopredeter"/>
+    <w:basedOn w:val="DefaultParagraphFont"/>
     <w:uiPriority w:val="32"/>
     <w:qFormat/>
     <w:rsid w:val="00FC693F"/>
@@ -3779,9 +4315,9 @@
       <w:u w:val="single"/>
     </w:rPr>
   </w:style>
-  <w:style w:type="character" w:styleId="Ttulodellibro">
+  <w:style w:type="character" w:styleId="BookTitle">
     <w:name w:val="Book Title"/>
-    <w:basedOn w:val="Fuentedeprrafopredeter"/>
+    <w:basedOn w:val="DefaultParagraphFont"/>
     <w:uiPriority w:val="33"/>
     <w:qFormat/>
     <w:rsid w:val="00FC693F"/>
@@ -3792,9 +4328,9 @@
       <w:spacing w:val="5"/>
     </w:rPr>
   </w:style>
-  <w:style w:type="paragraph" w:styleId="TtulodeTDC">
+  <w:style w:type="paragraph" w:styleId="TOCHeading">
     <w:name w:val="TOC Heading"/>
-    <w:basedOn w:val="Ttulo1"/>
+    <w:basedOn w:val="Heading1"/>
     <w:next w:val="Normal"/>
     <w:uiPriority w:val="39"/>
     <w:semiHidden/>
@@ -3805,9 +4341,9 @@
       <w:outlineLvl w:val="9"/>
     </w:pPr>
   </w:style>
-  <w:style w:type="table" w:styleId="Tablaconcuadrcula">
+  <w:style w:type="table" w:styleId="TableGrid">
     <w:name w:val="Table Grid"/>
-    <w:basedOn w:val="Tablanormal"/>
+    <w:basedOn w:val="TableNormal"/>
     <w:uiPriority w:val="59"/>
     <w:rsid w:val="00FC693F"/>
     <w:pPr>
@@ -3831,9 +4367,9 @@
       </w:tblCellMar>
     </w:tblPr>
   </w:style>
-  <w:style w:type="table" w:styleId="Sombreadoclaro">
+  <w:style w:type="table" w:styleId="LightShading">
     <w:name w:val="Light Shading"/>
-    <w:basedOn w:val="Tablanormal"/>
+    <w:basedOn w:val="TableNormal"/>
     <w:uiPriority w:val="60"/>
     <w:rsid w:val="00FC693F"/>
     <w:pPr>
@@ -3934,9 +4470,9 @@
       </w:tcPr>
     </w:tblStylePr>
   </w:style>
-  <w:style w:type="table" w:styleId="Sombreadoclaro-nfasis1">
+  <w:style w:type="table" w:styleId="LightShading-Accent1">
     <w:name w:val="Light Shading Accent 1"/>
-    <w:basedOn w:val="Tablanormal"/>
+    <w:basedOn w:val="TableNormal"/>
     <w:uiPriority w:val="60"/>
     <w:rsid w:val="00FC693F"/>
     <w:pPr>
@@ -4037,9 +4573,9 @@
       </w:tcPr>
     </w:tblStylePr>
   </w:style>
-  <w:style w:type="table" w:styleId="Sombreadoclaro-nfasis2">
+  <w:style w:type="table" w:styleId="LightShading-Accent2">
     <w:name w:val="Light Shading Accent 2"/>
-    <w:basedOn w:val="Tablanormal"/>
+    <w:basedOn w:val="TableNormal"/>
     <w:uiPriority w:val="60"/>
     <w:rsid w:val="00FC693F"/>
     <w:pPr>
@@ -4140,9 +4676,9 @@
       </w:tcPr>
     </w:tblStylePr>
   </w:style>
-  <w:style w:type="table" w:styleId="Sombreadoclaro-nfasis3">
+  <w:style w:type="table" w:styleId="LightShading-Accent3">
     <w:name w:val="Light Shading Accent 3"/>
-    <w:basedOn w:val="Tablanormal"/>
+    <w:basedOn w:val="TableNormal"/>
     <w:uiPriority w:val="60"/>
     <w:rsid w:val="00FC693F"/>
     <w:pPr>
@@ -4243,9 +4779,9 @@
       </w:tcPr>
     </w:tblStylePr>
   </w:style>
-  <w:style w:type="table" w:styleId="Sombreadoclaro-nfasis4">
+  <w:style w:type="table" w:styleId="LightShading-Accent4">
     <w:name w:val="Light Shading Accent 4"/>
-    <w:basedOn w:val="Tablanormal"/>
+    <w:basedOn w:val="TableNormal"/>
     <w:uiPriority w:val="60"/>
     <w:rsid w:val="00FC693F"/>
     <w:pPr>
@@ -4346,9 +4882,9 @@
       </w:tcPr>
     </w:tblStylePr>
   </w:style>
-  <w:style w:type="table" w:styleId="Sombreadoclaro-nfasis5">
+  <w:style w:type="table" w:styleId="LightShading-Accent5">
     <w:name w:val="Light Shading Accent 5"/>
-    <w:basedOn w:val="Tablanormal"/>
+    <w:basedOn w:val="TableNormal"/>
     <w:uiPriority w:val="60"/>
     <w:rsid w:val="00FC693F"/>
     <w:pPr>
@@ -4449,9 +4985,9 @@
       </w:tcPr>
     </w:tblStylePr>
   </w:style>
-  <w:style w:type="table" w:styleId="Sombreadoclaro-nfasis6">
+  <w:style w:type="table" w:styleId="LightShading-Accent6">
     <w:name w:val="Light Shading Accent 6"/>
-    <w:basedOn w:val="Tablanormal"/>
+    <w:basedOn w:val="TableNormal"/>
     <w:uiPriority w:val="60"/>
     <w:rsid w:val="00FC693F"/>
     <w:pPr>
@@ -4552,9 +5088,9 @@
       </w:tcPr>
     </w:tblStylePr>
   </w:style>
-  <w:style w:type="table" w:styleId="Listaclara">
+  <w:style w:type="table" w:styleId="LightList">
     <w:name w:val="Light List"/>
-    <w:basedOn w:val="Tablanormal"/>
+    <w:basedOn w:val="TableNormal"/>
     <w:uiPriority w:val="61"/>
     <w:rsid w:val="00FC693F"/>
     <w:pPr>
@@ -4644,9 +5180,9 @@
       </w:tcPr>
     </w:tblStylePr>
   </w:style>
-  <w:style w:type="table" w:styleId="Listaclara-nfasis1">
+  <w:style w:type="table" w:styleId="LightList-Accent1">
     <w:name w:val="Light List Accent 1"/>
-    <w:basedOn w:val="Tablanormal"/>
+    <w:basedOn w:val="TableNormal"/>
     <w:uiPriority w:val="61"/>
     <w:rsid w:val="00FC693F"/>
     <w:pPr>
@@ -4736,9 +5272,9 @@
       </w:tcPr>
     </w:tblStylePr>
   </w:style>
-  <w:style w:type="table" w:styleId="Listaclara-nfasis2">
+  <w:style w:type="table" w:styleId="LightList-Accent2">
     <w:name w:val="Light List Accent 2"/>
-    <w:basedOn w:val="Tablanormal"/>
+    <w:basedOn w:val="TableNormal"/>
     <w:uiPriority w:val="61"/>
     <w:rsid w:val="00CB0664"/>
     <w:pPr>
@@ -4828,9 +5364,9 @@
       </w:tcPr>
     </w:tblStylePr>
   </w:style>
-  <w:style w:type="table" w:styleId="Listaclara-nfasis3">
+  <w:style w:type="table" w:styleId="LightList-Accent3">
     <w:name w:val="Light List Accent 3"/>
-    <w:basedOn w:val="Tablanormal"/>
+    <w:basedOn w:val="TableNormal"/>
     <w:uiPriority w:val="61"/>
     <w:rsid w:val="00CB0664"/>
     <w:pPr>
@@ -4920,9 +5456,9 @@
       </w:tcPr>
     </w:tblStylePr>
   </w:style>
-  <w:style w:type="table" w:styleId="Listaclara-nfasis4">
+  <w:style w:type="table" w:styleId="LightList-Accent4">
     <w:name w:val="Light List Accent 4"/>
-    <w:basedOn w:val="Tablanormal"/>
+    <w:basedOn w:val="TableNormal"/>
     <w:uiPriority w:val="61"/>
     <w:rsid w:val="00CB0664"/>
     <w:pPr>
@@ -5012,9 +5548,9 @@
       </w:tcPr>
     </w:tblStylePr>
   </w:style>
-  <w:style w:type="table" w:styleId="Listaclara-nfasis5">
+  <w:style w:type="table" w:styleId="LightList-Accent5">
     <w:name w:val="Light List Accent 5"/>
-    <w:basedOn w:val="Tablanormal"/>
+    <w:basedOn w:val="TableNormal"/>
     <w:uiPriority w:val="61"/>
     <w:rsid w:val="00CB0664"/>
     <w:pPr>
@@ -5104,9 +5640,9 @@
       </w:tcPr>
     </w:tblStylePr>
   </w:style>
-  <w:style w:type="table" w:styleId="Listaclara-nfasis6">
+  <w:style w:type="table" w:styleId="LightList-Accent6">
     <w:name w:val="Light List Accent 6"/>
-    <w:basedOn w:val="Tablanormal"/>
+    <w:basedOn w:val="TableNormal"/>
     <w:uiPriority w:val="61"/>
     <w:rsid w:val="00CB0664"/>
     <w:pPr>
@@ -5196,9 +5732,9 @@
       </w:tcPr>
     </w:tblStylePr>
   </w:style>
-  <w:style w:type="table" w:styleId="Cuadrculaclara">
+  <w:style w:type="table" w:styleId="LightGrid">
     <w:name w:val="Light Grid"/>
-    <w:basedOn w:val="Tablanormal"/>
+    <w:basedOn w:val="TableNormal"/>
     <w:uiPriority w:val="62"/>
     <w:rsid w:val="00CB0664"/>
     <w:pPr>
@@ -5326,9 +5862,9 @@
       </w:tcPr>
     </w:tblStylePr>
   </w:style>
-  <w:style w:type="table" w:styleId="Cuadrculaclara-nfasis1">
+  <w:style w:type="table" w:styleId="LightGrid-Accent1">
     <w:name w:val="Light Grid Accent 1"/>
-    <w:basedOn w:val="Tablanormal"/>
+    <w:basedOn w:val="TableNormal"/>
     <w:uiPriority w:val="62"/>
     <w:rsid w:val="00CB0664"/>
     <w:pPr>
@@ -5456,9 +5992,9 @@
       </w:tcPr>
     </w:tblStylePr>
   </w:style>
-  <w:style w:type="table" w:styleId="Cuadrculaclara-nfasis2">
+  <w:style w:type="table" w:styleId="LightGrid-Accent2">
     <w:name w:val="Light Grid Accent 2"/>
-    <w:basedOn w:val="Tablanormal"/>
+    <w:basedOn w:val="TableNormal"/>
     <w:uiPriority w:val="62"/>
     <w:rsid w:val="00CB0664"/>
     <w:pPr>
@@ -5586,9 +6122,9 @@
       </w:tcPr>
     </w:tblStylePr>
   </w:style>
-  <w:style w:type="table" w:styleId="Cuadrculaclara-nfasis3">
+  <w:style w:type="table" w:styleId="LightGrid-Accent3">
     <w:name w:val="Light Grid Accent 3"/>
-    <w:basedOn w:val="Tablanormal"/>
+    <w:basedOn w:val="TableNormal"/>
     <w:uiPriority w:val="62"/>
     <w:rsid w:val="00CB0664"/>
     <w:pPr>
@@ -5716,9 +6252,9 @@
       </w:tcPr>
     </w:tblStylePr>
   </w:style>
-  <w:style w:type="table" w:styleId="Cuadrculaclara-nfasis4">
+  <w:style w:type="table" w:styleId="LightGrid-Accent4">
     <w:name w:val="Light Grid Accent 4"/>
-    <w:basedOn w:val="Tablanormal"/>
+    <w:basedOn w:val="TableNormal"/>
     <w:uiPriority w:val="62"/>
     <w:rsid w:val="00CB0664"/>
     <w:pPr>
@@ -5846,9 +6382,9 @@
       </w:tcPr>
     </w:tblStylePr>
   </w:style>
-  <w:style w:type="table" w:styleId="Cuadrculaclara-nfasis5">
+  <w:style w:type="table" w:styleId="LightGrid-Accent5">
     <w:name w:val="Light Grid Accent 5"/>
-    <w:basedOn w:val="Tablanormal"/>
+    <w:basedOn w:val="TableNormal"/>
     <w:uiPriority w:val="62"/>
     <w:rsid w:val="00CB0664"/>
     <w:pPr>
@@ -5976,9 +6512,9 @@
       </w:tcPr>
     </w:tblStylePr>
   </w:style>
-  <w:style w:type="table" w:styleId="Cuadrculaclara-nfasis6">
+  <w:style w:type="table" w:styleId="LightGrid-Accent6">
     <w:name w:val="Light Grid Accent 6"/>
-    <w:basedOn w:val="Tablanormal"/>
+    <w:basedOn w:val="TableNormal"/>
     <w:uiPriority w:val="62"/>
     <w:rsid w:val="00CB0664"/>
     <w:pPr>
@@ -6106,9 +6642,9 @@
       </w:tcPr>
     </w:tblStylePr>
   </w:style>
-  <w:style w:type="table" w:styleId="Sombreadomedio1">
+  <w:style w:type="table" w:styleId="MediumShading1">
     <w:name w:val="Medium Shading 1"/>
-    <w:basedOn w:val="Tablanormal"/>
+    <w:basedOn w:val="TableNormal"/>
     <w:uiPriority w:val="63"/>
     <w:rsid w:val="00CB0664"/>
     <w:pPr>
@@ -6212,9 +6748,9 @@
       </w:tcPr>
     </w:tblStylePr>
   </w:style>
-  <w:style w:type="table" w:styleId="Sombreadomedio1-nfasis1">
+  <w:style w:type="table" w:styleId="MediumShading1-Accent1">
     <w:name w:val="Medium Shading 1 Accent 1"/>
-    <w:basedOn w:val="Tablanormal"/>
+    <w:basedOn w:val="TableNormal"/>
     <w:uiPriority w:val="63"/>
     <w:rsid w:val="00CB0664"/>
     <w:pPr>
@@ -6318,9 +6854,9 @@
       </w:tcPr>
     </w:tblStylePr>
   </w:style>
-  <w:style w:type="table" w:styleId="Sombreadomedio1-nfasis2">
+  <w:style w:type="table" w:styleId="MediumShading1-Accent2">
     <w:name w:val="Medium Shading 1 Accent 2"/>
-    <w:basedOn w:val="Tablanormal"/>
+    <w:basedOn w:val="TableNormal"/>
     <w:uiPriority w:val="63"/>
     <w:rsid w:val="00CB0664"/>
     <w:pPr>
@@ -6424,9 +6960,9 @@
       </w:tcPr>
     </w:tblStylePr>
   </w:style>
-  <w:style w:type="table" w:styleId="Sombreadomedio1-nfasis3">
+  <w:style w:type="table" w:styleId="MediumShading1-Accent3">
     <w:name w:val="Medium Shading 1 Accent 3"/>
-    <w:basedOn w:val="Tablanormal"/>
+    <w:basedOn w:val="TableNormal"/>
     <w:uiPriority w:val="63"/>
     <w:rsid w:val="00CB0664"/>
     <w:pPr>
@@ -6530,9 +7066,9 @@
       </w:tcPr>
     </w:tblStylePr>
   </w:style>
-  <w:style w:type="table" w:styleId="Sombreadomedio1-nfasis4">
+  <w:style w:type="table" w:styleId="MediumShading1-Accent4">
     <w:name w:val="Medium Shading 1 Accent 4"/>
-    <w:basedOn w:val="Tablanormal"/>
+    <w:basedOn w:val="TableNormal"/>
     <w:uiPriority w:val="63"/>
     <w:rsid w:val="00CB0664"/>
     <w:pPr>
@@ -6636,9 +7172,9 @@
       </w:tcPr>
     </w:tblStylePr>
   </w:style>
-  <w:style w:type="table" w:styleId="Sombreadomedio1-nfasis5">
+  <w:style w:type="table" w:styleId="MediumShading1-Accent5">
     <w:name w:val="Medium Shading 1 Accent 5"/>
-    <w:basedOn w:val="Tablanormal"/>
+    <w:basedOn w:val="TableNormal"/>
     <w:uiPriority w:val="63"/>
     <w:rsid w:val="00CB0664"/>
     <w:pPr>
@@ -6742,9 +7278,9 @@
       </w:tcPr>
     </w:tblStylePr>
   </w:style>
-  <w:style w:type="table" w:styleId="Sombreadomedio1-nfasis6">
+  <w:style w:type="table" w:styleId="MediumShading1-Accent6">
     <w:name w:val="Medium Shading 1 Accent 6"/>
-    <w:basedOn w:val="Tablanormal"/>
+    <w:basedOn w:val="TableNormal"/>
     <w:uiPriority w:val="63"/>
     <w:rsid w:val="00CB0664"/>
     <w:pPr>
@@ -6848,9 +7384,9 @@
       </w:tcPr>
     </w:tblStylePr>
   </w:style>
-  <w:style w:type="table" w:styleId="Sombreadomedio2">
+  <w:style w:type="table" w:styleId="MediumShading2">
     <w:name w:val="Medium Shading 2"/>
-    <w:basedOn w:val="Tablanormal"/>
+    <w:basedOn w:val="TableNormal"/>
     <w:uiPriority w:val="64"/>
     <w:rsid w:val="00CB0664"/>
     <w:pPr>
@@ -6997,9 +7533,9 @@
       </w:tcPr>
     </w:tblStylePr>
   </w:style>
-  <w:style w:type="table" w:styleId="Sombreadomedio2-nfasis1">
+  <w:style w:type="table" w:styleId="MediumShading2-Accent1">
     <w:name w:val="Medium Shading 2 Accent 1"/>
-    <w:basedOn w:val="Tablanormal"/>
+    <w:basedOn w:val="TableNormal"/>
     <w:uiPriority w:val="64"/>
     <w:rsid w:val="00CB0664"/>
     <w:pPr>
@@ -7146,9 +7682,9 @@
       </w:tcPr>
     </w:tblStylePr>
   </w:style>
-  <w:style w:type="table" w:styleId="Sombreadomedio2-nfasis2">
+  <w:style w:type="table" w:styleId="MediumShading2-Accent2">
     <w:name w:val="Medium Shading 2 Accent 2"/>
-    <w:basedOn w:val="Tablanormal"/>
+    <w:basedOn w:val="TableNormal"/>
     <w:uiPriority w:val="64"/>
     <w:rsid w:val="00CB0664"/>
     <w:pPr>
@@ -7295,9 +7831,9 @@
       </w:tcPr>
     </w:tblStylePr>
   </w:style>
-  <w:style w:type="table" w:styleId="Sombreadomedio2-nfasis3">
+  <w:style w:type="table" w:styleId="MediumShading2-Accent3">
     <w:name w:val="Medium Shading 2 Accent 3"/>
-    <w:basedOn w:val="Tablanormal"/>
+    <w:basedOn w:val="TableNormal"/>
     <w:uiPriority w:val="64"/>
     <w:rsid w:val="00CB0664"/>
     <w:pPr>
@@ -7444,9 +7980,9 @@
       </w:tcPr>
     </w:tblStylePr>
   </w:style>
-  <w:style w:type="table" w:styleId="Sombreadomedio2-nfasis4">
+  <w:style w:type="table" w:styleId="MediumShading2-Accent4">
     <w:name w:val="Medium Shading 2 Accent 4"/>
-    <w:basedOn w:val="Tablanormal"/>
+    <w:basedOn w:val="TableNormal"/>
     <w:uiPriority w:val="64"/>
     <w:rsid w:val="00CB0664"/>
     <w:pPr>
@@ -7593,9 +8129,9 @@
       </w:tcPr>
     </w:tblStylePr>
   </w:style>
-  <w:style w:type="table" w:styleId="Sombreadomedio2-nfasis5">
+  <w:style w:type="table" w:styleId="MediumShading2-Accent5">
     <w:name w:val="Medium Shading 2 Accent 5"/>
-    <w:basedOn w:val="Tablanormal"/>
+    <w:basedOn w:val="TableNormal"/>
     <w:uiPriority w:val="64"/>
     <w:rsid w:val="00CB0664"/>
     <w:pPr>
@@ -7742,9 +8278,9 @@
       </w:tcPr>
     </w:tblStylePr>
   </w:style>
-  <w:style w:type="table" w:styleId="Sombreadomedio2-nfasis6">
+  <w:style w:type="table" w:styleId="MediumShading2-Accent6">
     <w:name w:val="Medium Shading 2 Accent 6"/>
-    <w:basedOn w:val="Tablanormal"/>
+    <w:basedOn w:val="TableNormal"/>
     <w:uiPriority w:val="64"/>
     <w:rsid w:val="00CB0664"/>
     <w:pPr>
@@ -7891,9 +8427,9 @@
       </w:tcPr>
     </w:tblStylePr>
   </w:style>
-  <w:style w:type="table" w:styleId="Listamedia1">
+  <w:style w:type="table" w:styleId="MediumList1">
     <w:name w:val="Medium List 1"/>
-    <w:basedOn w:val="Tablanormal"/>
+    <w:basedOn w:val="TableNormal"/>
     <w:uiPriority w:val="65"/>
     <w:rsid w:val="00CB0664"/>
     <w:pPr>
@@ -7975,9 +8511,9 @@
       </w:tcPr>
     </w:tblStylePr>
   </w:style>
-  <w:style w:type="table" w:styleId="Listamedia1-nfasis1">
+  <w:style w:type="table" w:styleId="MediumList1-Accent1">
     <w:name w:val="Medium List 1 Accent 1"/>
-    <w:basedOn w:val="Tablanormal"/>
+    <w:basedOn w:val="TableNormal"/>
     <w:uiPriority w:val="65"/>
     <w:rsid w:val="00CB0664"/>
     <w:pPr>
@@ -8059,9 +8595,9 @@
       </w:tcPr>
     </w:tblStylePr>
   </w:style>
-  <w:style w:type="table" w:styleId="Listamedia1-nfasis2">
+  <w:style w:type="table" w:styleId="MediumList1-Accent2">
     <w:name w:val="Medium List 1 Accent 2"/>
-    <w:basedOn w:val="Tablanormal"/>
+    <w:basedOn w:val="TableNormal"/>
     <w:uiPriority w:val="65"/>
     <w:rsid w:val="00CB0664"/>
     <w:pPr>
@@ -8143,9 +8679,9 @@
       </w:tcPr>
     </w:tblStylePr>
   </w:style>
-  <w:style w:type="table" w:styleId="Listamedia1-nfasis3">
+  <w:style w:type="table" w:styleId="MediumList1-Accent3">
     <w:name w:val="Medium List 1 Accent 3"/>
-    <w:basedOn w:val="Tablanormal"/>
+    <w:basedOn w:val="TableNormal"/>
     <w:uiPriority w:val="65"/>
     <w:rsid w:val="00CB0664"/>
     <w:pPr>
@@ -8227,9 +8763,9 @@
       </w:tcPr>
     </w:tblStylePr>
   </w:style>
-  <w:style w:type="table" w:styleId="Listamedia1-nfasis4">
+  <w:style w:type="table" w:styleId="MediumList1-Accent4">
     <w:name w:val="Medium List 1 Accent 4"/>
-    <w:basedOn w:val="Tablanormal"/>
+    <w:basedOn w:val="TableNormal"/>
     <w:uiPriority w:val="65"/>
     <w:rsid w:val="00CB0664"/>
     <w:pPr>
@@ -8311,9 +8847,9 @@
       </w:tcPr>
     </w:tblStylePr>
   </w:style>
-  <w:style w:type="table" w:styleId="Listamedia1-nfasis5">
+  <w:style w:type="table" w:styleId="MediumList1-Accent5">
     <w:name w:val="Medium List 1 Accent 5"/>
-    <w:basedOn w:val="Tablanormal"/>
+    <w:basedOn w:val="TableNormal"/>
     <w:uiPriority w:val="65"/>
     <w:rsid w:val="00CB0664"/>
     <w:pPr>
@@ -8395,9 +8931,9 @@
       </w:tcPr>
     </w:tblStylePr>
   </w:style>
-  <w:style w:type="table" w:styleId="Listamedia1-nfasis6">
+  <w:style w:type="table" w:styleId="MediumList1-Accent6">
     <w:name w:val="Medium List 1 Accent 6"/>
-    <w:basedOn w:val="Tablanormal"/>
+    <w:basedOn w:val="TableNormal"/>
     <w:uiPriority w:val="65"/>
     <w:rsid w:val="00CB0664"/>
     <w:pPr>
@@ -8479,9 +9015,9 @@
       </w:tcPr>
     </w:tblStylePr>
   </w:style>
-  <w:style w:type="table" w:styleId="Listamedia2">
+  <w:style w:type="table" w:styleId="MediumList2">
     <w:name w:val="Medium List 2"/>
-    <w:basedOn w:val="Tablanormal"/>
+    <w:basedOn w:val="TableNormal"/>
     <w:uiPriority w:val="66"/>
     <w:rsid w:val="00CB0664"/>
     <w:pPr>
@@ -8607,9 +9143,9 @@
       </w:tcPr>
     </w:tblStylePr>
   </w:style>
-  <w:style w:type="table" w:styleId="Listamedia2-nfasis1">
+  <w:style w:type="table" w:styleId="MediumList2-Accent1">
     <w:name w:val="Medium List 2 Accent 1"/>
-    <w:basedOn w:val="Tablanormal"/>
+    <w:basedOn w:val="TableNormal"/>
     <w:uiPriority w:val="66"/>
     <w:rsid w:val="00CB0664"/>
     <w:pPr>
@@ -8735,9 +9271,9 @@
       </w:tcPr>
     </w:tblStylePr>
   </w:style>
-  <w:style w:type="table" w:styleId="Listamedia2-nfasis2">
+  <w:style w:type="table" w:styleId="MediumList2-Accent2">
     <w:name w:val="Medium List 2 Accent 2"/>
-    <w:basedOn w:val="Tablanormal"/>
+    <w:basedOn w:val="TableNormal"/>
     <w:uiPriority w:val="66"/>
     <w:rsid w:val="00CB0664"/>
     <w:pPr>
@@ -8863,9 +9399,9 @@
       </w:tcPr>
     </w:tblStylePr>
   </w:style>
-  <w:style w:type="table" w:styleId="Listamedia2-nfasis3">
+  <w:style w:type="table" w:styleId="MediumList2-Accent3">
     <w:name w:val="Medium List 2 Accent 3"/>
-    <w:basedOn w:val="Tablanormal"/>
+    <w:basedOn w:val="TableNormal"/>
     <w:uiPriority w:val="66"/>
     <w:rsid w:val="00CB0664"/>
     <w:pPr>
@@ -8991,9 +9527,9 @@
       </w:tcPr>
     </w:tblStylePr>
   </w:style>
-  <w:style w:type="table" w:styleId="Listamedia2-nfasis4">
+  <w:style w:type="table" w:styleId="MediumList2-Accent4">
     <w:name w:val="Medium List 2 Accent 4"/>
-    <w:basedOn w:val="Tablanormal"/>
+    <w:basedOn w:val="TableNormal"/>
     <w:uiPriority w:val="66"/>
     <w:rsid w:val="00CB0664"/>
     <w:pPr>
@@ -9119,9 +9655,9 @@
       </w:tcPr>
     </w:tblStylePr>
   </w:style>
-  <w:style w:type="table" w:styleId="Listamedia2-nfasis5">
+  <w:style w:type="table" w:styleId="MediumList2-Accent5">
     <w:name w:val="Medium List 2 Accent 5"/>
-    <w:basedOn w:val="Tablanormal"/>
+    <w:basedOn w:val="TableNormal"/>
     <w:uiPriority w:val="66"/>
     <w:rsid w:val="00CB0664"/>
     <w:pPr>
@@ -9247,9 +9783,9 @@
       </w:tcPr>
     </w:tblStylePr>
   </w:style>
-  <w:style w:type="table" w:styleId="Listamedia2-nfasis6">
+  <w:style w:type="table" w:styleId="MediumList2-Accent6">
     <w:name w:val="Medium List 2 Accent 6"/>
-    <w:basedOn w:val="Tablanormal"/>
+    <w:basedOn w:val="TableNormal"/>
     <w:uiPriority w:val="66"/>
     <w:rsid w:val="00CB0664"/>
     <w:pPr>
@@ -9375,9 +9911,9 @@
       </w:tcPr>
     </w:tblStylePr>
   </w:style>
-  <w:style w:type="table" w:styleId="Cuadrculamedia1">
+  <w:style w:type="table" w:styleId="MediumGrid1">
     <w:name w:val="Medium Grid 1"/>
-    <w:basedOn w:val="Tablanormal"/>
+    <w:basedOn w:val="TableNormal"/>
     <w:uiPriority w:val="67"/>
     <w:rsid w:val="00CB0664"/>
     <w:pPr>
@@ -9448,9 +9984,9 @@
       </w:tcPr>
     </w:tblStylePr>
   </w:style>
-  <w:style w:type="table" w:styleId="Cuadrculamedia1-nfasis1">
+  <w:style w:type="table" w:styleId="MediumGrid1-Accent1">
     <w:name w:val="Medium Grid 1 Accent 1"/>
-    <w:basedOn w:val="Tablanormal"/>
+    <w:basedOn w:val="TableNormal"/>
     <w:uiPriority w:val="67"/>
     <w:rsid w:val="00CB0664"/>
     <w:pPr>
@@ -9521,9 +10057,9 @@
       </w:tcPr>
     </w:tblStylePr>
   </w:style>
-  <w:style w:type="table" w:styleId="Cuadrculamedia1-nfasis2">
+  <w:style w:type="table" w:styleId="MediumGrid1-Accent2">
     <w:name w:val="Medium Grid 1 Accent 2"/>
-    <w:basedOn w:val="Tablanormal"/>
+    <w:basedOn w:val="TableNormal"/>
     <w:uiPriority w:val="67"/>
     <w:rsid w:val="00CB0664"/>
     <w:pPr>
@@ -9594,9 +10130,9 @@
       </w:tcPr>
     </w:tblStylePr>
   </w:style>
-  <w:style w:type="table" w:styleId="Cuadrculamedia1-nfasis3">
+  <w:style w:type="table" w:styleId="MediumGrid1-Accent3">
     <w:name w:val="Medium Grid 1 Accent 3"/>
-    <w:basedOn w:val="Tablanormal"/>
+    <w:basedOn w:val="TableNormal"/>
     <w:uiPriority w:val="67"/>
     <w:rsid w:val="00CB0664"/>
     <w:pPr>
@@ -9667,9 +10203,9 @@
       </w:tcPr>
     </w:tblStylePr>
   </w:style>
-  <w:style w:type="table" w:styleId="Cuadrculamedia1-nfasis4">
+  <w:style w:type="table" w:styleId="MediumGrid1-Accent4">
     <w:name w:val="Medium Grid 1 Accent 4"/>
-    <w:basedOn w:val="Tablanormal"/>
+    <w:basedOn w:val="TableNormal"/>
     <w:uiPriority w:val="67"/>
     <w:rsid w:val="00CB0664"/>
     <w:pPr>
@@ -9740,9 +10276,9 @@
       </w:tcPr>
     </w:tblStylePr>
   </w:style>
-  <w:style w:type="table" w:styleId="Cuadrculamedia1-nfasis5">
+  <w:style w:type="table" w:styleId="MediumGrid1-Accent5">
     <w:name w:val="Medium Grid 1 Accent 5"/>
-    <w:basedOn w:val="Tablanormal"/>
+    <w:basedOn w:val="TableNormal"/>
     <w:uiPriority w:val="67"/>
     <w:rsid w:val="00CB0664"/>
     <w:pPr>
@@ -9813,9 +10349,9 @@
       </w:tcPr>
     </w:tblStylePr>
   </w:style>
-  <w:style w:type="table" w:styleId="Cuadrculamedia1-nfasis6">
+  <w:style w:type="table" w:styleId="MediumGrid1-Accent6">
     <w:name w:val="Medium Grid 1 Accent 6"/>
-    <w:basedOn w:val="Tablanormal"/>
+    <w:basedOn w:val="TableNormal"/>
     <w:uiPriority w:val="67"/>
     <w:rsid w:val="00CB0664"/>
     <w:pPr>
@@ -9886,9 +10422,9 @@
       </w:tcPr>
     </w:tblStylePr>
   </w:style>
-  <w:style w:type="table" w:styleId="Cuadrculamedia2">
+  <w:style w:type="table" w:styleId="MediumGrid2">
     <w:name w:val="Medium Grid 2"/>
-    <w:basedOn w:val="Tablanormal"/>
+    <w:basedOn w:val="TableNormal"/>
     <w:uiPriority w:val="68"/>
     <w:rsid w:val="00CB0664"/>
     <w:pPr>
@@ -10011,9 +10547,9 @@
       </w:tcPr>
     </w:tblStylePr>
   </w:style>
-  <w:style w:type="table" w:styleId="Cuadrculamedia2-nfasis1">
+  <w:style w:type="table" w:styleId="MediumGrid2-Accent1">
     <w:name w:val="Medium Grid 2 Accent 1"/>
-    <w:basedOn w:val="Tablanormal"/>
+    <w:basedOn w:val="TableNormal"/>
     <w:uiPriority w:val="68"/>
     <w:rsid w:val="00CB0664"/>
     <w:pPr>
@@ -10136,9 +10672,9 @@
       </w:tcPr>
     </w:tblStylePr>
   </w:style>
-  <w:style w:type="table" w:styleId="Cuadrculamedia2-nfasis2">
+  <w:style w:type="table" w:styleId="MediumGrid2-Accent2">
     <w:name w:val="Medium Grid 2 Accent 2"/>
-    <w:basedOn w:val="Tablanormal"/>
+    <w:basedOn w:val="TableNormal"/>
     <w:uiPriority w:val="68"/>
     <w:rsid w:val="00CB0664"/>
     <w:pPr>
@@ -10261,9 +10797,9 @@
       </w:tcPr>
     </w:tblStylePr>
   </w:style>
-  <w:style w:type="table" w:styleId="Cuadrculamedia2-nfasis3">
+  <w:style w:type="table" w:styleId="MediumGrid2-Accent3">
     <w:name w:val="Medium Grid 2 Accent 3"/>
-    <w:basedOn w:val="Tablanormal"/>
+    <w:basedOn w:val="TableNormal"/>
     <w:uiPriority w:val="68"/>
     <w:rsid w:val="00CB0664"/>
     <w:pPr>
@@ -10386,9 +10922,9 @@
       </w:tcPr>
     </w:tblStylePr>
   </w:style>
-  <w:style w:type="table" w:styleId="Cuadrculamedia2-nfasis4">
+  <w:style w:type="table" w:styleId="MediumGrid2-Accent4">
     <w:name w:val="Medium Grid 2 Accent 4"/>
-    <w:basedOn w:val="Tablanormal"/>
+    <w:basedOn w:val="TableNormal"/>
     <w:uiPriority w:val="68"/>
     <w:rsid w:val="00CB0664"/>
     <w:pPr>
@@ -10511,9 +11047,9 @@
       </w:tcPr>
     </w:tblStylePr>
   </w:style>
-  <w:style w:type="table" w:styleId="Cuadrculamedia2-nfasis5">
+  <w:style w:type="table" w:styleId="MediumGrid2-Accent5">
     <w:name w:val="Medium Grid 2 Accent 5"/>
-    <w:basedOn w:val="Tablanormal"/>
+    <w:basedOn w:val="TableNormal"/>
     <w:uiPriority w:val="68"/>
     <w:rsid w:val="00CB0664"/>
     <w:pPr>
@@ -10636,9 +11172,9 @@
       </w:tcPr>
     </w:tblStylePr>
   </w:style>
-  <w:style w:type="table" w:styleId="Cuadrculamedia2-nfasis6">
+  <w:style w:type="table" w:styleId="MediumGrid2-Accent6">
     <w:name w:val="Medium Grid 2 Accent 6"/>
-    <w:basedOn w:val="Tablanormal"/>
+    <w:basedOn w:val="TableNormal"/>
     <w:uiPriority w:val="68"/>
     <w:rsid w:val="00CB0664"/>
     <w:pPr>
@@ -10761,9 +11297,9 @@
       </w:tcPr>
     </w:tblStylePr>
   </w:style>
-  <w:style w:type="table" w:styleId="Cuadrculamedia3">
+  <w:style w:type="table" w:styleId="MediumGrid3">
     <w:name w:val="Medium Grid 3"/>
-    <w:basedOn w:val="Tablanormal"/>
+    <w:basedOn w:val="TableNormal"/>
     <w:uiPriority w:val="69"/>
     <w:rsid w:val="00CB0664"/>
     <w:pPr>
@@ -10902,9 +11438,9 @@
       </w:tcPr>
     </w:tblStylePr>
   </w:style>
-  <w:style w:type="table" w:styleId="Cuadrculamedia3-nfasis1">
+  <w:style w:type="table" w:styleId="MediumGrid3-Accent1">
     <w:name w:val="Medium Grid 3 Accent 1"/>
-    <w:basedOn w:val="Tablanormal"/>
+    <w:basedOn w:val="TableNormal"/>
     <w:uiPriority w:val="69"/>
     <w:rsid w:val="00CB0664"/>
     <w:pPr>
@@ -11043,9 +11579,9 @@
       </w:tcPr>
     </w:tblStylePr>
   </w:style>
-  <w:style w:type="table" w:styleId="Cuadrculamedia3-nfasis2">
+  <w:style w:type="table" w:styleId="MediumGrid3-Accent2">
     <w:name w:val="Medium Grid 3 Accent 2"/>
-    <w:basedOn w:val="Tablanormal"/>
+    <w:basedOn w:val="TableNormal"/>
     <w:uiPriority w:val="69"/>
     <w:rsid w:val="00CB0664"/>
     <w:pPr>
@@ -11184,9 +11720,9 @@
       </w:tcPr>
     </w:tblStylePr>
   </w:style>
-  <w:style w:type="table" w:styleId="Cuadrculamedia3-nfasis3">
+  <w:style w:type="table" w:styleId="MediumGrid3-Accent3">
     <w:name w:val="Medium Grid 3 Accent 3"/>
-    <w:basedOn w:val="Tablanormal"/>
+    <w:basedOn w:val="TableNormal"/>
     <w:uiPriority w:val="69"/>
     <w:rsid w:val="00CB0664"/>
     <w:pPr>
@@ -11325,9 +11861,9 @@
       </w:tcPr>
     </w:tblStylePr>
   </w:style>
-  <w:style w:type="table" w:styleId="Cuadrculamedia3-nfasis4">
+  <w:style w:type="table" w:styleId="MediumGrid3-Accent4">
     <w:name w:val="Medium Grid 3 Accent 4"/>
-    <w:basedOn w:val="Tablanormal"/>
+    <w:basedOn w:val="TableNormal"/>
     <w:uiPriority w:val="69"/>
     <w:rsid w:val="00CB0664"/>
     <w:pPr>
@@ -11466,9 +12002,9 @@
       </w:tcPr>
     </w:tblStylePr>
   </w:style>
-  <w:style w:type="table" w:styleId="Cuadrculamedia3-nfasis5">
+  <w:style w:type="table" w:styleId="MediumGrid3-Accent5">
     <w:name w:val="Medium Grid 3 Accent 5"/>
-    <w:basedOn w:val="Tablanormal"/>
+    <w:basedOn w:val="TableNormal"/>
     <w:uiPriority w:val="69"/>
     <w:rsid w:val="00CB0664"/>
     <w:pPr>
@@ -11607,9 +12143,9 @@
       </w:tcPr>
     </w:tblStylePr>
   </w:style>
-  <w:style w:type="table" w:styleId="Cuadrculamedia3-nfasis6">
+  <w:style w:type="table" w:styleId="MediumGrid3-Accent6">
     <w:name w:val="Medium Grid 3 Accent 6"/>
-    <w:basedOn w:val="Tablanormal"/>
+    <w:basedOn w:val="TableNormal"/>
     <w:uiPriority w:val="69"/>
     <w:rsid w:val="00CB0664"/>
     <w:pPr>
@@ -11748,9 +12284,9 @@
       </w:tcPr>
     </w:tblStylePr>
   </w:style>
-  <w:style w:type="table" w:styleId="Listaoscura">
+  <w:style w:type="table" w:styleId="DarkList">
     <w:name w:val="Dark List"/>
-    <w:basedOn w:val="Tablanormal"/>
+    <w:basedOn w:val="TableNormal"/>
     <w:uiPriority w:val="70"/>
     <w:rsid w:val="00CB0664"/>
     <w:pPr>
@@ -11862,9 +12398,9 @@
       </w:tcPr>
     </w:tblStylePr>
   </w:style>
-  <w:style w:type="table" w:styleId="Listaoscura-nfasis1">
+  <w:style w:type="table" w:styleId="DarkList-Accent1">
     <w:name w:val="Dark List Accent 1"/>
-    <w:basedOn w:val="Tablanormal"/>
+    <w:basedOn w:val="TableNormal"/>
     <w:uiPriority w:val="70"/>
     <w:rsid w:val="00CB0664"/>
     <w:pPr>
@@ -11976,9 +12512,9 @@
       </w:tcPr>
     </w:tblStylePr>
   </w:style>
-  <w:style w:type="table" w:styleId="Listaoscura-nfasis2">
+  <w:style w:type="table" w:styleId="DarkList-Accent2">
     <w:name w:val="Dark List Accent 2"/>
-    <w:basedOn w:val="Tablanormal"/>
+    <w:basedOn w:val="TableNormal"/>
     <w:uiPriority w:val="70"/>
     <w:rsid w:val="00CB0664"/>
     <w:pPr>
@@ -12090,9 +12626,9 @@
       </w:tcPr>
     </w:tblStylePr>
   </w:style>
-  <w:style w:type="table" w:styleId="Listaoscura-nfasis3">
+  <w:style w:type="table" w:styleId="DarkList-Accent3">
     <w:name w:val="Dark List Accent 3"/>
-    <w:basedOn w:val="Tablanormal"/>
+    <w:basedOn w:val="TableNormal"/>
     <w:uiPriority w:val="70"/>
     <w:rsid w:val="00CB0664"/>
     <w:pPr>
@@ -12204,9 +12740,9 @@
       </w:tcPr>
     </w:tblStylePr>
   </w:style>
-  <w:style w:type="table" w:styleId="Listaoscura-nfasis4">
+  <w:style w:type="table" w:styleId="DarkList-Accent4">
     <w:name w:val="Dark List Accent 4"/>
-    <w:basedOn w:val="Tablanormal"/>
+    <w:basedOn w:val="TableNormal"/>
     <w:uiPriority w:val="70"/>
     <w:rsid w:val="00CB0664"/>
     <w:pPr>
@@ -12318,9 +12854,9 @@
       </w:tcPr>
     </w:tblStylePr>
   </w:style>
-  <w:style w:type="table" w:styleId="Listaoscura-nfasis5">
+  <w:style w:type="table" w:styleId="DarkList-Accent5">
     <w:name w:val="Dark List Accent 5"/>
-    <w:basedOn w:val="Tablanormal"/>
+    <w:basedOn w:val="TableNormal"/>
     <w:uiPriority w:val="70"/>
     <w:rsid w:val="00CB0664"/>
     <w:pPr>
@@ -12432,9 +12968,9 @@
       </w:tcPr>
     </w:tblStylePr>
   </w:style>
-  <w:style w:type="table" w:styleId="Listaoscura-nfasis6">
+  <w:style w:type="table" w:styleId="DarkList-Accent6">
     <w:name w:val="Dark List Accent 6"/>
-    <w:basedOn w:val="Tablanormal"/>
+    <w:basedOn w:val="TableNormal"/>
     <w:uiPriority w:val="70"/>
     <w:rsid w:val="00CB0664"/>
     <w:pPr>
@@ -12546,9 +13082,9 @@
       </w:tcPr>
     </w:tblStylePr>
   </w:style>
-  <w:style w:type="table" w:styleId="Sombreadovistoso">
+  <w:style w:type="table" w:styleId="ColorfulShading">
     <w:name w:val="Colorful Shading"/>
-    <w:basedOn w:val="Tablanormal"/>
+    <w:basedOn w:val="TableNormal"/>
     <w:uiPriority w:val="71"/>
     <w:rsid w:val="00CB0664"/>
     <w:pPr>
@@ -12668,9 +13204,9 @@
       </w:rPr>
     </w:tblStylePr>
   </w:style>
-  <w:style w:type="table" w:styleId="Sombreadovistoso-nfasis1">
+  <w:style w:type="table" w:styleId="ColorfulShading-Accent1">
     <w:name w:val="Colorful Shading Accent 1"/>
-    <w:basedOn w:val="Tablanormal"/>
+    <w:basedOn w:val="TableNormal"/>
     <w:uiPriority w:val="71"/>
     <w:rsid w:val="00CB0664"/>
     <w:pPr>
@@ -12790,9 +13326,9 @@
       </w:rPr>
     </w:tblStylePr>
   </w:style>
-  <w:style w:type="table" w:styleId="Sombreadovistoso-nfasis2">
+  <w:style w:type="table" w:styleId="ColorfulShading-Accent2">
     <w:name w:val="Colorful Shading Accent 2"/>
-    <w:basedOn w:val="Tablanormal"/>
+    <w:basedOn w:val="TableNormal"/>
     <w:uiPriority w:val="71"/>
     <w:rsid w:val="00CB0664"/>
     <w:pPr>
@@ -12912,9 +13448,9 @@
       </w:rPr>
     </w:tblStylePr>
   </w:style>
-  <w:style w:type="table" w:styleId="Sombreadovistoso-nfasis3">
+  <w:style w:type="table" w:styleId="ColorfulShading-Accent3">
     <w:name w:val="Colorful Shading Accent 3"/>
-    <w:basedOn w:val="Tablanormal"/>
+    <w:basedOn w:val="TableNormal"/>
     <w:uiPriority w:val="71"/>
     <w:rsid w:val="00CB0664"/>
     <w:pPr>
@@ -13024,9 +13560,9 @@
       </w:tcPr>
     </w:tblStylePr>
   </w:style>
-  <w:style w:type="table" w:styleId="Sombreadovistoso-nfasis4">
+  <w:style w:type="table" w:styleId="ColorfulShading-Accent4">
     <w:name w:val="Colorful Shading Accent 4"/>
-    <w:basedOn w:val="Tablanormal"/>
+    <w:basedOn w:val="TableNormal"/>
     <w:uiPriority w:val="71"/>
     <w:rsid w:val="00CB0664"/>
     <w:pPr>
@@ -13146,9 +13682,9 @@
       </w:rPr>
     </w:tblStylePr>
   </w:style>
-  <w:style w:type="table" w:styleId="Sombreadovistoso-nfasis5">
+  <w:style w:type="table" w:styleId="ColorfulShading-Accent5">
     <w:name w:val="Colorful Shading Accent 5"/>
-    <w:basedOn w:val="Tablanormal"/>
+    <w:basedOn w:val="TableNormal"/>
     <w:uiPriority w:val="71"/>
     <w:rsid w:val="00CB0664"/>
     <w:pPr>
@@ -13268,9 +13804,9 @@
       </w:rPr>
     </w:tblStylePr>
   </w:style>
-  <w:style w:type="table" w:styleId="Sombreadovistoso-nfasis6">
+  <w:style w:type="table" w:styleId="ColorfulShading-Accent6">
     <w:name w:val="Colorful Shading Accent 6"/>
-    <w:basedOn w:val="Tablanormal"/>
+    <w:basedOn w:val="TableNormal"/>
     <w:uiPriority w:val="71"/>
     <w:rsid w:val="00CB0664"/>
     <w:pPr>
@@ -13390,9 +13926,9 @@
       </w:rPr>
     </w:tblStylePr>
   </w:style>
-  <w:style w:type="table" w:styleId="Listavistosa">
+  <w:style w:type="table" w:styleId="ColorfulList">
     <w:name w:val="Colorful List"/>
-    <w:basedOn w:val="Tablanormal"/>
+    <w:basedOn w:val="TableNormal"/>
     <w:uiPriority w:val="72"/>
     <w:rsid w:val="00CB0664"/>
     <w:pPr>
@@ -13476,9 +14012,9 @@
       </w:tcPr>
     </w:tblStylePr>
   </w:style>
-  <w:style w:type="table" w:styleId="Listavistosa-nfasis1">
+  <w:style w:type="table" w:styleId="ColorfulList-Accent1">
     <w:name w:val="Colorful List Accent 1"/>
-    <w:basedOn w:val="Tablanormal"/>
+    <w:basedOn w:val="TableNormal"/>
     <w:uiPriority w:val="72"/>
     <w:rsid w:val="00CB0664"/>
     <w:pPr>
@@ -13562,9 +14098,9 @@
       </w:tcPr>
     </w:tblStylePr>
   </w:style>
-  <w:style w:type="table" w:styleId="Listavistosa-nfasis2">
+  <w:style w:type="table" w:styleId="ColorfulList-Accent2">
     <w:name w:val="Colorful List Accent 2"/>
-    <w:basedOn w:val="Tablanormal"/>
+    <w:basedOn w:val="TableNormal"/>
     <w:uiPriority w:val="72"/>
     <w:rsid w:val="00CB0664"/>
     <w:pPr>
@@ -13648,9 +14184,9 @@
       </w:tcPr>
     </w:tblStylePr>
   </w:style>
-  <w:style w:type="table" w:styleId="Listavistosa-nfasis3">
+  <w:style w:type="table" w:styleId="ColorfulList-Accent3">
     <w:name w:val="Colorful List Accent 3"/>
-    <w:basedOn w:val="Tablanormal"/>
+    <w:basedOn w:val="TableNormal"/>
     <w:uiPriority w:val="72"/>
     <w:rsid w:val="00CB0664"/>
     <w:pPr>
@@ -13734,9 +14270,9 @@
       </w:tcPr>
     </w:tblStylePr>
   </w:style>
-  <w:style w:type="table" w:styleId="Listavistosa-nfasis4">
+  <w:style w:type="table" w:styleId="ColorfulList-Accent4">
     <w:name w:val="Colorful List Accent 4"/>
-    <w:basedOn w:val="Tablanormal"/>
+    <w:basedOn w:val="TableNormal"/>
     <w:uiPriority w:val="72"/>
     <w:rsid w:val="00CB0664"/>
     <w:pPr>
@@ -13820,9 +14356,9 @@
       </w:tcPr>
     </w:tblStylePr>
   </w:style>
-  <w:style w:type="table" w:styleId="Listavistosa-nfasis5">
+  <w:style w:type="table" w:styleId="ColorfulList-Accent5">
     <w:name w:val="Colorful List Accent 5"/>
-    <w:basedOn w:val="Tablanormal"/>
+    <w:basedOn w:val="TableNormal"/>
     <w:uiPriority w:val="72"/>
     <w:rsid w:val="00CB0664"/>
     <w:pPr>
@@ -13906,9 +14442,9 @@
       </w:tcPr>
     </w:tblStylePr>
   </w:style>
-  <w:style w:type="table" w:styleId="Listavistosa-nfasis6">
+  <w:style w:type="table" w:styleId="ColorfulList-Accent6">
     <w:name w:val="Colorful List Accent 6"/>
-    <w:basedOn w:val="Tablanormal"/>
+    <w:basedOn w:val="TableNormal"/>
     <w:uiPriority w:val="72"/>
     <w:rsid w:val="00CB0664"/>
     <w:pPr>
@@ -13992,9 +14528,9 @@
       </w:tcPr>
     </w:tblStylePr>
   </w:style>
-  <w:style w:type="table" w:styleId="Cuadrculavistosa">
+  <w:style w:type="table" w:styleId="ColorfulGrid">
     <w:name w:val="Colorful Grid"/>
-    <w:basedOn w:val="Tablanormal"/>
+    <w:basedOn w:val="TableNormal"/>
     <w:uiPriority w:val="73"/>
     <w:rsid w:val="00CB0664"/>
     <w:pPr>
@@ -14072,9 +14608,9 @@
       </w:tcPr>
     </w:tblStylePr>
   </w:style>
-  <w:style w:type="table" w:styleId="Cuadrculavistosa-nfasis1">
+  <w:style w:type="table" w:styleId="ColorfulGrid-Accent1">
     <w:name w:val="Colorful Grid Accent 1"/>
-    <w:basedOn w:val="Tablanormal"/>
+    <w:basedOn w:val="TableNormal"/>
     <w:uiPriority w:val="73"/>
     <w:rsid w:val="00CB0664"/>
     <w:pPr>
@@ -14152,9 +14688,9 @@
       </w:tcPr>
     </w:tblStylePr>
   </w:style>
-  <w:style w:type="table" w:styleId="Cuadrculavistosa-nfasis2">
+  <w:style w:type="table" w:styleId="ColorfulGrid-Accent2">
     <w:name w:val="Colorful Grid Accent 2"/>
-    <w:basedOn w:val="Tablanormal"/>
+    <w:basedOn w:val="TableNormal"/>
     <w:uiPriority w:val="73"/>
     <w:rsid w:val="00CB0664"/>
     <w:pPr>
@@ -14232,9 +14768,9 @@
       </w:tcPr>
     </w:tblStylePr>
   </w:style>
-  <w:style w:type="table" w:styleId="Cuadrculavistosa-nfasis3">
+  <w:style w:type="table" w:styleId="ColorfulGrid-Accent3">
     <w:name w:val="Colorful Grid Accent 3"/>
-    <w:basedOn w:val="Tablanormal"/>
+    <w:basedOn w:val="TableNormal"/>
     <w:uiPriority w:val="73"/>
     <w:rsid w:val="00CB0664"/>
     <w:pPr>
@@ -14312,9 +14848,9 @@
       </w:tcPr>
     </w:tblStylePr>
   </w:style>
-  <w:style w:type="table" w:styleId="Cuadrculavistosa-nfasis4">
+  <w:style w:type="table" w:styleId="ColorfulGrid-Accent4">
     <w:name w:val="Colorful Grid Accent 4"/>
-    <w:basedOn w:val="Tablanormal"/>
+    <w:basedOn w:val="TableNormal"/>
     <w:uiPriority w:val="73"/>
     <w:rsid w:val="00CB0664"/>
     <w:pPr>
@@ -14392,9 +14928,9 @@
       </w:tcPr>
     </w:tblStylePr>
   </w:style>
-  <w:style w:type="table" w:styleId="Cuadrculavistosa-nfasis5">
+  <w:style w:type="table" w:styleId="ColorfulGrid-Accent5">
     <w:name w:val="Colorful Grid Accent 5"/>
-    <w:basedOn w:val="Tablanormal"/>
+    <w:basedOn w:val="TableNormal"/>
     <w:uiPriority w:val="73"/>
     <w:rsid w:val="00CB0664"/>
     <w:pPr>
@@ -14472,9 +15008,9 @@
       </w:tcPr>
     </w:tblStylePr>
   </w:style>
-  <w:style w:type="table" w:styleId="Cuadrculavistosa-nfasis6">
+  <w:style w:type="table" w:styleId="ColorfulGrid-Accent6">
     <w:name w:val="Colorful Grid Accent 6"/>
-    <w:basedOn w:val="Tablanormal"/>
+    <w:basedOn w:val="TableNormal"/>
     <w:uiPriority w:val="73"/>
     <w:rsid w:val="00CB0664"/>
     <w:pPr>
